--- a/Stjernekort/testdata/dvr/09. Bilag 03A_Kravspecifikation.docx
+++ b/Stjernekort/testdata/dvr/09. Bilag 03A_Kravspecifikation.docx
@@ -130,7 +130,7 @@
                 <v:stroke joinstyle="miter"/>
                 <v:path gradientshapeok="t" o:connecttype="rect"/>
               </v:shapetype>
-              <v:shape id="Text Box 8" o:spid="_x0000_s1026" type="#_x0000_t202" style="position:absolute;margin-left:-28.65pt;margin-top:71.25pt;width:482.15pt;height:204.75pt;z-index:251658240;visibility:visible;mso-wrap-style:square;mso-width-percent:0;mso-height-percent:0;mso-wrap-distance-left:9pt;mso-wrap-distance-top:0;mso-wrap-distance-right:9pt;mso-wrap-distance-bottom:0;mso-position-horizontal:absolute;mso-position-horizontal-relative:margin;mso-position-vertical:absolute;mso-position-vertical-relative:page;mso-width-percent:0;mso-height-percent:0;mso-width-relative:margin;mso-height-relative:margin;v-text-anchor:top" o:gfxdata="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" stroked="f" strokeweight=".5pt">
+              <v:shape id="Text Box 8" o:spid="_x0000_s1026" type="#_x0000_t202" style="position:absolute;margin-left:-28.65pt;margin-top:71.25pt;width:482.15pt;height:204.75pt;z-index:251658240;visibility:visible;mso-wrap-style:square;mso-width-percent:0;mso-height-percent:0;mso-wrap-distance-left:9pt;mso-wrap-distance-top:0;mso-wrap-distance-right:9pt;mso-wrap-distance-bottom:0;mso-position-horizontal:absolute;mso-position-horizontal-relative:margin;mso-position-vertical:absolute;mso-position-vertical-relative:page;mso-width-percent:0;mso-height-percent:0;mso-width-relative:margin;mso-height-relative:margin;v-text-anchor:top" o:gfxdata="UEsDBBQABgAIAAAAIQC2gziS/gAAAOEBAAATAAAAW0NvbnRlbnRfVHlwZXNdLnhtbJSRQU7DMBBF 90jcwfIWJU67QAgl6YK0S0CoHGBkTxKLZGx5TGhvj5O2G0SRWNoz/78nu9wcxkFMGNg6quQqL6RA 0s5Y6ir5vt9lD1JwBDIwOMJKHpHlpr69KfdHjyxSmriSfYz+USnWPY7AufNIadK6MEJMx9ApD/oD OlTrorhX2lFEilmcO2RdNtjC5xDF9pCuTyYBB5bi6bQ4syoJ3g9WQ0ymaiLzg5KdCXlKLjvcW893 SUOqXwnz5DrgnHtJTxOsQfEKIT7DmDSUCaxw7Rqn8787ZsmRM9e2VmPeBN4uqYvTtW7jvijg9N/y JsXecLq0q+WD6m8AAAD//wMAUEsDBBQABgAIAAAAIQA4/SH/1gAAAJQBAAALAAAAX3JlbHMvLnJl bHOkkMFqwzAMhu+DvYPRfXGawxijTi+j0GvpHsDYimMaW0Yy2fr2M4PBMnrbUb/Q94l/f/hMi1qR JVI2sOt6UJgd+ZiDgffL8ekFlFSbvV0oo4EbChzGx4f9GRdb25HMsYhqlCwG5lrLq9biZkxWOiqY 22YiTra2kYMu1l1tQD30/bPm3wwYN0x18gb45AdQl1tp5j/sFB2T0FQ7R0nTNEV3j6o9feQzro1i OWA14Fm+Q8a1a8+Bvu/d/dMb2JY5uiPbhG/ktn4cqGU/er3pcvwCAAD//wMAUEsDBBQABgAIAAAA IQBEhnxnbwIAAFcFAAAOAAAAZHJzL2Uyb0RvYy54bWysVEtv2zAMvg/YfxB0X50HGgxBnSJrkWFA 0RZLh54VWUqEyaJGKbGzXz9KtpOu26XDclBo8ePrI6mr67a27KAwGHAlH1+MOFNOQmXctuTfnlYf PnIWonCVsOBUyY8q8OvF+3dXjZ+rCezAVgoZOXFh3viS72L086IIcqdqES7AK0dKDViLSJ+4LSoU DXmvbTEZjWZFA1h5BKlCoNvbTskX2b/WSsYHrYOKzJaccov5xHxu0lksrsR8i8LvjOzTEP+QRS2M o6AnV7ciCrZH84er2kiEADpeSKgL0NpIlWugasajV9Wsd8KrXAuRE/yJpvD/3Mr7w9o/IovtJ2ip gYmQxod5oMtUT6uxTv+UKSM9UXg80abayCRdzsaT6WxEKkm6CUnTyWXyU5zNPYb4WUHNklBypL5k usThLsQOOkBStADWVCtjbf7A7ebGIjsI6uEq/3rvv8GsYw3lMr0cZc8Okn3n2rrkR+Vx6OOda8xS PFqVMNZ9VZqZKpeag6dBVKfwQkrlYmaJqsvohNIU6i2GPf6c1VuMuzrIIkcGF0/GtXGAufq8P+e0 q+9DyrrDU3Ne1J3E2G7avvcbqI40EgjdtgQvV4badidCfBRI60GtppWPD3RoC8Q69BJnO8Cff7tP eJpa0nLW0LqVPPzYC1Sc2S+O5jnt5iDgIGwGwe3rG6Duj+kx8TKLZIDRDqJGqJ/pJVimKKQSTlKs ksdBvInd0tNLItVymUG0gV7EO7f2MrlOdKYhfGqfBfp+UiMN+T0Miyjmrwa2wyZLB8t9BG3yNCdC OxZ7oml78z70L016Hl5+Z9T5PVz8AgAA//8DAFBLAwQUAAYACAAAACEAhPDRUd4AAAALAQAADwAA AGRycy9kb3ducmV2LnhtbEyPQU7DMBBF90jcwRokdq1NIARCnAoBPQApC5ZuPE1C43Eau21ye4YV XY7+05/3i9XkenHCMXSeNNwtFQik2tuOGg1fm/XiCUSIhqzpPaGGGQOsyuurwuTWn+kTT1VsBJdQ yI2GNsYhlzLULToTln5A4mznR2cin2Mj7WjOXO56mSj1KJ3piD+0ZsC3Fut9dXQabJYc6riv5upn vaPD/LFphu93rW9vptcXEBGn+A/Dnz6rQ8lOW38kG0SvYZFm94xy8JCkIJh4Vhmv22pI00SBLAt5 uaH8BQAA//8DAFBLAQItABQABgAIAAAAIQC2gziS/gAAAOEBAAATAAAAAAAAAAAAAAAAAAAAAABb Q29udGVudF9UeXBlc10ueG1sUEsBAi0AFAAGAAgAAAAhADj9If/WAAAAlAEAAAsAAAAAAAAAAAAA AAAALwEAAF9yZWxzLy5yZWxzUEsBAi0AFAAGAAgAAAAhAESGfGdvAgAAVwUAAA4AAAAAAAAAAAAA AAAALgIAAGRycy9lMm9Eb2MueG1sUEsBAi0AFAAGAAgAAAAhAITw0VHeAAAACwEAAA8AAAAAAAAA AAAAAAAAyQQAAGRycy9kb3ducmV2LnhtbFBLBQYAAAAABAAEAPMAAADUBQAAAAA= " stroked="f" strokeweight=".5pt">
                 <v:textbox inset="0,0,0,0">
                   <w:txbxContent>
                     <w:tbl>
@@ -678,7 +678,7 @@
           </mc:Choice>
           <mc:Fallback>
             <w:pict>
-              <v:shape w14:anchorId="2F98E4F3" id="Text Box 10" o:spid="_x0000_s1027" type="#_x0000_t202" style="position:absolute;margin-left:-28.35pt;margin-top:70.9pt;width:482.15pt;height:687.7pt;z-index:251658241;visibility:hidden;mso-wrap-style:square;mso-width-percent:0;mso-height-percent:0;mso-wrap-distance-left:9pt;mso-wrap-distance-top:0;mso-wrap-distance-right:9pt;mso-wrap-distance-bottom:0;mso-position-horizontal:absolute;mso-position-horizontal-relative:margin;mso-position-vertical:absolute;mso-position-vertical-relative:page;mso-width-percent:0;mso-height-percent:0;mso-width-relative:margin;mso-height-relative:margin;v-text-anchor:top" o:gfxdata="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" stroked="f" strokeweight=".5pt">
+              <v:shape w14:anchorId="2F98E4F3" id="Text Box 10" o:spid="_x0000_s1027" type="#_x0000_t202" style="position:absolute;margin-left:-28.35pt;margin-top:70.9pt;width:482.15pt;height:687.7pt;z-index:251658241;visibility:hidden;mso-wrap-style:square;mso-width-percent:0;mso-height-percent:0;mso-wrap-distance-left:9pt;mso-wrap-distance-top:0;mso-wrap-distance-right:9pt;mso-wrap-distance-bottom:0;mso-position-horizontal:absolute;mso-position-horizontal-relative:margin;mso-position-vertical:absolute;mso-position-vertical-relative:page;mso-width-percent:0;mso-height-percent:0;mso-width-relative:margin;mso-height-relative:margin;v-text-anchor:top" o:gfxdata="UEsDBBQABgAIAAAAIQC2gziS/gAAAOEBAAATAAAAW0NvbnRlbnRfVHlwZXNdLnhtbJSRQU7DMBBF 90jcwfIWJU67QAgl6YK0S0CoHGBkTxKLZGx5TGhvj5O2G0SRWNoz/78nu9wcxkFMGNg6quQqL6RA 0s5Y6ir5vt9lD1JwBDIwOMJKHpHlpr69KfdHjyxSmriSfYz+USnWPY7AufNIadK6MEJMx9ApD/oD OlTrorhX2lFEilmcO2RdNtjC5xDF9pCuTyYBB5bi6bQ4syoJ3g9WQ0ymaiLzg5KdCXlKLjvcW893 SUOqXwnz5DrgnHtJTxOsQfEKIT7DmDSUCaxw7Rqn8787ZsmRM9e2VmPeBN4uqYvTtW7jvijg9N/y JsXecLq0q+WD6m8AAAD//wMAUEsDBBQABgAIAAAAIQA4/SH/1gAAAJQBAAALAAAAX3JlbHMvLnJl bHOkkMFqwzAMhu+DvYPRfXGawxijTi+j0GvpHsDYimMaW0Yy2fr2M4PBMnrbUb/Q94l/f/hMi1qR JVI2sOt6UJgd+ZiDgffL8ekFlFSbvV0oo4EbChzGx4f9GRdb25HMsYhqlCwG5lrLq9biZkxWOiqY 22YiTra2kYMu1l1tQD30/bPm3wwYN0x18gb45AdQl1tp5j/sFB2T0FQ7R0nTNEV3j6o9feQzro1i OWA14Fm+Q8a1a8+Bvu/d/dMb2JY5uiPbhG/ktn4cqGU/er3pcvwCAAD//wMAUEsDBBQABgAIAAAA IQBGxbK8cgIAAF4FAAAOAAAAZHJzL2Uyb0RvYy54bWysVN9v2yAQfp+0/wHxvjpJta6K6lRZqkyT qrZqOvWZYEjQMMcOEjv763dgO+m6vXSaH/DBffeT77i6bmvL9gqDAVfy8dmIM+UkVMZtSv7tafnh krMQhauEBadKflCBX8/ev7tq/FRNYAu2UsjIiQvTxpd8G6OfFkWQW1WLcAZeOVJqwFpE2uKmqFA0 5L22xWQ0uigawMojSBUCnd50Sj7L/rVWMt5rHVRktuSUW8wr5nWd1mJ2JaYbFH5rZJ+G+IcsamEc BT26uhFRsB2aP1zVRiIE0PFMQl2A1kaqXANVMx69qma1FV7lWqg5wR/bFP6fW3m3X/kHZLH9DC1d YGpI48M00GGqp9VYpz9lykhPLTwc26bayCQdXown5xcjUknSXX46zxvyU5zMPYb4RUHNklBypHvJ 7RL72xA76ABJ0QJYUy2NtXmDm/XCItsLusNl/lKW5P03mHWsoVzOP46yZwfJvsNZl/yoTIc+3qnG LMWDVQlj3aPSzFS51Bw8EVEdwwsplYu5SxQ/oxNKU6i3GPb4U1ZvMe7qIIscGVw8GtfGAebq8/yc 0q6+DynrDk/te1F3EmO7bqnwFxRYQ3UgZiB0QxO8XBq6vVsR4oNAmhK6cZr8eE+LtkDNh17ibAv4 82/nCU/kJS1nDU1dycOPnUDFmf3qiNZpRAcBB2E9CG5XL4BIMKY3xcsskgFGO4gaoX6mB2GeopBK OEmxSh4HcRG72acHRar5PINoEL2It27lZXKdupq4+NQ+C/Q9YSNx/Q6GeRTTV7ztsMnSwXwXQZtM 6tTXrot9v2mIM3H7Bye9Ei/3GXV6Fme/AAAA//8DAFBLAwQUAAYACAAAACEA88se5uAAAAAMAQAA DwAAAGRycy9kb3ducmV2LnhtbEyPQU+DQBCF7yb+h82YeDHtArGgyNIYk3q3No3HgR2Byu4SdgvU X+940uO89+XNe8V2Mb2YaPSdswridQSCbO10ZxsFh/fd6gGED2g19s6Sggt52JbXVwXm2s32jaZ9 aASHWJ+jgjaEIZfS1y0Z9Gs3kGXv040GA59jI/WIM4ebXiZRlEqDneUPLQ700lL9tT8bBdWUHJed /v54NcvxhJeO5tPhTqnbm+X5CUSgJfzB8Fufq0PJnSp3ttqLXsFqk2aMsnEf8wYmHqMsBVGxsomz BGRZyP8jyh8AAAD//wMAUEsBAi0AFAAGAAgAAAAhALaDOJL+AAAA4QEAABMAAAAAAAAAAAAAAAAA AAAAAFtDb250ZW50X1R5cGVzXS54bWxQSwECLQAUAAYACAAAACEAOP0h/9YAAACUAQAACwAAAAAA AAAAAAAAAAAvAQAAX3JlbHMvLnJlbHNQSwECLQAUAAYACAAAACEARsWyvHICAABeBQAADgAAAAAA AAAAAAAAAAAuAgAAZHJzL2Uyb0RvYy54bWxQSwECLQAUAAYACAAAACEA88se5uAAAAAMAQAADwAA AAAAAAAAAAAAAADMBAAAZHJzL2Rvd25yZXYueG1sUEsFBgAAAAAEAAQA8wAAANkFAAAAAA== " stroked="f" strokeweight=".5pt">
                 <v:textbox inset="0,0,0,0">
                   <w:txbxContent>
                     <w:tbl>
@@ -1200,10 +1200,7 @@
                                     <w:pStyle w:val="FrontpageHeading1"/>
                                   </w:pPr>
                                   <w:r>
-                                    <w:t xml:space="preserve">Bilag </w:t>
-                                  </w:r>
-                                  <w:r>
-                                    <w:t>3a</w:t>
+                                    <w:t xml:space="preserve">Bilag 3a</w:t>
                                   </w:r>
                                 </w:p>
                                 <w:p>
@@ -1325,7 +1322,7 @@
           </mc:Choice>
           <mc:Fallback>
             <w:pict>
-              <v:shape w14:anchorId="23B3B382" id="Text Box 7" o:spid="_x0000_s1028" type="#_x0000_t202" style="position:absolute;margin-left:-28.65pt;margin-top:0;width:482.15pt;height:464.6pt;z-index:251658242;visibility:visible;mso-wrap-style:square;mso-width-percent:0;mso-height-percent:0;mso-wrap-distance-left:9pt;mso-wrap-distance-top:0;mso-wrap-distance-right:9pt;mso-wrap-distance-bottom:0;mso-position-horizontal:absolute;mso-position-horizontal-relative:margin;mso-position-vertical:bottom;mso-position-vertical-relative:margin;mso-width-percent:0;mso-height-percent:0;mso-width-relative:margin;mso-height-relative:margin;v-text-anchor:top" o:gfxdata="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" stroked="f" strokeweight=".5pt">
+              <v:shape w14:anchorId="23B3B382" id="Text Box 7" o:spid="_x0000_s1028" type="#_x0000_t202" style="position:absolute;margin-left:-28.65pt;margin-top:0;width:482.15pt;height:464.6pt;z-index:251658242;visibility:visible;mso-wrap-style:square;mso-width-percent:0;mso-height-percent:0;mso-wrap-distance-left:9pt;mso-wrap-distance-top:0;mso-wrap-distance-right:9pt;mso-wrap-distance-bottom:0;mso-position-horizontal:absolute;mso-position-horizontal-relative:margin;mso-position-vertical:bottom;mso-position-vertical-relative:margin;mso-width-percent:0;mso-height-percent:0;mso-width-relative:margin;mso-height-relative:margin;v-text-anchor:top" o:gfxdata="UEsDBBQABgAIAAAAIQC2gziS/gAAAOEBAAATAAAAW0NvbnRlbnRfVHlwZXNdLnhtbJSRQU7DMBBF 90jcwfIWJU67QAgl6YK0S0CoHGBkTxKLZGx5TGhvj5O2G0SRWNoz/78nu9wcxkFMGNg6quQqL6RA 0s5Y6ir5vt9lD1JwBDIwOMJKHpHlpr69KfdHjyxSmriSfYz+USnWPY7AufNIadK6MEJMx9ApD/oD OlTrorhX2lFEilmcO2RdNtjC5xDF9pCuTyYBB5bi6bQ4syoJ3g9WQ0ymaiLzg5KdCXlKLjvcW893 SUOqXwnz5DrgnHtJTxOsQfEKIT7DmDSUCaxw7Rqn8787ZsmRM9e2VmPeBN4uqYvTtW7jvijg9N/y JsXecLq0q+WD6m8AAAD//wMAUEsDBBQABgAIAAAAIQA4/SH/1gAAAJQBAAALAAAAX3JlbHMvLnJl bHOkkMFqwzAMhu+DvYPRfXGawxijTi+j0GvpHsDYimMaW0Yy2fr2M4PBMnrbUb/Q94l/f/hMi1qR JVI2sOt6UJgd+ZiDgffL8ekFlFSbvV0oo4EbChzGx4f9GRdb25HMsYhqlCwG5lrLq9biZkxWOiqY 22YiTra2kYMu1l1tQD30/bPm3wwYN0x18gb45AdQl1tp5j/sFB2T0FQ7R0nTNEV3j6o9feQzro1i OWA14Fm+Q8a1a8+Bvu/d/dMb2JY5uiPbhG/ktn4cqGU/er3pcvwCAAD//wMAUEsDBBQABgAIAAAA IQBePJ0pdAIAAF4FAAAOAAAAZHJzL2Uyb0RvYy54bWysVF9v0zAQf0fiO1h+Z0k7NkHUdCqbipCm baJDe3Ydu41wfObsNimfnrOTtGPwMkQenLPv/93vbnbVNYbtFfoabMknZzlnykqoarsp+bfH5bsP nPkgbCUMWFXyg/L8av72zax1hZrCFkylkJER64vWlXwbgiuyzMutaoQ/A6csMTVgIwJdcZNVKFqy 3phsmueXWQtYOQSpvKfXm57J58m+1kqGe629CsyUnGIL6cR0ruOZzWei2KBw21oOYYh/iKIRtSWn R1M3Igi2w/oPU00tETzocCahyUDrWqqUA2UzyV9ks9oKp1IuVBzvjmXy/8+svNuv3AOy0H2CjhoY C9I6X3h6jPl0Gpv4p0gZ8amEh2PZVBeYpMfLyfT8MieWJN7Fxzx/Txeyk53UHfrwWUHDIlFypL6k con9rQ+96CgSvXkwdbWsjUkX3KyvDbK9oB4u0zdY/03MWNZSLOcXebJsIer3po2NdlSCw+DvlGOi wsGoKGPsV6VZXaVUk/MIRHV0L6RUNqQqUXZJOkppcvUaxUH+FNVrlPs8SCN5BhuOyk1tAVP2aX5O YVffx5B1L0/NeZZ3JEO37ijxkk9HCKyhOhAyEPqh8U4ua+rerfDhQSBNCXWcJj/c06ENUPFhoDjb Av7823uUJ/ASl7OWpq7k/sdOoOLMfLEE6ziiI4EjsR4Ju2uugUAwoZ3iZCJJAYMZSY3QPNFCWEQv xBJWkq+Sh5G8Dv3s00KRarFIQjSIToRbu3Iymo5VjVh87J4EugGwgbB+B+M8iuIFbnvZqOndYhcI egnUsa59FYd60xCnsRgWTtwSz+9J6rQW578AAAD//wMAUEsDBBQABgAIAAAAIQCdVP1z3gAAAAgB AAAPAAAAZHJzL2Rvd25yZXYueG1sTI/NasMwEITvhb6D2EJviVSXNrVrOYRA6A/00CSQq2xtbBNr ZSwldt++21Nzm2WGb2fy5eQ6ccEhtJ40PMwVCKTK25ZqDfvdZvYCIkRD1nSeUMMPBlgWtze5yawf 6Rsv21gLhlDIjIYmxj6TMlQNOhPmvkdi7+gHZyKfQy3tYEaGu04mSj1LZ1riD43pcd1gddqenQb1 cXj//Ep3lBzWG9nX+9UblqPW93fT6hVExCn+h+GvPleHgjuV/kw2iE7D7GnxyFGGgWA7VQsWJYsk TUAWubweUPwCAAD//wMAUEsBAi0AFAAGAAgAAAAhALaDOJL+AAAA4QEAABMAAAAAAAAAAAAAAAAA AAAAAFtDb250ZW50X1R5cGVzXS54bWxQSwECLQAUAAYACAAAACEAOP0h/9YAAACUAQAACwAAAAAA AAAAAAAAAAAvAQAAX3JlbHMvLnJlbHNQSwECLQAUAAYACAAAACEAXjydKXQCAABeBQAADgAAAAAA AAAAAAAAAAAuAgAAZHJzL2Uyb0RvYy54bWxQSwECLQAUAAYACAAAACEAnVT9c94AAAAIAQAADwAA AAAAAAAAAAAAAADOBAAAZHJzL2Rvd25yZXYueG1sUEsFBgAAAAAEAAQA8wAAANkFAAAAAA== " stroked="f" strokeweight=".5pt">
                 <v:textbox style="mso-fit-shape-to-text:t" inset="0,0,0,0">
                   <w:txbxContent>
                     <w:tbl>
@@ -1350,10 +1347,7 @@
                               <w:pStyle w:val="FrontpageHeading1"/>
                             </w:pPr>
                             <w:r>
-                              <w:t xml:space="preserve">Bilag </w:t>
-                            </w:r>
-                            <w:r>
-                              <w:t>3a</w:t>
+                              <w:t xml:space="preserve">Bilag 3a</w:t>
                             </w:r>
                           </w:p>
                           <w:p>
@@ -1622,11 +1616,7 @@
       </w:r>
       <w:r>
         <w:instrText xml:space="preserve"> TOC \o "1-</w:instrText>
-      </w:r>
-      <w:r>
         <w:instrText>3</w:instrText>
-      </w:r>
-      <w:r>
         <w:instrText xml:space="preserve">" \h \z \u </w:instrText>
       </w:r>
       <w:r>
@@ -1672,46 +1662,10 @@
             <w:webHidden/>
           </w:rPr>
           <w:tab/>
-        </w:r>
-        <w:r>
-          <w:rPr>
-            <w:noProof/>
-            <w:webHidden/>
-          </w:rPr>
           <w:fldChar w:fldCharType="begin"/>
-        </w:r>
-        <w:r>
-          <w:rPr>
-            <w:noProof/>
-            <w:webHidden/>
-          </w:rPr>
           <w:instrText xml:space="preserve"> PAGEREF _Toc240973845 \h </w:instrText>
-        </w:r>
-        <w:r>
-          <w:rPr>
-            <w:noProof/>
-            <w:webHidden/>
-          </w:rPr>
-        </w:r>
-        <w:r>
-          <w:rPr>
-            <w:noProof/>
-            <w:webHidden/>
-          </w:rPr>
           <w:fldChar w:fldCharType="separate"/>
-        </w:r>
-        <w:r>
-          <w:rPr>
-            <w:noProof/>
-            <w:webHidden/>
-          </w:rPr>
           <w:t>1</w:t>
-        </w:r>
-        <w:r>
-          <w:rPr>
-            <w:noProof/>
-            <w:webHidden/>
-          </w:rPr>
           <w:fldChar w:fldCharType="end"/>
         </w:r>
       </w:hyperlink>
@@ -1768,46 +1722,10 @@
             <w:webHidden/>
           </w:rPr>
           <w:tab/>
-        </w:r>
-        <w:r>
-          <w:rPr>
-            <w:noProof/>
-            <w:webHidden/>
-          </w:rPr>
           <w:fldChar w:fldCharType="begin"/>
-        </w:r>
-        <w:r>
-          <w:rPr>
-            <w:noProof/>
-            <w:webHidden/>
-          </w:rPr>
           <w:instrText xml:space="preserve"> PAGEREF _Toc240973846 \h </w:instrText>
-        </w:r>
-        <w:r>
-          <w:rPr>
-            <w:noProof/>
-            <w:webHidden/>
-          </w:rPr>
-        </w:r>
-        <w:r>
-          <w:rPr>
-            <w:noProof/>
-            <w:webHidden/>
-          </w:rPr>
           <w:fldChar w:fldCharType="separate"/>
-        </w:r>
-        <w:r>
-          <w:rPr>
-            <w:noProof/>
-            <w:webHidden/>
-          </w:rPr>
           <w:t>1</w:t>
-        </w:r>
-        <w:r>
-          <w:rPr>
-            <w:noProof/>
-            <w:webHidden/>
-          </w:rPr>
           <w:fldChar w:fldCharType="end"/>
         </w:r>
       </w:hyperlink>
@@ -1864,46 +1782,10 @@
             <w:webHidden/>
           </w:rPr>
           <w:tab/>
-        </w:r>
-        <w:r>
-          <w:rPr>
-            <w:noProof/>
-            <w:webHidden/>
-          </w:rPr>
           <w:fldChar w:fldCharType="begin"/>
-        </w:r>
-        <w:r>
-          <w:rPr>
-            <w:noProof/>
-            <w:webHidden/>
-          </w:rPr>
           <w:instrText xml:space="preserve"> PAGEREF _Toc240973847 \h </w:instrText>
-        </w:r>
-        <w:r>
-          <w:rPr>
-            <w:noProof/>
-            <w:webHidden/>
-          </w:rPr>
-        </w:r>
-        <w:r>
-          <w:rPr>
-            <w:noProof/>
-            <w:webHidden/>
-          </w:rPr>
           <w:fldChar w:fldCharType="separate"/>
-        </w:r>
-        <w:r>
-          <w:rPr>
-            <w:noProof/>
-            <w:webHidden/>
-          </w:rPr>
           <w:t>1</w:t>
-        </w:r>
-        <w:r>
-          <w:rPr>
-            <w:noProof/>
-            <w:webHidden/>
-          </w:rPr>
           <w:fldChar w:fldCharType="end"/>
         </w:r>
       </w:hyperlink>
@@ -1960,46 +1842,10 @@
             <w:webHidden/>
           </w:rPr>
           <w:tab/>
-        </w:r>
-        <w:r>
-          <w:rPr>
-            <w:noProof/>
-            <w:webHidden/>
-          </w:rPr>
           <w:fldChar w:fldCharType="begin"/>
-        </w:r>
-        <w:r>
-          <w:rPr>
-            <w:noProof/>
-            <w:webHidden/>
-          </w:rPr>
           <w:instrText xml:space="preserve"> PAGEREF _Toc240973848 \h </w:instrText>
-        </w:r>
-        <w:r>
-          <w:rPr>
-            <w:noProof/>
-            <w:webHidden/>
-          </w:rPr>
-        </w:r>
-        <w:r>
-          <w:rPr>
-            <w:noProof/>
-            <w:webHidden/>
-          </w:rPr>
           <w:fldChar w:fldCharType="separate"/>
-        </w:r>
-        <w:r>
-          <w:rPr>
-            <w:noProof/>
-            <w:webHidden/>
-          </w:rPr>
           <w:t>2</w:t>
-        </w:r>
-        <w:r>
-          <w:rPr>
-            <w:noProof/>
-            <w:webHidden/>
-          </w:rPr>
           <w:fldChar w:fldCharType="end"/>
         </w:r>
       </w:hyperlink>
@@ -2056,46 +1902,10 @@
             <w:webHidden/>
           </w:rPr>
           <w:tab/>
-        </w:r>
-        <w:r>
-          <w:rPr>
-            <w:noProof/>
-            <w:webHidden/>
-          </w:rPr>
           <w:fldChar w:fldCharType="begin"/>
-        </w:r>
-        <w:r>
-          <w:rPr>
-            <w:noProof/>
-            <w:webHidden/>
-          </w:rPr>
           <w:instrText xml:space="preserve"> PAGEREF _Toc240973849 \h </w:instrText>
-        </w:r>
-        <w:r>
-          <w:rPr>
-            <w:noProof/>
-            <w:webHidden/>
-          </w:rPr>
-        </w:r>
-        <w:r>
-          <w:rPr>
-            <w:noProof/>
-            <w:webHidden/>
-          </w:rPr>
           <w:fldChar w:fldCharType="separate"/>
-        </w:r>
-        <w:r>
-          <w:rPr>
-            <w:noProof/>
-            <w:webHidden/>
-          </w:rPr>
           <w:t>4</w:t>
-        </w:r>
-        <w:r>
-          <w:rPr>
-            <w:noProof/>
-            <w:webHidden/>
-          </w:rPr>
           <w:fldChar w:fldCharType="end"/>
         </w:r>
       </w:hyperlink>
@@ -2152,46 +1962,10 @@
             <w:webHidden/>
           </w:rPr>
           <w:tab/>
-        </w:r>
-        <w:r>
-          <w:rPr>
-            <w:noProof/>
-            <w:webHidden/>
-          </w:rPr>
           <w:fldChar w:fldCharType="begin"/>
-        </w:r>
-        <w:r>
-          <w:rPr>
-            <w:noProof/>
-            <w:webHidden/>
-          </w:rPr>
           <w:instrText xml:space="preserve"> PAGEREF _Toc240973850 \h </w:instrText>
-        </w:r>
-        <w:r>
-          <w:rPr>
-            <w:noProof/>
-            <w:webHidden/>
-          </w:rPr>
-        </w:r>
-        <w:r>
-          <w:rPr>
-            <w:noProof/>
-            <w:webHidden/>
-          </w:rPr>
           <w:fldChar w:fldCharType="separate"/>
-        </w:r>
-        <w:r>
-          <w:rPr>
-            <w:noProof/>
-            <w:webHidden/>
-          </w:rPr>
           <w:t>6</w:t>
-        </w:r>
-        <w:r>
-          <w:rPr>
-            <w:noProof/>
-            <w:webHidden/>
-          </w:rPr>
           <w:fldChar w:fldCharType="end"/>
         </w:r>
       </w:hyperlink>
@@ -2244,46 +2018,10 @@
             <w:webHidden/>
           </w:rPr>
           <w:tab/>
-        </w:r>
-        <w:r>
-          <w:rPr>
-            <w:noProof/>
-            <w:webHidden/>
-          </w:rPr>
           <w:fldChar w:fldCharType="begin"/>
-        </w:r>
-        <w:r>
-          <w:rPr>
-            <w:noProof/>
-            <w:webHidden/>
-          </w:rPr>
           <w:instrText xml:space="preserve"> PAGEREF _Toc240973851 \h </w:instrText>
-        </w:r>
-        <w:r>
-          <w:rPr>
-            <w:noProof/>
-            <w:webHidden/>
-          </w:rPr>
-        </w:r>
-        <w:r>
-          <w:rPr>
-            <w:noProof/>
-            <w:webHidden/>
-          </w:rPr>
           <w:fldChar w:fldCharType="separate"/>
-        </w:r>
-        <w:r>
-          <w:rPr>
-            <w:noProof/>
-            <w:webHidden/>
-          </w:rPr>
           <w:t>7</w:t>
-        </w:r>
-        <w:r>
-          <w:rPr>
-            <w:noProof/>
-            <w:webHidden/>
-          </w:rPr>
           <w:fldChar w:fldCharType="end"/>
         </w:r>
       </w:hyperlink>
@@ -2340,46 +2078,10 @@
             <w:webHidden/>
           </w:rPr>
           <w:tab/>
-        </w:r>
-        <w:r>
-          <w:rPr>
-            <w:noProof/>
-            <w:webHidden/>
-          </w:rPr>
           <w:fldChar w:fldCharType="begin"/>
-        </w:r>
-        <w:r>
-          <w:rPr>
-            <w:noProof/>
-            <w:webHidden/>
-          </w:rPr>
           <w:instrText xml:space="preserve"> PAGEREF _Toc240973852 \h </w:instrText>
-        </w:r>
-        <w:r>
-          <w:rPr>
-            <w:noProof/>
-            <w:webHidden/>
-          </w:rPr>
-        </w:r>
-        <w:r>
-          <w:rPr>
-            <w:noProof/>
-            <w:webHidden/>
-          </w:rPr>
           <w:fldChar w:fldCharType="separate"/>
-        </w:r>
-        <w:r>
-          <w:rPr>
-            <w:noProof/>
-            <w:webHidden/>
-          </w:rPr>
           <w:t>7</w:t>
-        </w:r>
-        <w:r>
-          <w:rPr>
-            <w:noProof/>
-            <w:webHidden/>
-          </w:rPr>
           <w:fldChar w:fldCharType="end"/>
         </w:r>
       </w:hyperlink>
@@ -2436,46 +2138,10 @@
             <w:webHidden/>
           </w:rPr>
           <w:tab/>
-        </w:r>
-        <w:r>
-          <w:rPr>
-            <w:noProof/>
-            <w:webHidden/>
-          </w:rPr>
           <w:fldChar w:fldCharType="begin"/>
-        </w:r>
-        <w:r>
-          <w:rPr>
-            <w:noProof/>
-            <w:webHidden/>
-          </w:rPr>
           <w:instrText xml:space="preserve"> PAGEREF _Toc240973853 \h </w:instrText>
-        </w:r>
-        <w:r>
-          <w:rPr>
-            <w:noProof/>
-            <w:webHidden/>
-          </w:rPr>
-        </w:r>
-        <w:r>
-          <w:rPr>
-            <w:noProof/>
-            <w:webHidden/>
-          </w:rPr>
           <w:fldChar w:fldCharType="separate"/>
-        </w:r>
-        <w:r>
-          <w:rPr>
-            <w:noProof/>
-            <w:webHidden/>
-          </w:rPr>
           <w:t>8</w:t>
-        </w:r>
-        <w:r>
-          <w:rPr>
-            <w:noProof/>
-            <w:webHidden/>
-          </w:rPr>
           <w:fldChar w:fldCharType="end"/>
         </w:r>
       </w:hyperlink>
@@ -2532,46 +2198,10 @@
             <w:webHidden/>
           </w:rPr>
           <w:tab/>
-        </w:r>
-        <w:r>
-          <w:rPr>
-            <w:noProof/>
-            <w:webHidden/>
-          </w:rPr>
           <w:fldChar w:fldCharType="begin"/>
-        </w:r>
-        <w:r>
-          <w:rPr>
-            <w:noProof/>
-            <w:webHidden/>
-          </w:rPr>
           <w:instrText xml:space="preserve"> PAGEREF _Toc240973854 \h </w:instrText>
-        </w:r>
-        <w:r>
-          <w:rPr>
-            <w:noProof/>
-            <w:webHidden/>
-          </w:rPr>
-        </w:r>
-        <w:r>
-          <w:rPr>
-            <w:noProof/>
-            <w:webHidden/>
-          </w:rPr>
           <w:fldChar w:fldCharType="separate"/>
-        </w:r>
-        <w:r>
-          <w:rPr>
-            <w:noProof/>
-            <w:webHidden/>
-          </w:rPr>
           <w:t>8</w:t>
-        </w:r>
-        <w:r>
-          <w:rPr>
-            <w:noProof/>
-            <w:webHidden/>
-          </w:rPr>
           <w:fldChar w:fldCharType="end"/>
         </w:r>
       </w:hyperlink>
@@ -2628,46 +2258,10 @@
             <w:webHidden/>
           </w:rPr>
           <w:tab/>
-        </w:r>
-        <w:r>
-          <w:rPr>
-            <w:noProof/>
-            <w:webHidden/>
-          </w:rPr>
           <w:fldChar w:fldCharType="begin"/>
-        </w:r>
-        <w:r>
-          <w:rPr>
-            <w:noProof/>
-            <w:webHidden/>
-          </w:rPr>
           <w:instrText xml:space="preserve"> PAGEREF _Toc240973855 \h </w:instrText>
-        </w:r>
-        <w:r>
-          <w:rPr>
-            <w:noProof/>
-            <w:webHidden/>
-          </w:rPr>
-        </w:r>
-        <w:r>
-          <w:rPr>
-            <w:noProof/>
-            <w:webHidden/>
-          </w:rPr>
           <w:fldChar w:fldCharType="separate"/>
-        </w:r>
-        <w:r>
-          <w:rPr>
-            <w:noProof/>
-            <w:webHidden/>
-          </w:rPr>
           <w:t>9</w:t>
-        </w:r>
-        <w:r>
-          <w:rPr>
-            <w:noProof/>
-            <w:webHidden/>
-          </w:rPr>
           <w:fldChar w:fldCharType="end"/>
         </w:r>
       </w:hyperlink>
@@ -2724,46 +2318,10 @@
             <w:webHidden/>
           </w:rPr>
           <w:tab/>
-        </w:r>
-        <w:r>
-          <w:rPr>
-            <w:noProof/>
-            <w:webHidden/>
-          </w:rPr>
           <w:fldChar w:fldCharType="begin"/>
-        </w:r>
-        <w:r>
-          <w:rPr>
-            <w:noProof/>
-            <w:webHidden/>
-          </w:rPr>
           <w:instrText xml:space="preserve"> PAGEREF _Toc240973856 \h </w:instrText>
-        </w:r>
-        <w:r>
-          <w:rPr>
-            <w:noProof/>
-            <w:webHidden/>
-          </w:rPr>
-        </w:r>
-        <w:r>
-          <w:rPr>
-            <w:noProof/>
-            <w:webHidden/>
-          </w:rPr>
           <w:fldChar w:fldCharType="separate"/>
-        </w:r>
-        <w:r>
-          <w:rPr>
-            <w:noProof/>
-            <w:webHidden/>
-          </w:rPr>
           <w:t>9</w:t>
-        </w:r>
-        <w:r>
-          <w:rPr>
-            <w:noProof/>
-            <w:webHidden/>
-          </w:rPr>
           <w:fldChar w:fldCharType="end"/>
         </w:r>
       </w:hyperlink>
@@ -2816,46 +2374,10 @@
             <w:webHidden/>
           </w:rPr>
           <w:tab/>
-        </w:r>
-        <w:r>
-          <w:rPr>
-            <w:noProof/>
-            <w:webHidden/>
-          </w:rPr>
           <w:fldChar w:fldCharType="begin"/>
-        </w:r>
-        <w:r>
-          <w:rPr>
-            <w:noProof/>
-            <w:webHidden/>
-          </w:rPr>
           <w:instrText xml:space="preserve"> PAGEREF _Toc240973857 \h </w:instrText>
-        </w:r>
-        <w:r>
-          <w:rPr>
-            <w:noProof/>
-            <w:webHidden/>
-          </w:rPr>
-        </w:r>
-        <w:r>
-          <w:rPr>
-            <w:noProof/>
-            <w:webHidden/>
-          </w:rPr>
           <w:fldChar w:fldCharType="separate"/>
-        </w:r>
-        <w:r>
-          <w:rPr>
-            <w:noProof/>
-            <w:webHidden/>
-          </w:rPr>
           <w:t>9</w:t>
-        </w:r>
-        <w:r>
-          <w:rPr>
-            <w:noProof/>
-            <w:webHidden/>
-          </w:rPr>
           <w:fldChar w:fldCharType="end"/>
         </w:r>
       </w:hyperlink>
@@ -2912,46 +2434,10 @@
             <w:webHidden/>
           </w:rPr>
           <w:tab/>
-        </w:r>
-        <w:r>
-          <w:rPr>
-            <w:noProof/>
-            <w:webHidden/>
-          </w:rPr>
           <w:fldChar w:fldCharType="begin"/>
-        </w:r>
-        <w:r>
-          <w:rPr>
-            <w:noProof/>
-            <w:webHidden/>
-          </w:rPr>
           <w:instrText xml:space="preserve"> PAGEREF _Toc240973858 \h </w:instrText>
-        </w:r>
-        <w:r>
-          <w:rPr>
-            <w:noProof/>
-            <w:webHidden/>
-          </w:rPr>
-        </w:r>
-        <w:r>
-          <w:rPr>
-            <w:noProof/>
-            <w:webHidden/>
-          </w:rPr>
           <w:fldChar w:fldCharType="separate"/>
-        </w:r>
-        <w:r>
-          <w:rPr>
-            <w:noProof/>
-            <w:webHidden/>
-          </w:rPr>
           <w:t>9</w:t>
-        </w:r>
-        <w:r>
-          <w:rPr>
-            <w:noProof/>
-            <w:webHidden/>
-          </w:rPr>
           <w:fldChar w:fldCharType="end"/>
         </w:r>
       </w:hyperlink>
@@ -3008,46 +2494,10 @@
             <w:webHidden/>
           </w:rPr>
           <w:tab/>
-        </w:r>
-        <w:r>
-          <w:rPr>
-            <w:noProof/>
-            <w:webHidden/>
-          </w:rPr>
           <w:fldChar w:fldCharType="begin"/>
-        </w:r>
-        <w:r>
-          <w:rPr>
-            <w:noProof/>
-            <w:webHidden/>
-          </w:rPr>
           <w:instrText xml:space="preserve"> PAGEREF _Toc240973859 \h </w:instrText>
-        </w:r>
-        <w:r>
-          <w:rPr>
-            <w:noProof/>
-            <w:webHidden/>
-          </w:rPr>
-        </w:r>
-        <w:r>
-          <w:rPr>
-            <w:noProof/>
-            <w:webHidden/>
-          </w:rPr>
           <w:fldChar w:fldCharType="separate"/>
-        </w:r>
-        <w:r>
-          <w:rPr>
-            <w:noProof/>
-            <w:webHidden/>
-          </w:rPr>
           <w:t>9</w:t>
-        </w:r>
-        <w:r>
-          <w:rPr>
-            <w:noProof/>
-            <w:webHidden/>
-          </w:rPr>
           <w:fldChar w:fldCharType="end"/>
         </w:r>
       </w:hyperlink>
@@ -3098,46 +2548,10 @@
             <w:webHidden/>
           </w:rPr>
           <w:tab/>
-        </w:r>
-        <w:r>
-          <w:rPr>
-            <w:noProof/>
-            <w:webHidden/>
-          </w:rPr>
           <w:fldChar w:fldCharType="begin"/>
-        </w:r>
-        <w:r>
-          <w:rPr>
-            <w:noProof/>
-            <w:webHidden/>
-          </w:rPr>
           <w:instrText xml:space="preserve"> PAGEREF _Toc240973860 \h </w:instrText>
-        </w:r>
-        <w:r>
-          <w:rPr>
-            <w:noProof/>
-            <w:webHidden/>
-          </w:rPr>
-        </w:r>
-        <w:r>
-          <w:rPr>
-            <w:noProof/>
-            <w:webHidden/>
-          </w:rPr>
           <w:fldChar w:fldCharType="separate"/>
-        </w:r>
-        <w:r>
-          <w:rPr>
-            <w:noProof/>
-            <w:webHidden/>
-          </w:rPr>
           <w:t>10</w:t>
-        </w:r>
-        <w:r>
-          <w:rPr>
-            <w:noProof/>
-            <w:webHidden/>
-          </w:rPr>
           <w:fldChar w:fldCharType="end"/>
         </w:r>
       </w:hyperlink>
@@ -3188,46 +2602,10 @@
             <w:webHidden/>
           </w:rPr>
           <w:tab/>
-        </w:r>
-        <w:r>
-          <w:rPr>
-            <w:noProof/>
-            <w:webHidden/>
-          </w:rPr>
           <w:fldChar w:fldCharType="begin"/>
-        </w:r>
-        <w:r>
-          <w:rPr>
-            <w:noProof/>
-            <w:webHidden/>
-          </w:rPr>
           <w:instrText xml:space="preserve"> PAGEREF _Toc240973861 \h </w:instrText>
-        </w:r>
-        <w:r>
-          <w:rPr>
-            <w:noProof/>
-            <w:webHidden/>
-          </w:rPr>
-        </w:r>
-        <w:r>
-          <w:rPr>
-            <w:noProof/>
-            <w:webHidden/>
-          </w:rPr>
           <w:fldChar w:fldCharType="separate"/>
-        </w:r>
-        <w:r>
-          <w:rPr>
-            <w:noProof/>
-            <w:webHidden/>
-          </w:rPr>
           <w:t>10</w:t>
-        </w:r>
-        <w:r>
-          <w:rPr>
-            <w:noProof/>
-            <w:webHidden/>
-          </w:rPr>
           <w:fldChar w:fldCharType="end"/>
         </w:r>
       </w:hyperlink>
@@ -3278,46 +2656,10 @@
             <w:webHidden/>
           </w:rPr>
           <w:tab/>
-        </w:r>
-        <w:r>
-          <w:rPr>
-            <w:noProof/>
-            <w:webHidden/>
-          </w:rPr>
           <w:fldChar w:fldCharType="begin"/>
-        </w:r>
-        <w:r>
-          <w:rPr>
-            <w:noProof/>
-            <w:webHidden/>
-          </w:rPr>
           <w:instrText xml:space="preserve"> PAGEREF _Toc240973862 \h </w:instrText>
-        </w:r>
-        <w:r>
-          <w:rPr>
-            <w:noProof/>
-            <w:webHidden/>
-          </w:rPr>
-        </w:r>
-        <w:r>
-          <w:rPr>
-            <w:noProof/>
-            <w:webHidden/>
-          </w:rPr>
           <w:fldChar w:fldCharType="separate"/>
-        </w:r>
-        <w:r>
-          <w:rPr>
-            <w:noProof/>
-            <w:webHidden/>
-          </w:rPr>
           <w:t>10</w:t>
-        </w:r>
-        <w:r>
-          <w:rPr>
-            <w:noProof/>
-            <w:webHidden/>
-          </w:rPr>
           <w:fldChar w:fldCharType="end"/>
         </w:r>
       </w:hyperlink>
@@ -3368,46 +2710,10 @@
             <w:webHidden/>
           </w:rPr>
           <w:tab/>
-        </w:r>
-        <w:r>
-          <w:rPr>
-            <w:noProof/>
-            <w:webHidden/>
-          </w:rPr>
           <w:fldChar w:fldCharType="begin"/>
-        </w:r>
-        <w:r>
-          <w:rPr>
-            <w:noProof/>
-            <w:webHidden/>
-          </w:rPr>
           <w:instrText xml:space="preserve"> PAGEREF _Toc240973863 \h </w:instrText>
-        </w:r>
-        <w:r>
-          <w:rPr>
-            <w:noProof/>
-            <w:webHidden/>
-          </w:rPr>
-        </w:r>
-        <w:r>
-          <w:rPr>
-            <w:noProof/>
-            <w:webHidden/>
-          </w:rPr>
           <w:fldChar w:fldCharType="separate"/>
-        </w:r>
-        <w:r>
-          <w:rPr>
-            <w:noProof/>
-            <w:webHidden/>
-          </w:rPr>
           <w:t>10</w:t>
-        </w:r>
-        <w:r>
-          <w:rPr>
-            <w:noProof/>
-            <w:webHidden/>
-          </w:rPr>
           <w:fldChar w:fldCharType="end"/>
         </w:r>
       </w:hyperlink>
@@ -3458,46 +2764,10 @@
             <w:webHidden/>
           </w:rPr>
           <w:tab/>
-        </w:r>
-        <w:r>
-          <w:rPr>
-            <w:noProof/>
-            <w:webHidden/>
-          </w:rPr>
           <w:fldChar w:fldCharType="begin"/>
-        </w:r>
-        <w:r>
-          <w:rPr>
-            <w:noProof/>
-            <w:webHidden/>
-          </w:rPr>
           <w:instrText xml:space="preserve"> PAGEREF _Toc240973864 \h </w:instrText>
-        </w:r>
-        <w:r>
-          <w:rPr>
-            <w:noProof/>
-            <w:webHidden/>
-          </w:rPr>
-        </w:r>
-        <w:r>
-          <w:rPr>
-            <w:noProof/>
-            <w:webHidden/>
-          </w:rPr>
           <w:fldChar w:fldCharType="separate"/>
-        </w:r>
-        <w:r>
-          <w:rPr>
-            <w:noProof/>
-            <w:webHidden/>
-          </w:rPr>
           <w:t>10</w:t>
-        </w:r>
-        <w:r>
-          <w:rPr>
-            <w:noProof/>
-            <w:webHidden/>
-          </w:rPr>
           <w:fldChar w:fldCharType="end"/>
         </w:r>
       </w:hyperlink>
@@ -3554,46 +2824,10 @@
             <w:webHidden/>
           </w:rPr>
           <w:tab/>
-        </w:r>
-        <w:r>
-          <w:rPr>
-            <w:noProof/>
-            <w:webHidden/>
-          </w:rPr>
           <w:fldChar w:fldCharType="begin"/>
-        </w:r>
-        <w:r>
-          <w:rPr>
-            <w:noProof/>
-            <w:webHidden/>
-          </w:rPr>
           <w:instrText xml:space="preserve"> PAGEREF _Toc240973865 \h </w:instrText>
-        </w:r>
-        <w:r>
-          <w:rPr>
-            <w:noProof/>
-            <w:webHidden/>
-          </w:rPr>
-        </w:r>
-        <w:r>
-          <w:rPr>
-            <w:noProof/>
-            <w:webHidden/>
-          </w:rPr>
           <w:fldChar w:fldCharType="separate"/>
-        </w:r>
-        <w:r>
-          <w:rPr>
-            <w:noProof/>
-            <w:webHidden/>
-          </w:rPr>
           <w:t>11</w:t>
-        </w:r>
-        <w:r>
-          <w:rPr>
-            <w:noProof/>
-            <w:webHidden/>
-          </w:rPr>
           <w:fldChar w:fldCharType="end"/>
         </w:r>
       </w:hyperlink>
@@ -3650,46 +2884,10 @@
             <w:webHidden/>
           </w:rPr>
           <w:tab/>
-        </w:r>
-        <w:r>
-          <w:rPr>
-            <w:noProof/>
-            <w:webHidden/>
-          </w:rPr>
           <w:fldChar w:fldCharType="begin"/>
-        </w:r>
-        <w:r>
-          <w:rPr>
-            <w:noProof/>
-            <w:webHidden/>
-          </w:rPr>
           <w:instrText xml:space="preserve"> PAGEREF _Toc240973866 \h </w:instrText>
-        </w:r>
-        <w:r>
-          <w:rPr>
-            <w:noProof/>
-            <w:webHidden/>
-          </w:rPr>
-        </w:r>
-        <w:r>
-          <w:rPr>
-            <w:noProof/>
-            <w:webHidden/>
-          </w:rPr>
           <w:fldChar w:fldCharType="separate"/>
-        </w:r>
-        <w:r>
-          <w:rPr>
-            <w:noProof/>
-            <w:webHidden/>
-          </w:rPr>
           <w:t>11</w:t>
-        </w:r>
-        <w:r>
-          <w:rPr>
-            <w:noProof/>
-            <w:webHidden/>
-          </w:rPr>
           <w:fldChar w:fldCharType="end"/>
         </w:r>
       </w:hyperlink>
@@ -3746,46 +2944,10 @@
             <w:webHidden/>
           </w:rPr>
           <w:tab/>
-        </w:r>
-        <w:r>
-          <w:rPr>
-            <w:noProof/>
-            <w:webHidden/>
-          </w:rPr>
           <w:fldChar w:fldCharType="begin"/>
-        </w:r>
-        <w:r>
-          <w:rPr>
-            <w:noProof/>
-            <w:webHidden/>
-          </w:rPr>
           <w:instrText xml:space="preserve"> PAGEREF _Toc240973867 \h </w:instrText>
-        </w:r>
-        <w:r>
-          <w:rPr>
-            <w:noProof/>
-            <w:webHidden/>
-          </w:rPr>
-        </w:r>
-        <w:r>
-          <w:rPr>
-            <w:noProof/>
-            <w:webHidden/>
-          </w:rPr>
           <w:fldChar w:fldCharType="separate"/>
-        </w:r>
-        <w:r>
-          <w:rPr>
-            <w:noProof/>
-            <w:webHidden/>
-          </w:rPr>
           <w:t>11</w:t>
-        </w:r>
-        <w:r>
-          <w:rPr>
-            <w:noProof/>
-            <w:webHidden/>
-          </w:rPr>
           <w:fldChar w:fldCharType="end"/>
         </w:r>
       </w:hyperlink>
@@ -3842,46 +3004,10 @@
             <w:webHidden/>
           </w:rPr>
           <w:tab/>
-        </w:r>
-        <w:r>
-          <w:rPr>
-            <w:noProof/>
-            <w:webHidden/>
-          </w:rPr>
           <w:fldChar w:fldCharType="begin"/>
-        </w:r>
-        <w:r>
-          <w:rPr>
-            <w:noProof/>
-            <w:webHidden/>
-          </w:rPr>
           <w:instrText xml:space="preserve"> PAGEREF _Toc240973868 \h </w:instrText>
-        </w:r>
-        <w:r>
-          <w:rPr>
-            <w:noProof/>
-            <w:webHidden/>
-          </w:rPr>
-        </w:r>
-        <w:r>
-          <w:rPr>
-            <w:noProof/>
-            <w:webHidden/>
-          </w:rPr>
           <w:fldChar w:fldCharType="separate"/>
-        </w:r>
-        <w:r>
-          <w:rPr>
-            <w:noProof/>
-            <w:webHidden/>
-          </w:rPr>
           <w:t>13</w:t>
-        </w:r>
-        <w:r>
-          <w:rPr>
-            <w:noProof/>
-            <w:webHidden/>
-          </w:rPr>
           <w:fldChar w:fldCharType="end"/>
         </w:r>
       </w:hyperlink>
@@ -3938,46 +3064,10 @@
             <w:webHidden/>
           </w:rPr>
           <w:tab/>
-        </w:r>
-        <w:r>
-          <w:rPr>
-            <w:noProof/>
-            <w:webHidden/>
-          </w:rPr>
           <w:fldChar w:fldCharType="begin"/>
-        </w:r>
-        <w:r>
-          <w:rPr>
-            <w:noProof/>
-            <w:webHidden/>
-          </w:rPr>
           <w:instrText xml:space="preserve"> PAGEREF _Toc240973869 \h </w:instrText>
-        </w:r>
-        <w:r>
-          <w:rPr>
-            <w:noProof/>
-            <w:webHidden/>
-          </w:rPr>
-        </w:r>
-        <w:r>
-          <w:rPr>
-            <w:noProof/>
-            <w:webHidden/>
-          </w:rPr>
           <w:fldChar w:fldCharType="separate"/>
-        </w:r>
-        <w:r>
-          <w:rPr>
-            <w:noProof/>
-            <w:webHidden/>
-          </w:rPr>
           <w:t>13</w:t>
-        </w:r>
-        <w:r>
-          <w:rPr>
-            <w:noProof/>
-            <w:webHidden/>
-          </w:rPr>
           <w:fldChar w:fldCharType="end"/>
         </w:r>
       </w:hyperlink>
@@ -4028,46 +3118,10 @@
             <w:webHidden/>
           </w:rPr>
           <w:tab/>
-        </w:r>
-        <w:r>
-          <w:rPr>
-            <w:noProof/>
-            <w:webHidden/>
-          </w:rPr>
           <w:fldChar w:fldCharType="begin"/>
-        </w:r>
-        <w:r>
-          <w:rPr>
-            <w:noProof/>
-            <w:webHidden/>
-          </w:rPr>
           <w:instrText xml:space="preserve"> PAGEREF _Toc240973870 \h </w:instrText>
-        </w:r>
-        <w:r>
-          <w:rPr>
-            <w:noProof/>
-            <w:webHidden/>
-          </w:rPr>
-        </w:r>
-        <w:r>
-          <w:rPr>
-            <w:noProof/>
-            <w:webHidden/>
-          </w:rPr>
           <w:fldChar w:fldCharType="separate"/>
-        </w:r>
-        <w:r>
-          <w:rPr>
-            <w:noProof/>
-            <w:webHidden/>
-          </w:rPr>
           <w:t>13</w:t>
-        </w:r>
-        <w:r>
-          <w:rPr>
-            <w:noProof/>
-            <w:webHidden/>
-          </w:rPr>
           <w:fldChar w:fldCharType="end"/>
         </w:r>
       </w:hyperlink>
@@ -4118,46 +3172,10 @@
             <w:webHidden/>
           </w:rPr>
           <w:tab/>
-        </w:r>
-        <w:r>
-          <w:rPr>
-            <w:noProof/>
-            <w:webHidden/>
-          </w:rPr>
           <w:fldChar w:fldCharType="begin"/>
-        </w:r>
-        <w:r>
-          <w:rPr>
-            <w:noProof/>
-            <w:webHidden/>
-          </w:rPr>
           <w:instrText xml:space="preserve"> PAGEREF _Toc240973871 \h </w:instrText>
-        </w:r>
-        <w:r>
-          <w:rPr>
-            <w:noProof/>
-            <w:webHidden/>
-          </w:rPr>
-        </w:r>
-        <w:r>
-          <w:rPr>
-            <w:noProof/>
-            <w:webHidden/>
-          </w:rPr>
           <w:fldChar w:fldCharType="separate"/>
-        </w:r>
-        <w:r>
-          <w:rPr>
-            <w:noProof/>
-            <w:webHidden/>
-          </w:rPr>
           <w:t>13</w:t>
-        </w:r>
-        <w:r>
-          <w:rPr>
-            <w:noProof/>
-            <w:webHidden/>
-          </w:rPr>
           <w:fldChar w:fldCharType="end"/>
         </w:r>
       </w:hyperlink>
@@ -4208,46 +3226,10 @@
             <w:webHidden/>
           </w:rPr>
           <w:tab/>
-        </w:r>
-        <w:r>
-          <w:rPr>
-            <w:noProof/>
-            <w:webHidden/>
-          </w:rPr>
           <w:fldChar w:fldCharType="begin"/>
-        </w:r>
-        <w:r>
-          <w:rPr>
-            <w:noProof/>
-            <w:webHidden/>
-          </w:rPr>
           <w:instrText xml:space="preserve"> PAGEREF _Toc240973872 \h </w:instrText>
-        </w:r>
-        <w:r>
-          <w:rPr>
-            <w:noProof/>
-            <w:webHidden/>
-          </w:rPr>
-        </w:r>
-        <w:r>
-          <w:rPr>
-            <w:noProof/>
-            <w:webHidden/>
-          </w:rPr>
           <w:fldChar w:fldCharType="separate"/>
-        </w:r>
-        <w:r>
-          <w:rPr>
-            <w:noProof/>
-            <w:webHidden/>
-          </w:rPr>
           <w:t>13</w:t>
-        </w:r>
-        <w:r>
-          <w:rPr>
-            <w:noProof/>
-            <w:webHidden/>
-          </w:rPr>
           <w:fldChar w:fldCharType="end"/>
         </w:r>
       </w:hyperlink>
@@ -4298,46 +3280,10 @@
             <w:webHidden/>
           </w:rPr>
           <w:tab/>
-        </w:r>
-        <w:r>
-          <w:rPr>
-            <w:noProof/>
-            <w:webHidden/>
-          </w:rPr>
           <w:fldChar w:fldCharType="begin"/>
-        </w:r>
-        <w:r>
-          <w:rPr>
-            <w:noProof/>
-            <w:webHidden/>
-          </w:rPr>
           <w:instrText xml:space="preserve"> PAGEREF _Toc240973873 \h </w:instrText>
-        </w:r>
-        <w:r>
-          <w:rPr>
-            <w:noProof/>
-            <w:webHidden/>
-          </w:rPr>
-        </w:r>
-        <w:r>
-          <w:rPr>
-            <w:noProof/>
-            <w:webHidden/>
-          </w:rPr>
           <w:fldChar w:fldCharType="separate"/>
-        </w:r>
-        <w:r>
-          <w:rPr>
-            <w:noProof/>
-            <w:webHidden/>
-          </w:rPr>
           <w:t>14</w:t>
-        </w:r>
-        <w:r>
-          <w:rPr>
-            <w:noProof/>
-            <w:webHidden/>
-          </w:rPr>
           <w:fldChar w:fldCharType="end"/>
         </w:r>
       </w:hyperlink>
@@ -4390,46 +3336,10 @@
             <w:webHidden/>
           </w:rPr>
           <w:tab/>
-        </w:r>
-        <w:r>
-          <w:rPr>
-            <w:noProof/>
-            <w:webHidden/>
-          </w:rPr>
           <w:fldChar w:fldCharType="begin"/>
-        </w:r>
-        <w:r>
-          <w:rPr>
-            <w:noProof/>
-            <w:webHidden/>
-          </w:rPr>
           <w:instrText xml:space="preserve"> PAGEREF _Toc240973874 \h </w:instrText>
-        </w:r>
-        <w:r>
-          <w:rPr>
-            <w:noProof/>
-            <w:webHidden/>
-          </w:rPr>
-        </w:r>
-        <w:r>
-          <w:rPr>
-            <w:noProof/>
-            <w:webHidden/>
-          </w:rPr>
           <w:fldChar w:fldCharType="separate"/>
-        </w:r>
-        <w:r>
-          <w:rPr>
-            <w:noProof/>
-            <w:webHidden/>
-          </w:rPr>
           <w:t>14</w:t>
-        </w:r>
-        <w:r>
-          <w:rPr>
-            <w:noProof/>
-            <w:webHidden/>
-          </w:rPr>
           <w:fldChar w:fldCharType="end"/>
         </w:r>
       </w:hyperlink>
@@ -4482,46 +3392,10 @@
             <w:webHidden/>
           </w:rPr>
           <w:tab/>
-        </w:r>
-        <w:r>
-          <w:rPr>
-            <w:noProof/>
-            <w:webHidden/>
-          </w:rPr>
           <w:fldChar w:fldCharType="begin"/>
-        </w:r>
-        <w:r>
-          <w:rPr>
-            <w:noProof/>
-            <w:webHidden/>
-          </w:rPr>
           <w:instrText xml:space="preserve"> PAGEREF _Toc240973875 \h </w:instrText>
-        </w:r>
-        <w:r>
-          <w:rPr>
-            <w:noProof/>
-            <w:webHidden/>
-          </w:rPr>
-        </w:r>
-        <w:r>
-          <w:rPr>
-            <w:noProof/>
-            <w:webHidden/>
-          </w:rPr>
           <w:fldChar w:fldCharType="separate"/>
-        </w:r>
-        <w:r>
-          <w:rPr>
-            <w:noProof/>
-            <w:webHidden/>
-          </w:rPr>
           <w:t>15</w:t>
-        </w:r>
-        <w:r>
-          <w:rPr>
-            <w:noProof/>
-            <w:webHidden/>
-          </w:rPr>
           <w:fldChar w:fldCharType="end"/>
         </w:r>
       </w:hyperlink>
@@ -4578,46 +3452,10 @@
             <w:webHidden/>
           </w:rPr>
           <w:tab/>
-        </w:r>
-        <w:r>
-          <w:rPr>
-            <w:noProof/>
-            <w:webHidden/>
-          </w:rPr>
           <w:fldChar w:fldCharType="begin"/>
-        </w:r>
-        <w:r>
-          <w:rPr>
-            <w:noProof/>
-            <w:webHidden/>
-          </w:rPr>
           <w:instrText xml:space="preserve"> PAGEREF _Toc240973876 \h </w:instrText>
-        </w:r>
-        <w:r>
-          <w:rPr>
-            <w:noProof/>
-            <w:webHidden/>
-          </w:rPr>
-        </w:r>
-        <w:r>
-          <w:rPr>
-            <w:noProof/>
-            <w:webHidden/>
-          </w:rPr>
           <w:fldChar w:fldCharType="separate"/>
-        </w:r>
-        <w:r>
-          <w:rPr>
-            <w:noProof/>
-            <w:webHidden/>
-          </w:rPr>
           <w:t>15</w:t>
-        </w:r>
-        <w:r>
-          <w:rPr>
-            <w:noProof/>
-            <w:webHidden/>
-          </w:rPr>
           <w:fldChar w:fldCharType="end"/>
         </w:r>
       </w:hyperlink>
@@ -4670,46 +3508,10 @@
             <w:webHidden/>
           </w:rPr>
           <w:tab/>
-        </w:r>
-        <w:r>
-          <w:rPr>
-            <w:noProof/>
-            <w:webHidden/>
-          </w:rPr>
           <w:fldChar w:fldCharType="begin"/>
-        </w:r>
-        <w:r>
-          <w:rPr>
-            <w:noProof/>
-            <w:webHidden/>
-          </w:rPr>
           <w:instrText xml:space="preserve"> PAGEREF _Toc240973877 \h </w:instrText>
-        </w:r>
-        <w:r>
-          <w:rPr>
-            <w:noProof/>
-            <w:webHidden/>
-          </w:rPr>
-        </w:r>
-        <w:r>
-          <w:rPr>
-            <w:noProof/>
-            <w:webHidden/>
-          </w:rPr>
           <w:fldChar w:fldCharType="separate"/>
-        </w:r>
-        <w:r>
-          <w:rPr>
-            <w:noProof/>
-            <w:webHidden/>
-          </w:rPr>
           <w:t>17</w:t>
-        </w:r>
-        <w:r>
-          <w:rPr>
-            <w:noProof/>
-            <w:webHidden/>
-          </w:rPr>
           <w:fldChar w:fldCharType="end"/>
         </w:r>
       </w:hyperlink>
@@ -4772,43 +3574,13 @@
     <w:p/>
     <w:p>
       <w:r>
-        <w:t>Indførelsen af “Lov om lægemidler, lov om apoteksvirksomhed og lov om dyrlæger” i 2006 skabte grundlag for at styrke de tekniske muligheder for receptudstedelse og udlevering af veterinære lægemidler til alle dy</w:t>
-      </w:r>
-      <w:r>
-        <w:t>r</w:t>
-      </w:r>
-      <w:r>
-        <w:t xml:space="preserve"> i Danmark. På tværs af branchen har der siden været bred opbakning til at etablere en fælles </w:t>
-      </w:r>
-      <w:r>
-        <w:t>løsning</w:t>
-      </w:r>
-      <w:r>
-        <w:t>, som digitalt kan understøtte både apoteker, §39 vet-forhandlere, dyrlæger og myndigheder. Senest er ønsket om en digital løsning blevet fremhævet i Fødevare-Veterinæraftalen 2024-2027.</w:t>
+        <w:t xml:space="preserve">Indførelsen af “Lov om lægemidler, lov om apoteksvirksomhed og lov om dyrlæger” i 2006 skabte grundlag for at styrke de tekniske muligheder for receptudstedelse og udlevering af veterinære lægemidler til alle dyr i Danmark. På tværs af branchen har der siden været bred opbakning til at etablere en fælles løsning, som digitalt kan understøtte både apoteker, §39 vet-forhandlere, dyrlæger og myndigheder. Senest er ønsket om en digital løsning blevet fremhævet i Fødevare-Veterinæraftalen 2024-2027.</w:t>
       </w:r>
     </w:p>
     <w:p/>
     <w:p>
       <w:r>
-        <w:t>I dag foregår veterinære ordinationer primært via papir, fax eller pdf, hvilket medfører en lang række manuelle arbejdsgange hos både dyrlæger</w:t>
-      </w:r>
-      <w:r>
-        <w:t>,</w:t>
-      </w:r>
-      <w:r>
-        <w:t xml:space="preserve"> apoteker</w:t>
-      </w:r>
-      <w:r>
-        <w:t xml:space="preserve"> og §39 vet-forhandlere</w:t>
-      </w:r>
-      <w:r>
-        <w:t>. Dette øger risikoen for fejlindtastninger, fejlekspeditioner og mangelfuld dokumentation –</w:t>
-      </w:r>
-      <w:r>
-        <w:t xml:space="preserve"> </w:t>
-      </w:r>
-      <w:r>
-        <w:t>ligesom det gør myndighedskontrol både vanskelig og trækker ressourcer væk fra kerneopgaven.</w:t>
+        <w:t xml:space="preserve">I dag foregår veterinære ordinationer primært via papir, fax eller pdf, hvilket medfører en lang række manuelle arbejdsgange hos både dyrlæger, apoteker og §39 vet-forhandlere. Dette øger risikoen for fejlindtastninger, fejlekspeditioner og mangelfuld dokumentation – ligesom det gør myndighedskontrol både vanskelig og trækker ressourcer væk fra kerneopgaven.</w:t>
       </w:r>
     </w:p>
     <w:p/>
@@ -4820,13 +3592,7 @@
     <w:p/>
     <w:p>
       <w:r>
-        <w:t xml:space="preserve">Danmark har i alt omkring 6.000 dyrlæger med autorisation, hvoraf ca. 2.650 er erhvervsaktive dyrlæger fordelt på ca. 1.000 dyrlægepraksis. Alle </w:t>
-      </w:r>
-      <w:r>
-        <w:t xml:space="preserve">autoriserede </w:t>
-      </w:r>
-      <w:r>
-        <w:t>dyrlæger kan som udgangspunkt udskrive recepter. </w:t>
+        <w:t xml:space="preserve">Danmark har i alt omkring 6.000 dyrlæger med autorisation, hvoraf ca. 2.650 er erhvervsaktive dyrlæger fordelt på ca. 1.000 dyrlægepraksis. Alle autoriserede dyrlæger kan som udgangspunkt udskrive recepter. </w:t>
       </w:r>
     </w:p>
     <w:p/>
@@ -4838,37 +3604,19 @@
     <w:p/>
     <w:p>
       <w:r>
-        <w:t>Lægemidler til dyr distribueres via landets apoteker samt særlige § 39</w:t>
-      </w:r>
-      <w:r>
-        <w:t xml:space="preserve"> vet</w:t>
-      </w:r>
-      <w:r>
-        <w:t xml:space="preserve">-forhandlere. </w:t>
+        <w:t xml:space="preserve">Lægemidler til dyr distribueres via landets apoteker samt særlige § 39 vet-forhandlere. </w:t>
       </w:r>
     </w:p>
     <w:p/>
     <w:p>
       <w:r>
-        <w:t>Lægemiddelstyrelsens liste over forhandlere af lægemidler til produktionsdyr omfatter aktuelt omkring 85 apoteker og et lille antal autoriserede virksomheder. I øjeblikket er der i alt 4 §39</w:t>
-      </w:r>
-      <w:r>
-        <w:t xml:space="preserve"> </w:t>
-      </w:r>
-      <w:r>
-        <w:t>vet-forhandlere. </w:t>
+        <w:t xml:space="preserve">Lægemiddelstyrelsens liste over forhandlere af lægemidler til produktionsdyr omfatter aktuelt omkring 85 apoteker og et lille antal autoriserede virksomheder. I øjeblikket er der i alt 4 §39 vet-forhandlere. </w:t>
       </w:r>
     </w:p>
     <w:p/>
     <w:p>
       <w:r>
-        <w:t>Endelig har Danmark en stor population af hobbydyr og kæledyr: det anslås, at der findes omkring 810.000 hunde og 730.000 katte i danske hjem, baseret på nyere undersøgelser. Hertil kommer cirka 177.000 heste, der primært holdes som hobby- og sportsdyr. (Kilder: VetStat, Lægemiddelstyrelsen, Fødevarestyrelsen/CHR m.fl.)</w:t>
-      </w:r>
-      <w:r>
-        <w:t>.</w:t>
-      </w:r>
-      <w:r>
-        <w:t> </w:t>
+        <w:t>Endelig har Danmark en stor population af hobbydyr og kæledyr: det anslås, at der findes omkring 810.000 hunde og 730.000 katte i danske hjem, baseret på nyere undersøgelser. Hertil kommer cirka 177.000 heste, der primært holdes som hobby- og sportsdyr. (Kilder: VetStat, Lægemiddelstyrelsen, Fødevarestyrelsen/CHR m.fl.). </w:t>
       </w:r>
     </w:p>
     <w:p>
@@ -5033,19 +3781,7 @@
         <w:t>Løsningen</w:t>
       </w:r>
       <w:r>
-        <w:t xml:space="preserve"> som en myndighedsudbudt digital løsning, der effektivt forbedrer sikkerheden og kvaliteten i hele </w:t>
-      </w:r>
-      <w:r>
-        <w:t>processen fra udstedelse</w:t>
-      </w:r>
-      <w:r>
-        <w:t xml:space="preserve"> af </w:t>
-      </w:r>
-      <w:r>
-        <w:t>recept til udlevering af lægemiddel.</w:t>
-      </w:r>
-      <w:r>
-        <w:t xml:space="preserve"> </w:t>
+        <w:t xml:space="preserve"> som en myndighedsudbudt digital løsning, der effektivt forbedrer sikkerheden og kvaliteten i hele processen fra udstedelse af recept til udlevering af lægemiddel. </w:t>
       </w:r>
     </w:p>
     <w:p/>
@@ -5058,19 +3794,7 @@
         <w:t>Løsningen</w:t>
       </w:r>
       <w:r>
-        <w:t xml:space="preserve"> skal give mulighed for at optimere arbejdsgange</w:t>
-      </w:r>
-      <w:r>
-        <w:t xml:space="preserve"> og</w:t>
-      </w:r>
-      <w:r>
-        <w:t xml:space="preserve"> skabe et ubrudt og beskyttet digitalt flow af receptdata</w:t>
-      </w:r>
-      <w:r>
-        <w:t xml:space="preserve"> og dermed at </w:t>
-      </w:r>
-      <w:r>
-        <w:t>sikre både fortrolighed, integritet og sporbarhed til gavn for dyreejere, dyrlæger, apoteker og myndigheder.</w:t>
+        <w:t xml:space="preserve"> skal give mulighed for at optimere arbejdsgange og skabe et ubrudt og beskyttet digitalt flow af receptdata og dermed at sikre både fortrolighed, integritet og sporbarhed til gavn for dyreejere, dyrlæger, apoteker og myndigheder.</w:t>
       </w:r>
     </w:p>
     <w:p>
@@ -5089,13 +3813,7 @@
         <w:t>Løsningen</w:t>
       </w:r>
       <w:r>
-        <w:t xml:space="preserve"> består af DVR-løsningen</w:t>
-      </w:r>
-      <w:r>
-        <w:t xml:space="preserve"> og </w:t>
-      </w:r>
-      <w:r>
-        <w:t xml:space="preserve">Stamdataløsningen. </w:t>
+        <w:t xml:space="preserve"> består af DVR-løsningen og Stamdataløsningen. </w:t>
       </w:r>
     </w:p>
     <w:p/>
@@ -5126,16 +3844,7 @@
         <w:t>DVR online</w:t>
       </w:r>
       <w:r>
-        <w:t xml:space="preserve">, som udgør </w:t>
-      </w:r>
-      <w:r>
-        <w:t>en web</w:t>
-      </w:r>
-      <w:r>
-        <w:t>brugergrænseflade</w:t>
-      </w:r>
-      <w:r>
-        <w:t xml:space="preserve"> for receptudstedelse</w:t>
+        <w:t xml:space="preserve">, som udgør en webbrugergrænseflade for receptudstedelse</w:t>
       </w:r>
     </w:p>
     <w:p>
@@ -5184,32 +3893,32 @@
         <w:t>services</w:t>
       </w:r>
       <w:r>
-        <w:t xml:space="preserve">, som udstiller de nødvendige services til brug for </w:t>
-      </w:r>
-      <w:r>
-        <w:t xml:space="preserve">de </w:t>
+        <w:t xml:space="preserve">, som udstiller de nødvendige services til brug for de </w:t>
       </w:r>
       <w:r>
         <w:rPr>
           <w:b/>
         </w:rPr>
-        <w:t>eksterne anvendersystemer</w:t>
+        <w:t>eksterne anvendersystemers</w:t>
       </w:r>
       <w:r>
+        <w:t xml:space="preserve"> integration med DVR-løsningen. </w:t>
+      </w:r>
+    </w:p>
+    <w:p>
+      <w:pPr>
         <w:rPr>
-          <w:b/>
+          <w:ins w:id="1106" w:author="Claude" w:date="2026-09-29T12:00:00Z"/>
         </w:rPr>
-        <w:t>s</w:t>
-      </w:r>
-      <w:r>
-        <w:t xml:space="preserve"> integration med DVR</w:t>
-      </w:r>
-      <w:r>
-        <w:t>-løsningen</w:t>
-      </w:r>
-      <w:r>
-        <w:t xml:space="preserve">. </w:t>
-      </w:r>
+      </w:pPr>
+      <w:ins w:id="1107" w:author="Claude" w:date="2026-09-29T12:00:00Z">
+        <w:r>
+          <w:rPr>
+            <w:b/>
+          </w:rPr>
+          <w:t xml:space="preserve">DVR online udbydes som en Option, jf. Kontraktens punkt 6.2. Kravene til Optionen fremgår af afsnit 2.1, 2.3 og 3.5 og prissættes særskilt i bilag 12, Appendiks A, punkt 8.</w:t>
+        </w:r>
+      </w:ins>
     </w:p>
     <w:p/>
     <w:p>
@@ -5236,22 +3945,10 @@
         <w:rPr>
           <w:b/>
         </w:rPr>
-        <w:t>S</w:t>
+        <w:t>Stamdataindlæsere</w:t>
       </w:r>
       <w:r>
-        <w:rPr>
-          <w:b/>
-        </w:rPr>
-        <w:t>tamdataindlæsere</w:t>
-      </w:r>
-      <w:r>
-        <w:t xml:space="preserve">, som håndterer indlæsning af data fra </w:t>
-      </w:r>
-      <w:r>
-        <w:t>stamdatakilder</w:t>
-      </w:r>
-      <w:r>
-        <w:t xml:space="preserve">, </w:t>
+        <w:t xml:space="preserve">, som håndterer indlæsning af data fra stamdatakilder, </w:t>
       </w:r>
     </w:p>
     <w:p>
@@ -5268,28 +3965,7 @@
           <w:bCs/>
         </w:rPr>
         <w:lastRenderedPageBreak/>
-        <w:t>S</w:t>
-      </w:r>
-      <w:r>
-        <w:rPr>
-          <w:b/>
-          <w:bCs/>
-        </w:rPr>
-        <w:t>tamdata</w:t>
-      </w:r>
-      <w:r>
-        <w:rPr>
-          <w:b/>
-          <w:bCs/>
-        </w:rPr>
-        <w:t>data</w:t>
-      </w:r>
-      <w:r>
-        <w:rPr>
-          <w:b/>
-          <w:bCs/>
-        </w:rPr>
-        <w:t>base</w:t>
+        <w:t>Stamdatadatabase</w:t>
       </w:r>
       <w:r>
         <w:t xml:space="preserve">, som opbevarer de konsoliderede stamdata, samt </w:t>
@@ -5308,28 +3984,7 @@
           <w:b/>
           <w:bCs/>
         </w:rPr>
-        <w:t>S</w:t>
-      </w:r>
-      <w:r>
-        <w:rPr>
-          <w:b/>
-          <w:bCs/>
-        </w:rPr>
-        <w:t>tamdata</w:t>
-      </w:r>
-      <w:r>
-        <w:rPr>
-          <w:b/>
-          <w:bCs/>
-        </w:rPr>
-        <w:t xml:space="preserve"> </w:t>
-      </w:r>
-      <w:r>
-        <w:rPr>
-          <w:b/>
-          <w:bCs/>
-        </w:rPr>
-        <w:t>services</w:t>
+        <w:t xml:space="preserve">Stamdata services</w:t>
       </w:r>
       <w:r>
         <w:t xml:space="preserve">, som udstiller stamdata til brug for DVR-løsningen og de </w:t>
@@ -5381,7 +4036,7 @@
           <wp:inline distT="0" distB="0" distL="0" distR="0" wp14:anchorId="1A093AA3" wp14:editId="59A7E6F9">
             <wp:extent cx="5689600" cy="3686810"/>
             <wp:effectExtent l="0" t="0" r="6350" b="8890"/>
-            <wp:docPr id="1828795978" name="Billede 1" descr="Et billede, der indeholder tekst, skærmbillede, diagram, linje/række&#10;&#10;AI-genereret indhold kan være ukorrekt."/>
+            <wp:docPr id="1828795978" name="Billede 1" descr="Et billede, der indeholder tekst, skærmbillede, diagram, linje/række  AI-genereret indhold kan være ukorrekt."/>
             <wp:cNvGraphicFramePr>
               <a:graphicFrameLocks xmlns:a="http://schemas.openxmlformats.org/drawingml/2006/main" noChangeAspect="1"/>
             </wp:cNvGraphicFramePr>
@@ -5389,7 +4044,7 @@
               <a:graphicData uri="http://schemas.openxmlformats.org/drawingml/2006/picture">
                 <pic:pic xmlns:pic="http://schemas.openxmlformats.org/drawingml/2006/picture">
                   <pic:nvPicPr>
-                    <pic:cNvPr id="1828795978" name="Billede 1" descr="Et billede, der indeholder tekst, skærmbillede, diagram, linje/række&#10;&#10;AI-genereret indhold kan være ukorrekt."/>
+                    <pic:cNvPr id="1828795978" name="Billede 1" descr="Et billede, der indeholder tekst, skærmbillede, diagram, linje/række  AI-genereret indhold kan være ukorrekt."/>
                     <pic:cNvPicPr/>
                   </pic:nvPicPr>
                   <pic:blipFill>
@@ -5451,70 +4106,19 @@
     </w:p>
     <w:p>
       <w:r>
-        <w:t xml:space="preserve">Data om dyrlæger, besætninger og besætningsejere </w:t>
-      </w:r>
-      <w:r>
-        <w:t xml:space="preserve">fås </w:t>
-      </w:r>
-      <w:r>
-        <w:t xml:space="preserve">via REST services, hvor output leveres i JSON </w:t>
-      </w:r>
-      <w:r>
-        <w:t>og</w:t>
-      </w:r>
-      <w:r>
-        <w:t xml:space="preserve"> udstilles af Fødevarestyrelsen.</w:t>
+        <w:t xml:space="preserve">Data om dyrlæger, besætninger og besætningsejere fås via REST services, hvor output leveres i JSON og udstilles af Fødevarestyrelsen.</w:t>
       </w:r>
     </w:p>
     <w:p/>
     <w:p>
       <w:r>
-        <w:t>Data om §39 vet-forhandlere fås via en REST service, hvor output leveres i JSON format</w:t>
-      </w:r>
-      <w:r>
-        <w:t>,</w:t>
-      </w:r>
-      <w:r>
-        <w:t xml:space="preserve"> som udstilles på Lægemiddelstyrelsens integrationsplatform. </w:t>
+        <w:t xml:space="preserve">Data om §39 vet-forhandlere fås via en REST service, hvor output leveres i JSON format, som udstilles på Lægemiddelstyrelsens integrationsplatform. </w:t>
       </w:r>
     </w:p>
     <w:p/>
     <w:p>
       <w:r>
-        <w:t xml:space="preserve">Følgende datakilder </w:t>
-      </w:r>
-      <w:r>
-        <w:t>fås</w:t>
-      </w:r>
-      <w:r>
-        <w:t xml:space="preserve"> via den </w:t>
-      </w:r>
-      <w:r>
-        <w:t>Nationale</w:t>
-      </w:r>
-      <w:r>
-        <w:t xml:space="preserve"> </w:t>
-      </w:r>
-      <w:r>
-        <w:t>Service</w:t>
-      </w:r>
-      <w:r>
-        <w:t>platform (NSP), de</w:t>
-      </w:r>
-      <w:r>
-        <w:t>r</w:t>
-      </w:r>
-      <w:r>
-        <w:t xml:space="preserve"> anvender "Den gode webservice", hvor </w:t>
-      </w:r>
-      <w:r>
-        <w:t>protokollen</w:t>
-      </w:r>
-      <w:r>
-        <w:t xml:space="preserve"> er SOAP og output er i XML format</w:t>
-      </w:r>
-      <w:r>
-        <w:t>:</w:t>
+        <w:t xml:space="preserve">Følgende datakilder fås via den Nationale Serviceplatform (NSP), der anvender "Den gode webservice", hvor protokollen er SOAP og output er i XML format:</w:t>
       </w:r>
     </w:p>
     <w:p/>
@@ -5590,19 +4194,7 @@
         <w:rPr>
           <w:iCs/>
         </w:rPr>
-        <w:t>stamdata</w:t>
-      </w:r>
-      <w:r>
-        <w:rPr>
-          <w:iCs/>
-        </w:rPr>
-        <w:t xml:space="preserve"> </w:t>
-      </w:r>
-      <w:r>
-        <w:rPr>
-          <w:iCs/>
-        </w:rPr>
-        <w:t>services og</w:t>
+        <w:t xml:space="preserve">stamdata services og</w:t>
       </w:r>
       <w:r>
         <w:t>/eller DVR</w:t>
@@ -5611,13 +4203,7 @@
         <w:rPr>
           <w:iCs/>
         </w:rPr>
-        <w:t xml:space="preserve"> </w:t>
-      </w:r>
-      <w:r>
-        <w:rPr>
-          <w:iCs/>
-        </w:rPr>
-        <w:t>services.</w:t>
+        <w:t xml:space="preserve"> services.</w:t>
       </w:r>
       <w:r>
         <w:t xml:space="preserve"> De eksterne </w:t>
@@ -5629,13 +4215,7 @@
         <w:t>anvendersystemer</w:t>
       </w:r>
       <w:r>
-        <w:t xml:space="preserve"> er ikke en del af </w:t>
-      </w:r>
-      <w:r>
-        <w:t>Løsningen</w:t>
-      </w:r>
-      <w:r>
-        <w:t>. De eksterne anvendersystemer omfatter:</w:t>
+        <w:t xml:space="preserve"> er ikke en del af Løsningen. De eksterne anvendersystemer omfatter:</w:t>
       </w:r>
     </w:p>
     <w:p/>
@@ -5654,28 +4234,7 @@
         <w:t>Dyrlægesystemer</w:t>
       </w:r>
       <w:r>
-        <w:t xml:space="preserve"> – dækker over både systemer i dyrlægepraksis og systemer der udbydes til dyrlæger udenfor dyrlægepraksis, som bl.a. anvendes ved udstedelse af recepter på lægemidler til dyr. </w:t>
-      </w:r>
-      <w:r>
-        <w:t>Stamdata hentes fra Stamdataløsningen via REST fra Stamdata</w:t>
-      </w:r>
-      <w:r>
-        <w:t xml:space="preserve"> </w:t>
-      </w:r>
-      <w:r>
-        <w:t>services og receptrelaterede data udveksles med DVR-løsningen</w:t>
-      </w:r>
-      <w:r>
-        <w:t xml:space="preserve"> via </w:t>
-      </w:r>
-      <w:r>
-        <w:t xml:space="preserve">DVR </w:t>
-      </w:r>
-      <w:r>
-        <w:t>services</w:t>
-      </w:r>
-      <w:r>
-        <w:t>.</w:t>
+        <w:t xml:space="preserve"> – dækker over både systemer i dyrlægepraksis og systemer der udbydes til dyrlæger udenfor dyrlægepraksis, som bl.a. anvendes ved udstedelse af recepter på lægemidler til dyr. Stamdata hentes fra Stamdataløsningen via REST fra Stamdata services og receptrelaterede data udveksles med DVR-løsningen via DVR services.</w:t>
       </w:r>
     </w:p>
     <w:p>
@@ -5706,13 +4265,7 @@
         <w:t xml:space="preserve"> </w:t>
       </w:r>
       <w:r>
-        <w:t>– dækker over de systemer som §39 vet-forhandlere anvender til bl.a. oprettelse af recepter og udlevering af lægemidler til dyr. Stamdata hentes fra Stamdataløsningen via REST fra stamdata</w:t>
-      </w:r>
-      <w:r>
-        <w:t xml:space="preserve"> </w:t>
-      </w:r>
-      <w:r>
-        <w:t>services, og receptrelaterede data udveksles med DVR-løsningen via DVR-services.</w:t>
+        <w:t xml:space="preserve">– dækker over de systemer som §39 vet-forhandlere anvender til bl.a. oprettelse af recepter og udlevering af lægemidler til dyr. Stamdata hentes fra Stamdataløsningen via REST fra stamdata services, og receptrelaterede data udveksles med DVR-løsningen via DVR-services.</w:t>
       </w:r>
     </w:p>
     <w:p/>
@@ -5739,19 +4292,7 @@
         <w:t xml:space="preserve"> </w:t>
       </w:r>
       <w:r>
-        <w:t>- dækker over de systemer som apotekerne anvender til bl.a. oprettelser af recepter og udlevering af lægemidler til dyr. Stamdata hentes fra Stamdataløsningen via REST fra stamdata</w:t>
-      </w:r>
-      <w:r>
-        <w:t xml:space="preserve"> </w:t>
-      </w:r>
-      <w:r>
-        <w:t>services, og receptrelaterede data udveksles med DVR-løsningen via DVR</w:t>
-      </w:r>
-      <w:r>
-        <w:t xml:space="preserve"> </w:t>
-      </w:r>
-      <w:r>
-        <w:t>services.</w:t>
+        <w:t xml:space="preserve">- dækker over de systemer som apotekerne anvender til bl.a. oprettelser af recepter og udlevering af lægemidler til dyr. Stamdata hentes fra Stamdataløsningen via REST fra stamdata services, og receptrelaterede data udveksles med DVR-løsningen via DVR services.</w:t>
       </w:r>
     </w:p>
     <w:p/>
@@ -5768,13 +4309,7 @@
     <w:p/>
     <w:p>
       <w:r>
-        <w:t xml:space="preserve">Af </w:t>
-      </w:r>
-      <w:r>
-        <w:t>figuren nedenfor</w:t>
-      </w:r>
-      <w:r>
-        <w:t xml:space="preserve"> fremgår en mere detaljeret illustration af DVR-løsningen. </w:t>
+        <w:t xml:space="preserve">Af figuren nedenfor fremgår en mere detaljeret illustration af DVR-løsningen. </w:t>
       </w:r>
     </w:p>
     <w:p/>
@@ -5785,37 +4320,7 @@
         </w:rPr>
       </w:pPr>
       <w:r>
-        <w:t>En detaljeret beskrivelse af</w:t>
-      </w:r>
-      <w:r>
-        <w:t>,</w:t>
-      </w:r>
-      <w:r>
-        <w:t xml:space="preserve"> hvilke eksterne anvendersystemer der må kalde hvilke </w:t>
-      </w:r>
-      <w:r>
-        <w:t>services,</w:t>
-      </w:r>
-      <w:r>
-        <w:t xml:space="preserve"> fremgår af </w:t>
-      </w:r>
-      <w:r>
-        <w:t>bilag 3A</w:t>
-      </w:r>
-      <w:r>
-        <w:t>, Appendiks D</w:t>
-      </w:r>
-      <w:r>
-        <w:t xml:space="preserve"> </w:t>
-      </w:r>
-      <w:r>
-        <w:t>afsnit</w:t>
-      </w:r>
-      <w:r>
-        <w:t xml:space="preserve"> 8</w:t>
-      </w:r>
-      <w:r>
-        <w:t>.</w:t>
+        <w:t xml:space="preserve">En detaljeret beskrivelse af, hvilke eksterne anvendersystemer der må kalde hvilke services, fremgår af bilag 3A, Appendiks D afsnit 8.</w:t>
       </w:r>
     </w:p>
     <w:p>
@@ -5835,7 +4340,7 @@
           <wp:inline distT="0" distB="0" distL="0" distR="0" wp14:anchorId="6AE3B045" wp14:editId="3E733C59">
             <wp:extent cx="5689600" cy="5855335"/>
             <wp:effectExtent l="0" t="0" r="6350" b="0"/>
-            <wp:docPr id="1081293880" name="Picture 3" descr="Et billede, der indeholder tekst, skærmbillede, diagram, Parallel&#10;&#10;AI-genereret indhold kan være ukorrekt."/>
+            <wp:docPr id="1081293880" name="Picture 3" descr="Et billede, der indeholder tekst, skærmbillede, diagram, Parallel  AI-genereret indhold kan være ukorrekt."/>
             <wp:cNvGraphicFramePr>
               <a:graphicFrameLocks xmlns:a="http://schemas.openxmlformats.org/drawingml/2006/main" noChangeAspect="1"/>
             </wp:cNvGraphicFramePr>
@@ -5843,7 +4348,7 @@
               <a:graphicData uri="http://schemas.openxmlformats.org/drawingml/2006/picture">
                 <pic:pic xmlns:pic="http://schemas.openxmlformats.org/drawingml/2006/picture">
                   <pic:nvPicPr>
-                    <pic:cNvPr id="1081293880" name="Picture 3" descr="Et billede, der indeholder tekst, skærmbillede, diagram, Parallel&#10;&#10;AI-genereret indhold kan være ukorrekt."/>
+                    <pic:cNvPr id="1081293880" name="Picture 3" descr="Et billede, der indeholder tekst, skærmbillede, diagram, Parallel  AI-genereret indhold kan være ukorrekt."/>
                     <pic:cNvPicPr/>
                   </pic:nvPicPr>
                   <pic:blipFill>
@@ -5879,13 +4384,7 @@
         <w:pStyle w:val="Billedtekst"/>
       </w:pPr>
       <w:r>
-        <w:t xml:space="preserve">Applikationsmålarkitektur for DVR-løsningen med </w:t>
-      </w:r>
-      <w:r>
-        <w:t xml:space="preserve">eksterne </w:t>
-      </w:r>
-      <w:r>
-        <w:t>anvendersystemer</w:t>
+        <w:t xml:space="preserve">Applikationsmålarkitektur for DVR-løsningen med eksterne anvendersystemer</w:t>
       </w:r>
     </w:p>
     <w:p/>
@@ -5899,31 +4398,7 @@
         <w:rPr>
           <w:iCs/>
         </w:rPr>
-        <w:t>DVR online, DVR</w:t>
-      </w:r>
-      <w:r>
-        <w:rPr>
-          <w:iCs/>
-        </w:rPr>
-        <w:t xml:space="preserve"> </w:t>
-      </w:r>
-      <w:r>
-        <w:rPr>
-          <w:iCs/>
-        </w:rPr>
-        <w:t>applikation og DVR</w:t>
-      </w:r>
-      <w:r>
-        <w:rPr>
-          <w:iCs/>
-        </w:rPr>
-        <w:t xml:space="preserve"> </w:t>
-      </w:r>
-      <w:r>
-        <w:rPr>
-          <w:iCs/>
-        </w:rPr>
-        <w:t>services</w:t>
+        <w:t xml:space="preserve">DVR online, DVR applikation og DVR services</w:t>
       </w:r>
       <w:r>
         <w:rPr>
@@ -6076,13 +4551,7 @@
           </w:tcPr>
           <w:p>
             <w:r>
-              <w:t xml:space="preserve">En webbaseret brugergrænseflade. Herigennem kan dyrlæger få overblik over og udstede </w:t>
-            </w:r>
-            <w:r>
-              <w:t xml:space="preserve">egne </w:t>
-            </w:r>
-            <w:r>
-              <w:t xml:space="preserve">recepter. </w:t>
+              <w:t xml:space="preserve">En webbaseret brugergrænseflade. Herigennem kan dyrlæger få overblik over og udstede egne recepter. </w:t>
             </w:r>
           </w:p>
           <w:p/>
@@ -6217,16 +4686,7 @@
           </w:tcPr>
           <w:p>
             <w:r>
-              <w:t xml:space="preserve">Den </w:t>
-            </w:r>
-            <w:r>
-              <w:t>del af løsningen</w:t>
-            </w:r>
-            <w:r>
-              <w:t>,</w:t>
-            </w:r>
-            <w:r>
-              <w:t xml:space="preserve"> der udstiller services til brug for de eksterne anvendersystemer for derigennem at gøre det muligt at: </w:t>
+              <w:t xml:space="preserve">Den del af løsningen, der udstiller services til brug for de eksterne anvendersystemer for derigennem at gøre det muligt at: </w:t>
             </w:r>
           </w:p>
           <w:p/>
@@ -6239,13 +4699,7 @@
               </w:numPr>
             </w:pPr>
             <w:r>
-              <w:t>U</w:t>
-            </w:r>
-            <w:r>
-              <w:t>dstede recepter og oprette bestillinger via dyrlægesystemer eller DVR online</w:t>
-            </w:r>
-            <w:r>
-              <w:t>.</w:t>
+              <w:t>Udstede recepter og oprette bestillinger via dyrlægesystemer eller DVR online.</w:t>
             </w:r>
           </w:p>
           <w:p>
@@ -6257,13 +4711,7 @@
               </w:numPr>
             </w:pPr>
             <w:r>
-              <w:t>O</w:t>
-            </w:r>
-            <w:r>
-              <w:t>prette recepter, bestillinger og udlevere lægemidler via apotekssystemer og §39 vet-forhandlersystemer</w:t>
-            </w:r>
-            <w:r>
-              <w:t>.</w:t>
+              <w:t>Oprette recepter, bestillinger og udlevere lægemidler via apotekssystemer og §39 vet-forhandlersystemer.</w:t>
             </w:r>
           </w:p>
           <w:p/>
@@ -6278,16 +4726,7 @@
       <w:bookmarkStart w:id="37" w:name="_Toc224627784"/>
       <w:bookmarkStart w:id="38" w:name="_Toc240973850"/>
       <w:r>
-        <w:t>Applikationsmålarkitektu</w:t>
-      </w:r>
-      <w:r>
-        <w:t>r</w:t>
-      </w:r>
-      <w:r>
-        <w:t xml:space="preserve"> for </w:t>
-      </w:r>
-      <w:r>
-        <w:t>Stamdataløsningen</w:t>
+        <w:t xml:space="preserve">Applikationsmålarkitektur for Stamdataløsningen</w:t>
       </w:r>
       <w:bookmarkEnd w:id="37"/>
       <w:bookmarkEnd w:id="38"/>
@@ -6295,64 +4734,13 @@
     <w:p/>
     <w:p>
       <w:r>
-        <w:t xml:space="preserve">Af </w:t>
-      </w:r>
-      <w:r>
-        <w:t xml:space="preserve">figuren nedenfor </w:t>
-      </w:r>
-      <w:r>
-        <w:t xml:space="preserve">fremgår en mere detaljeret illustration af Stamdataløsningen. </w:t>
+        <w:t xml:space="preserve">Af figuren nedenfor fremgår en mere detaljeret illustration af Stamdataløsningen. </w:t>
       </w:r>
     </w:p>
     <w:p/>
     <w:p>
       <w:r>
-        <w:t>En detaljeret beskrivelse af</w:t>
-      </w:r>
-      <w:r>
-        <w:t>,</w:t>
-      </w:r>
-      <w:r>
-        <w:t xml:space="preserve"> hvilke </w:t>
-      </w:r>
-      <w:r>
-        <w:t xml:space="preserve">eksterne </w:t>
-      </w:r>
-      <w:r>
-        <w:t>anvendersystemer der må kalde hvilke Stamdata</w:t>
-      </w:r>
-      <w:r>
-        <w:t xml:space="preserve"> </w:t>
-      </w:r>
-      <w:r>
-        <w:t>services</w:t>
-      </w:r>
-      <w:r>
-        <w:t>,</w:t>
-      </w:r>
-      <w:r>
-        <w:t xml:space="preserve"> fremgår af </w:t>
-      </w:r>
-      <w:r>
-        <w:t>bilag 3</w:t>
-      </w:r>
-      <w:r>
-        <w:t>A</w:t>
-      </w:r>
-      <w:r>
-        <w:t>,</w:t>
-      </w:r>
-      <w:r>
-        <w:t xml:space="preserve"> </w:t>
-      </w:r>
-      <w:r>
-        <w:t>Appendiks</w:t>
-      </w:r>
-      <w:r>
-        <w:t xml:space="preserve"> D</w:t>
-      </w:r>
-      <w:r>
-        <w:t>.</w:t>
+        <w:t xml:space="preserve">En detaljeret beskrivelse af, hvilke eksterne anvendersystemer der må kalde hvilke Stamdata services, fremgår af bilag 3A, Appendiks D.</w:t>
       </w:r>
     </w:p>
     <w:p/>
@@ -6365,7 +4753,7 @@
           <wp:inline distT="0" distB="0" distL="0" distR="0" wp14:anchorId="4E8DACDB" wp14:editId="71DADA2D">
             <wp:extent cx="5689600" cy="3379470"/>
             <wp:effectExtent l="0" t="0" r="6350" b="0"/>
-            <wp:docPr id="626251212" name="Billede 1" descr="Et billede, der indeholder tekst, skærmbillede, diagram, Parallel&#10;&#10;AI-genereret indhold kan være ukorrekt."/>
+            <wp:docPr id="626251212" name="Billede 1" descr="Et billede, der indeholder tekst, skærmbillede, diagram, Parallel  AI-genereret indhold kan være ukorrekt."/>
             <wp:cNvGraphicFramePr>
               <a:graphicFrameLocks xmlns:a="http://schemas.openxmlformats.org/drawingml/2006/main" noChangeAspect="1"/>
             </wp:cNvGraphicFramePr>
@@ -6373,7 +4761,7 @@
               <a:graphicData uri="http://schemas.openxmlformats.org/drawingml/2006/picture">
                 <pic:pic xmlns:pic="http://schemas.openxmlformats.org/drawingml/2006/picture">
                   <pic:nvPicPr>
-                    <pic:cNvPr id="626251212" name="Billede 1" descr="Et billede, der indeholder tekst, skærmbillede, diagram, Parallel&#10;&#10;AI-genereret indhold kan være ukorrekt."/>
+                    <pic:cNvPr id="626251212" name="Billede 1" descr="Et billede, der indeholder tekst, skærmbillede, diagram, Parallel  AI-genereret indhold kan være ukorrekt."/>
                     <pic:cNvPicPr/>
                   </pic:nvPicPr>
                   <pic:blipFill>
@@ -6414,89 +4802,20 @@
       </w:r>
       <w:bookmarkEnd w:id="39"/>
       <w:r>
-        <w:t xml:space="preserve"> Applikationsmålarkitektur for Stamdataløsningen med </w:t>
-      </w:r>
-      <w:r>
-        <w:t xml:space="preserve">eksterne </w:t>
-      </w:r>
-      <w:r>
-        <w:t>anvendersystemer</w:t>
+        <w:t xml:space="preserve"> Applikationsmålarkitektur for Stamdataløsningen med eksterne anvendersystemer</w:t>
       </w:r>
     </w:p>
     <w:p/>
     <w:p>
       <w:r>
         <w:lastRenderedPageBreak/>
-        <w:t xml:space="preserve">Stamdataløsningen består af tre hoveddele: </w:t>
-      </w:r>
-      <w:r>
-        <w:t>S</w:t>
-      </w:r>
-      <w:r>
-        <w:t xml:space="preserve">tamdataindlæsere, </w:t>
-      </w:r>
-      <w:r>
-        <w:t>stamdata</w:t>
-      </w:r>
-      <w:r>
-        <w:t>data</w:t>
-      </w:r>
-      <w:r>
-        <w:t>base</w:t>
-      </w:r>
-      <w:r>
-        <w:t xml:space="preserve"> og </w:t>
-      </w:r>
-      <w:r>
-        <w:t>stam</w:t>
-      </w:r>
-      <w:r>
-        <w:t>data</w:t>
-      </w:r>
-      <w:r>
-        <w:t xml:space="preserve"> </w:t>
-      </w:r>
-      <w:r>
-        <w:t xml:space="preserve">services, der tilsammen understøtter indlæsning af stamdata fra </w:t>
-      </w:r>
-      <w:r>
-        <w:t>s</w:t>
-      </w:r>
-      <w:r>
-        <w:t>tamdatakilder</w:t>
-      </w:r>
-      <w:r>
-        <w:t xml:space="preserve">ne, central opbevaring af stamdata i </w:t>
-      </w:r>
-      <w:r>
-        <w:t>stamdata</w:t>
-      </w:r>
-      <w:r>
-        <w:t>data</w:t>
-      </w:r>
-      <w:r>
-        <w:t>base</w:t>
-      </w:r>
-      <w:r>
-        <w:t>n samt udstilling af stamdata via stamdata</w:t>
-      </w:r>
-      <w:r>
-        <w:t xml:space="preserve"> </w:t>
-      </w:r>
-      <w:r>
-        <w:t xml:space="preserve">services til brug for DVR-løsningen og de eksterne anvendersystemer. </w:t>
+        <w:t xml:space="preserve">Stamdataløsningen består af tre hoveddele: Stamdataindlæsere, stamdatadatabase og stamdata services, der tilsammen understøtter indlæsning af stamdata fra stamdatakilderne, central opbevaring af stamdata i stamdatadatabasen samt udstilling af stamdata via stamdata services til brug for DVR-løsningen og de eksterne anvendersystemer. </w:t>
       </w:r>
     </w:p>
     <w:p/>
     <w:p>
       <w:r>
-        <w:t xml:space="preserve">Stamdataløsningen sikrer en ensartet og konsistent håndtering af de stamdatasæt, der anvendes i forbindelse med veterinære recepter, og danner grundlag for adgangs- og rettighedsstyring </w:t>
-      </w:r>
-      <w:r>
-        <w:t xml:space="preserve">for dyrlæger </w:t>
-      </w:r>
-      <w:r>
-        <w:t>samt validering af data i DVR-løsningen og de eksterne anvendersystemer.</w:t>
+        <w:t xml:space="preserve">Stamdataløsningen sikrer en ensartet og konsistent håndtering af de stamdatasæt, der anvendes i forbindelse med veterinære recepter, og danner grundlag for adgangs- og rettighedsstyring for dyrlæger samt validering af data i DVR-løsningen og de eksterne anvendersystemer.</w:t>
       </w:r>
     </w:p>
     <w:p>
@@ -6602,14 +4921,7 @@
                 <w:b/>
                 <w:bCs/>
               </w:rPr>
-              <w:t>Stamdatai</w:t>
-            </w:r>
-            <w:r>
-              <w:rPr>
-                <w:b/>
-                <w:bCs/>
-              </w:rPr>
-              <w:t>ndlæsere</w:t>
+              <w:t>Stamdataindlæsere</w:t>
             </w:r>
           </w:p>
         </w:tc>
@@ -6620,84 +4932,18 @@
           </w:tcPr>
           <w:p>
             <w:r>
-              <w:t>Består af et antal stamdata</w:t>
+              <w:t xml:space="preserve">Består af et antal stamdataindlæsere, en indlæser pr. datakilde. </w:t>
             </w:r>
+          </w:p>
+          <w:p>
             <w:r>
-              <w:t>indlæsere</w:t>
+              <w:t xml:space="preserve">En stamdataindlæser henter eller modtager stamdata fra kilden. Indlæseren har ansvar for at tjekke at data er korrekte, i det omfang det er muligt, lave eventuelle transformationer (til fx korrekte datatyper) og placere data i stamdatadatabasen i den i bilag 3A, Appendiks D, beskrevne datastruktur.</w:t>
             </w:r>
+          </w:p>
+          <w:p/>
+          <w:p>
             <w:r>
-              <w:t xml:space="preserve">, en </w:t>
-            </w:r>
-            <w:r>
-              <w:t xml:space="preserve">indlæser </w:t>
-            </w:r>
-            <w:r>
-              <w:t xml:space="preserve">pr. datakilde. </w:t>
-            </w:r>
-          </w:p>
-          <w:p>
-            <w:r>
-              <w:t>En stamdata</w:t>
-            </w:r>
-            <w:r>
-              <w:t>indlæser</w:t>
-            </w:r>
-            <w:r>
-              <w:t xml:space="preserve"> henter eller modtager stamdata fra kilden.</w:t>
-            </w:r>
-            <w:r>
-              <w:t xml:space="preserve"> </w:t>
-            </w:r>
-            <w:r>
-              <w:t xml:space="preserve">Indlæseren </w:t>
-            </w:r>
-            <w:r>
-              <w:t xml:space="preserve">har ansvar for at tjekke at data er korrekte, i det omfang det er muligt, lave eventuelle transformationer (til fx korrekte datatyper) og placere data i </w:t>
-            </w:r>
-            <w:r>
-              <w:t>stamdatadatabasen</w:t>
-            </w:r>
-            <w:r>
-              <w:t xml:space="preserve"> i den i </w:t>
-            </w:r>
-            <w:r>
-              <w:t>bilag 3</w:t>
-            </w:r>
-            <w:r>
-              <w:t>A</w:t>
-            </w:r>
-            <w:r>
-              <w:t>,</w:t>
-            </w:r>
-            <w:r>
-              <w:t xml:space="preserve"> Appendiks D</w:t>
-            </w:r>
-            <w:r>
-              <w:t>,</w:t>
-            </w:r>
-            <w:r>
-              <w:t xml:space="preserve"> beskrevne datastruktur.</w:t>
-            </w:r>
-          </w:p>
-          <w:p/>
-          <w:p>
-            <w:r>
-              <w:t xml:space="preserve">Yderligere beskrivelse fremgår af </w:t>
-            </w:r>
-            <w:r>
-              <w:t>bilag 3</w:t>
-            </w:r>
-            <w:r>
-              <w:t>A</w:t>
-            </w:r>
-            <w:r>
-              <w:t>,</w:t>
-            </w:r>
-            <w:r>
-              <w:t xml:space="preserve"> Appendiks D</w:t>
-            </w:r>
-            <w:r>
-              <w:t>.</w:t>
+              <w:t xml:space="preserve">Yderligere beskrivelse fremgår af bilag 3A, Appendiks D.</w:t>
             </w:r>
           </w:p>
           <w:p/>
@@ -6724,28 +4970,7 @@
                 <w:b/>
                 <w:bCs/>
               </w:rPr>
-              <w:t>Stam</w:t>
-            </w:r>
-            <w:r>
-              <w:rPr>
-                <w:b/>
-                <w:bCs/>
-              </w:rPr>
-              <w:t>data</w:t>
-            </w:r>
-            <w:r>
-              <w:rPr>
-                <w:b/>
-                <w:bCs/>
-              </w:rPr>
-              <w:t>data</w:t>
-            </w:r>
-            <w:r>
-              <w:rPr>
-                <w:b/>
-                <w:bCs/>
-              </w:rPr>
-              <w:t>base</w:t>
+              <w:t>Stamdatadatabase</w:t>
             </w:r>
           </w:p>
         </w:tc>
@@ -6756,43 +4981,13 @@
           </w:tcPr>
           <w:p>
             <w:r>
-              <w:t xml:space="preserve">Den </w:t>
+              <w:t xml:space="preserve">Den del af Løsningen, hvori de forskellige stamdatasæt opbevares.</w:t>
             </w:r>
+          </w:p>
+          <w:p/>
+          <w:p>
             <w:r>
-              <w:t>del af L</w:t>
-            </w:r>
-            <w:r>
-              <w:t>ø</w:t>
-            </w:r>
-            <w:r>
-              <w:t>sningen</w:t>
-            </w:r>
-            <w:r>
-              <w:t>,</w:t>
-            </w:r>
-            <w:r>
-              <w:t xml:space="preserve"> hvori de forskellige stamdatasæt opbevares.</w:t>
-            </w:r>
-          </w:p>
-          <w:p/>
-          <w:p>
-            <w:r>
-              <w:t xml:space="preserve">Yderligere beskrivelse fremgår af </w:t>
-            </w:r>
-            <w:r>
-              <w:t>bilag 3</w:t>
-            </w:r>
-            <w:r>
-              <w:t>A</w:t>
-            </w:r>
-            <w:r>
-              <w:t>,</w:t>
-            </w:r>
-            <w:r>
-              <w:t xml:space="preserve"> Appendiks D</w:t>
-            </w:r>
-            <w:r>
-              <w:t>.</w:t>
+              <w:t xml:space="preserve">Yderligere beskrivelse fremgår af bilag 3A, Appendiks D.</w:t>
             </w:r>
           </w:p>
           <w:p/>
@@ -6819,21 +5014,7 @@
                 <w:b/>
                 <w:bCs/>
               </w:rPr>
-              <w:t>Stamdata</w:t>
-            </w:r>
-            <w:r>
-              <w:rPr>
-                <w:b/>
-                <w:bCs/>
-              </w:rPr>
-              <w:t xml:space="preserve"> </w:t>
-            </w:r>
-            <w:r>
-              <w:rPr>
-                <w:b/>
-                <w:bCs/>
-              </w:rPr>
-              <w:t>services</w:t>
+              <w:t xml:space="preserve">Stamdata services</w:t>
             </w:r>
           </w:p>
         </w:tc>
@@ -6844,61 +5025,13 @@
           </w:tcPr>
           <w:p>
             <w:r>
-              <w:t xml:space="preserve">Den </w:t>
+              <w:t xml:space="preserve">Den del af Løsningen, der udstiller REST-services til brug for DVR-løsningen og de eksterne anvendersystemer for derigennem blandt andet at gøre det muligt at foretage adgangs- og rettighedsstyring og validering af data i DVR applikationen.</w:t>
             </w:r>
+          </w:p>
+          <w:p/>
+          <w:p>
             <w:r>
-              <w:t>del af L</w:t>
-            </w:r>
-            <w:r>
-              <w:t>ø</w:t>
-            </w:r>
-            <w:r>
-              <w:t>sningen</w:t>
-            </w:r>
-            <w:r>
-              <w:t>,</w:t>
-            </w:r>
-            <w:r>
-              <w:t xml:space="preserve"> der udstiller REST-services til brug for DVR</w:t>
-            </w:r>
-            <w:r>
-              <w:t xml:space="preserve">-løsningen </w:t>
-            </w:r>
-            <w:r>
-              <w:t xml:space="preserve">og de eksterne anvendersystemer for derigennem </w:t>
-            </w:r>
-            <w:r>
-              <w:t xml:space="preserve">blandt andet </w:t>
-            </w:r>
-            <w:r>
-              <w:t>at gøre det muligt at foretage adgangs- og rettighedsstyring og validering af data i DVR</w:t>
-            </w:r>
-            <w:r>
-              <w:t xml:space="preserve"> applikationen</w:t>
-            </w:r>
-            <w:r>
-              <w:t>.</w:t>
-            </w:r>
-          </w:p>
-          <w:p/>
-          <w:p>
-            <w:r>
-              <w:t xml:space="preserve">Yderligere beskrivelse fremgår af </w:t>
-            </w:r>
-            <w:r>
-              <w:t>bilag 3</w:t>
-            </w:r>
-            <w:r>
-              <w:t>A</w:t>
-            </w:r>
-            <w:r>
-              <w:t>,</w:t>
-            </w:r>
-            <w:r>
-              <w:t xml:space="preserve"> Appendiks D</w:t>
-            </w:r>
-            <w:r>
-              <w:t xml:space="preserve">. </w:t>
+              <w:t xml:space="preserve">Yderligere beskrivelse fremgår af bilag 3A, Appendiks D. </w:t>
             </w:r>
           </w:p>
           <w:p/>
@@ -6912,49 +5045,7 @@
     </w:p>
     <w:p>
       <w:r>
-        <w:t>Ved at splitte i stamdata</w:t>
-      </w:r>
-      <w:r>
-        <w:t>indlæser</w:t>
-      </w:r>
-      <w:r>
-        <w:t>e</w:t>
-      </w:r>
-      <w:r>
-        <w:t>, stam</w:t>
-      </w:r>
-      <w:r>
-        <w:t>data</w:t>
-      </w:r>
-      <w:r>
-        <w:t>data</w:t>
-      </w:r>
-      <w:r>
-        <w:t>base</w:t>
-      </w:r>
-      <w:r>
-        <w:t xml:space="preserve"> og udstilling af stamdata via stamdata services er </w:t>
-      </w:r>
-      <w:r>
-        <w:t>intentionen</w:t>
-      </w:r>
-      <w:r>
-        <w:t xml:space="preserve">, at </w:t>
-      </w:r>
-      <w:r>
-        <w:t xml:space="preserve">der </w:t>
-      </w:r>
-      <w:r>
-        <w:t xml:space="preserve">sker </w:t>
-      </w:r>
-      <w:r>
-        <w:t>en afkobling mellem en generel udstilling af stamdata og komponenterne</w:t>
-      </w:r>
-      <w:r>
-        <w:t>,</w:t>
-      </w:r>
-      <w:r>
-        <w:t xml:space="preserve"> som skal forstå forretningsdata.</w:t>
+        <w:t xml:space="preserve">Ved at splitte i stamdataindlæsere, stamdatadatabase og udstilling af stamdata via stamdata services er intentionen, at der sker en afkobling mellem en generel udstilling af stamdata og komponenterne, som skal forstå forretningsdata.</w:t>
       </w:r>
     </w:p>
     <w:p/>
@@ -6968,13 +5059,7 @@
       <w:bookmarkStart w:id="40" w:name="_Toc224889742"/>
       <w:bookmarkStart w:id="41" w:name="_Toc240973851"/>
       <w:r>
-        <w:t>Leverancens om</w:t>
-      </w:r>
-      <w:r>
-        <w:t>f</w:t>
-      </w:r>
-      <w:r>
-        <w:t>ang</w:t>
+        <w:t>Leverancens omfang</w:t>
       </w:r>
       <w:bookmarkEnd w:id="40"/>
       <w:bookmarkEnd w:id="41"/>
@@ -6987,22 +5072,7 @@
       <w:bookmarkStart w:id="42" w:name="_Toc224889743"/>
       <w:bookmarkStart w:id="43" w:name="_Toc240973852"/>
       <w:r>
-        <w:t>Leverance</w:t>
-      </w:r>
-      <w:r>
-        <w:t>k</w:t>
-      </w:r>
-      <w:r>
-        <w:t xml:space="preserve">rav til </w:t>
-      </w:r>
-      <w:r>
-        <w:t>DVR</w:t>
-      </w:r>
-      <w:r>
-        <w:t>-</w:t>
-      </w:r>
-      <w:r>
-        <w:t>løsningen</w:t>
+        <w:t xml:space="preserve">Leverancekrav til DVR-løsningen</w:t>
       </w:r>
       <w:bookmarkEnd w:id="42"/>
       <w:bookmarkEnd w:id="43"/>
@@ -7056,23 +5126,18 @@
           </w:tcPr>
           <w:p>
             <w:r>
-              <w:t xml:space="preserve">[K] Det er et krav, at Leverandøren </w:t>
+              <w:t xml:space="preserve">[K] </w:t>
             </w:r>
-            <w:r>
-              <w:t xml:space="preserve">udvikler og </w:t>
-            </w:r>
-            <w:r>
-              <w:t xml:space="preserve">leverer </w:t>
-            </w:r>
-            <w:r>
-              <w:t>DVR</w:t>
-            </w:r>
-            <w:r>
-              <w:t xml:space="preserve"> Online</w:t>
-            </w:r>
-            <w:r>
-              <w:t>.</w:t>
-            </w:r>
+            <w:del w:id="1108" w:author="Claude" w:date="2026-09-29T12:00:00Z">
+              <w:r>
+                <w:delText xml:space="preserve">Det er et krav, at Leverandøren udvikler og leverer DVR Online.</w:delText>
+              </w:r>
+            </w:del>
+            <w:ins w:id="1109" w:author="Claude" w:date="2026-09-29T12:00:00Z">
+              <w:r>
+                <w:t xml:space="preserve">Det er et krav, at Optionen omfatter, at Leverandøren udvikler og leverer DVR Online, jf. afsnit 3.5.</w:t>
+              </w:r>
+            </w:ins>
           </w:p>
           <w:p>
             <w:r>
@@ -7108,10 +5173,7 @@
           </w:tcPr>
           <w:p>
             <w:r>
-              <w:t>[K] Det er et krav, at Leverandøren udvikler og leverer en DVR-applikation</w:t>
-            </w:r>
-            <w:r>
-              <w:t>.</w:t>
+              <w:t>[K] Det er et krav, at Leverandøren udvikler og leverer en DVR-applikation.</w:t>
             </w:r>
           </w:p>
           <w:p/>
@@ -7144,40 +5206,7 @@
           </w:tcPr>
           <w:p>
             <w:r>
-              <w:t xml:space="preserve">[K] Det er et krav, at Leverandøren </w:t>
-            </w:r>
-            <w:r>
-              <w:t xml:space="preserve">udvikler og </w:t>
-            </w:r>
-            <w:r>
-              <w:t xml:space="preserve">leverer </w:t>
-            </w:r>
-            <w:r>
-              <w:t>DVR ser</w:t>
-            </w:r>
-            <w:r>
-              <w:t>vice</w:t>
-            </w:r>
-            <w:r>
-              <w:t>s</w:t>
-            </w:r>
-            <w:r>
-              <w:t>,</w:t>
-            </w:r>
-            <w:r>
-              <w:t xml:space="preserve"> der</w:t>
-            </w:r>
-            <w:r>
-              <w:t xml:space="preserve"> </w:t>
-            </w:r>
-            <w:r>
-              <w:t>understø</w:t>
-            </w:r>
-            <w:r>
-              <w:t xml:space="preserve">tter </w:t>
-            </w:r>
-            <w:r>
-              <w:t>de eksterne anvendersystemers integration med DVR-løsningen.</w:t>
+              <w:t xml:space="preserve">[K] Det er et krav, at Leverandøren udvikler og leverer DVR services, der understøtter de eksterne anvendersystemers integration med DVR-løsningen.</w:t>
             </w:r>
           </w:p>
           <w:p/>
@@ -7210,40 +5239,7 @@
           </w:tcPr>
           <w:p>
             <w:r>
-              <w:t xml:space="preserve">[K] Det er et krav, at Leverandøren </w:t>
-            </w:r>
-            <w:r>
-              <w:t xml:space="preserve">udvikler og </w:t>
-            </w:r>
-            <w:r>
-              <w:t>levere</w:t>
-            </w:r>
-            <w:r>
-              <w:t>r</w:t>
-            </w:r>
-            <w:r>
-              <w:t xml:space="preserve"> e</w:t>
-            </w:r>
-            <w:r>
-              <w:t>n løsning</w:t>
-            </w:r>
-            <w:r>
-              <w:t xml:space="preserve">, der </w:t>
-            </w:r>
-            <w:r>
-              <w:t>under</w:t>
-            </w:r>
-            <w:r>
-              <w:t>s</w:t>
-            </w:r>
-            <w:r>
-              <w:t xml:space="preserve">tøtter </w:t>
-            </w:r>
-            <w:r>
-              <w:t xml:space="preserve">dataudtræk </w:t>
-            </w:r>
-            <w:r>
-              <w:t>til brug for rapportering.</w:t>
+              <w:t xml:space="preserve">[K] Det er et krav, at Leverandøren udvikler og leverer en løsning, der understøtter dataudtræk til brug for rapportering.</w:t>
             </w:r>
           </w:p>
           <w:p/>
@@ -7276,22 +5272,7 @@
           </w:tcPr>
           <w:p>
             <w:r>
-              <w:t xml:space="preserve">[K] Det er et krav, at Leverandøren </w:t>
-            </w:r>
-            <w:r>
-              <w:t>udvikler</w:t>
-            </w:r>
-            <w:r>
-              <w:t xml:space="preserve"> </w:t>
-            </w:r>
-            <w:r>
-              <w:t xml:space="preserve">og </w:t>
-            </w:r>
-            <w:r>
-              <w:t>leverer e</w:t>
-            </w:r>
-            <w:r>
-              <w:t>n løsning til sletning af data.</w:t>
+              <w:t xml:space="preserve">[K] Det er et krav, at Leverandøren udvikler og leverer en løsning til sletning af data.</w:t>
             </w:r>
           </w:p>
           <w:p/>
@@ -7306,13 +5287,7 @@
       <w:bookmarkStart w:id="44" w:name="_Toc240973853"/>
       <w:bookmarkStart w:id="45" w:name="_Toc224889744"/>
       <w:r>
-        <w:t>Leverancekrav til stamdata</w:t>
-      </w:r>
-      <w:r>
-        <w:t xml:space="preserve"> </w:t>
-      </w:r>
-      <w:r>
-        <w:t>løsningen</w:t>
+        <w:t xml:space="preserve">Leverancekrav til stamdata løsningen</w:t>
       </w:r>
       <w:bookmarkEnd w:id="44"/>
     </w:p>
@@ -7362,22 +5337,13 @@
           </w:tcPr>
           <w:p>
             <w:r>
-              <w:t xml:space="preserve">[K] Det er et krav, at Leverandøren udvikler og leverer </w:t>
+              <w:t xml:space="preserve">[K] Det er et krav, at Leverandøren udvikler og leverer en stamdataindlæser applikation, der understøtter indlæsning af data fra stamdatakilder og placerer dem i stamdatabasen.</w:t>
             </w:r>
+          </w:p>
+          <w:p/>
+          <w:p>
             <w:r>
-              <w:t xml:space="preserve">en </w:t>
-            </w:r>
-            <w:r>
-              <w:t>stamdataindlæser applikation, der understøtter indlæsning af data fra stamdatakilder og placerer dem i stamdatabasen.</w:t>
-            </w:r>
-          </w:p>
-          <w:p/>
-          <w:p>
-            <w:r>
-              <w:t>S</w:t>
-            </w:r>
-            <w:r>
-              <w:t>tamdataindlæseren skal indlæse fra følgende stamdatakilder:</w:t>
+              <w:t>Stamdataindlæseren skal indlæse fra følgende stamdatakilder:</w:t>
             </w:r>
           </w:p>
           <w:p/>
@@ -7465,31 +5431,7 @@
           </w:tcPr>
           <w:p>
             <w:r>
-              <w:t xml:space="preserve">[K] Det er et krav, at Leverandøren udvikler og leverer en </w:t>
-            </w:r>
-            <w:r>
-              <w:t>s</w:t>
-            </w:r>
-            <w:r>
-              <w:t>tamdatadatabase</w:t>
-            </w:r>
-            <w:r>
-              <w:t xml:space="preserve"> applikation</w:t>
-            </w:r>
-            <w:r>
-              <w:t xml:space="preserve">, der understøtter </w:t>
-            </w:r>
-            <w:r>
-              <w:t>opbevaring af de konsoliderede stamdata</w:t>
-            </w:r>
-            <w:r>
-              <w:t xml:space="preserve">, hvorfra stamdata kan udstilles </w:t>
-            </w:r>
-            <w:r>
-              <w:t>til brug for DVR-løsningen og de eksterne anvendersystemer</w:t>
-            </w:r>
-            <w:r>
-              <w:t>.</w:t>
+              <w:t xml:space="preserve">[K] Det er et krav, at Leverandøren udvikler og leverer en stamdatadatabase applikation, der understøtter opbevaring af de konsoliderede stamdata, hvorfra stamdata kan udstilles til brug for DVR-løsningen og de eksterne anvendersystemer.</w:t>
             </w:r>
           </w:p>
           <w:p/>
@@ -7522,13 +5464,7 @@
           </w:tcPr>
           <w:p>
             <w:r>
-              <w:t>[K] Det er et krav, at Leverandøren udvikler og leverer stamdata services</w:t>
-            </w:r>
-            <w:r>
-              <w:t>,</w:t>
-            </w:r>
-            <w:r>
-              <w:t xml:space="preserve"> der udstiller stamdata til brug for DVR-løsningen og de eksterne anvendersystemer. </w:t>
+              <w:t xml:space="preserve">[K] Det er et krav, at Leverandøren udvikler og leverer stamdata services, der udstiller stamdata til brug for DVR-løsningen og de eksterne anvendersystemer. </w:t>
             </w:r>
           </w:p>
           <w:p/>
@@ -7545,10 +5481,7 @@
       <w:bookmarkStart w:id="48" w:name="_Toc125724147"/>
       <w:bookmarkEnd w:id="45"/>
       <w:r>
-        <w:t xml:space="preserve">Krav til </w:t>
-      </w:r>
-      <w:r>
-        <w:t>brugervejledning</w:t>
+        <w:t xml:space="preserve">Krav til brugervejledning</w:t>
       </w:r>
       <w:bookmarkEnd w:id="46"/>
       <w:bookmarkEnd w:id="47"/>
@@ -7606,34 +5539,20 @@
               <w:spacing w:line="276" w:lineRule="auto"/>
             </w:pPr>
             <w:r>
-              <w:t xml:space="preserve">[K] Det er et krav, at der </w:t>
+              <w:t xml:space="preserve">[K] </w:t>
             </w:r>
+            <w:del w:id="1110" w:author="Claude" w:date="2026-09-29T12:00:00Z">
+              <w:r>
+                <w:delText xml:space="preserve">Det er et krav, at der udarbejdes</w:delText>
+              </w:r>
+            </w:del>
+            <w:ins w:id="1111" w:author="Claude" w:date="2026-09-29T12:00:00Z">
+              <w:r>
+                <w:t xml:space="preserve">Det er et krav, at Optionen omfatter, at der udarbejdes</w:t>
+              </w:r>
+            </w:ins>
             <w:r>
-              <w:t xml:space="preserve">udarbejdes en udførlig vejledning i brugen af DVR online i form af </w:t>
-            </w:r>
-            <w:r>
-              <w:t xml:space="preserve">en </w:t>
-            </w:r>
-            <w:r>
-              <w:t xml:space="preserve">online guide </w:t>
-            </w:r>
-            <w:r>
-              <w:t>i</w:t>
-            </w:r>
-            <w:r>
-              <w:t xml:space="preserve"> PDF</w:t>
-            </w:r>
-            <w:r>
-              <w:t>-format</w:t>
-            </w:r>
-            <w:r>
-              <w:t>,</w:t>
-            </w:r>
-            <w:r>
-              <w:t xml:space="preserve"> som kan tilgås fra DVR onlinebrugergrænsefladen</w:t>
-            </w:r>
-            <w:r>
-              <w:t>.</w:t>
+              <w:t xml:space="preserve"> en udførlig vejledning i brugen af DVR online i form af en online guide i PDF-format, som kan tilgås fra DVR onlinebrugergrænsefladen.</w:t>
             </w:r>
           </w:p>
           <w:p>
@@ -7664,13 +5583,7 @@
       <w:bookmarkStart w:id="49" w:name="_Toc240973855"/>
       <w:r>
         <w:lastRenderedPageBreak/>
-        <w:t>Leverancekrav til</w:t>
-      </w:r>
-      <w:r>
-        <w:t xml:space="preserve"> i</w:t>
-      </w:r>
-      <w:r>
-        <w:t>ntegrationer</w:t>
+        <w:t xml:space="preserve">Leverancekrav til integrationer</w:t>
       </w:r>
       <w:bookmarkEnd w:id="49"/>
     </w:p>
@@ -7727,13 +5640,7 @@
               <w:spacing w:line="276" w:lineRule="auto"/>
             </w:pPr>
             <w:r>
-              <w:t xml:space="preserve">[K] Det er et krav, at Leverandøren leverer en løsning, der understøtter </w:t>
-            </w:r>
-            <w:r>
-              <w:t>integrationer til</w:t>
-            </w:r>
-            <w:r>
-              <w:t>:</w:t>
+              <w:t xml:space="preserve">[K] Det er et krav, at Leverandøren leverer en løsning, der understøtter integrationer til:</w:t>
             </w:r>
           </w:p>
           <w:p>
@@ -7809,25 +5716,7 @@
       </w:pPr>
       <w:bookmarkStart w:id="50" w:name="_Toc240973856"/>
       <w:r>
-        <w:t>L</w:t>
-      </w:r>
-      <w:r>
-        <w:t>everancek</w:t>
-      </w:r>
-      <w:r>
-        <w:t xml:space="preserve">rav til </w:t>
-      </w:r>
-      <w:r>
-        <w:t>s</w:t>
-      </w:r>
-      <w:r>
-        <w:t xml:space="preserve">ikkerhed og </w:t>
-      </w:r>
-      <w:r>
-        <w:t>l</w:t>
-      </w:r>
-      <w:r>
-        <w:t>ogning</w:t>
+        <w:t xml:space="preserve">Leverancekrav til sikkerhed og logning</w:t>
       </w:r>
       <w:bookmarkEnd w:id="50"/>
     </w:p>
@@ -7884,13 +5773,7 @@
               <w:spacing w:line="276" w:lineRule="auto"/>
             </w:pPr>
             <w:r>
-              <w:t>[K] Det er et krav, at Leverandøren leverer en løsning, der understøtter sikkerhed og logning i L</w:t>
-            </w:r>
-            <w:r>
-              <w:t>ø</w:t>
-            </w:r>
-            <w:r>
-              <w:t>sningen.</w:t>
+              <w:t>[K] Det er et krav, at Leverandøren leverer en løsning, der understøtter sikkerhed og logning i Løsningen.</w:t>
             </w:r>
           </w:p>
           <w:p>
@@ -7927,13 +5810,7 @@
       <w:bookmarkStart w:id="54" w:name="_Toc125724161"/>
       <w:bookmarkEnd w:id="48"/>
       <w:r>
-        <w:t xml:space="preserve">Krav til </w:t>
-      </w:r>
-      <w:r>
-        <w:t>L</w:t>
-      </w:r>
-      <w:r>
-        <w:t>øsningen</w:t>
+        <w:t xml:space="preserve">Krav til Løsningen</w:t>
       </w:r>
       <w:bookmarkEnd w:id="51"/>
       <w:bookmarkEnd w:id="52"/>
@@ -7949,13 +5826,7 @@
       <w:bookmarkStart w:id="55" w:name="_Toc224889747"/>
       <w:bookmarkStart w:id="56" w:name="_Toc240973858"/>
       <w:r>
-        <w:t>Generelle k</w:t>
-      </w:r>
-      <w:r>
-        <w:t xml:space="preserve">rav til </w:t>
-      </w:r>
-      <w:r>
-        <w:t>Løsningen</w:t>
+        <w:t xml:space="preserve">Generelle krav til Løsningen</w:t>
       </w:r>
       <w:bookmarkEnd w:id="55"/>
       <w:bookmarkEnd w:id="56"/>
@@ -8009,22 +5880,7 @@
               <w:spacing w:line="276" w:lineRule="auto"/>
             </w:pPr>
             <w:r>
-              <w:t xml:space="preserve">[K] Det er et krav, at </w:t>
-            </w:r>
-            <w:r>
-              <w:t>Løsningen</w:t>
-            </w:r>
-            <w:r>
-              <w:t xml:space="preserve"> giver mulighed for at give klare fejl- og advarselsbeskeder til</w:t>
-            </w:r>
-            <w:r>
-              <w:t xml:space="preserve"> de eksterne anvendersystemer og brugere af DVR online (</w:t>
-            </w:r>
-            <w:r>
-              <w:t>dyrlæger</w:t>
-            </w:r>
-            <w:r>
-              <w:t>).</w:t>
+              <w:t xml:space="preserve">[K] Det er et krav, at Løsningen giver mulighed for at give klare fejl- og advarselsbeskeder til de eksterne anvendersystemer og brugere af DVR online (dyrlæger).</w:t>
             </w:r>
           </w:p>
           <w:p>
@@ -8064,13 +5920,7 @@
               <w:spacing w:line="276" w:lineRule="auto"/>
             </w:pPr>
             <w:r>
-              <w:t xml:space="preserve">[K] Det er et krav, at </w:t>
-            </w:r>
-            <w:r>
-              <w:t>Løsningen</w:t>
-            </w:r>
-            <w:r>
-              <w:t xml:space="preserve"> understøtter differentiering mellem kritiske fejl (blokering) og advarsler (vejledning) med klare fejlmeddelelser, så brugeren kan rette og gensende.</w:t>
+              <w:t xml:space="preserve">[K] Det er et krav, at Løsningen understøtter differentiering mellem kritiske fejl (blokering) og advarsler (vejledning) med klare fejlmeddelelser, så brugeren kan rette og gensende.</w:t>
             </w:r>
           </w:p>
           <w:p>
@@ -8117,21 +5967,7 @@
                 <w:rFonts w:cs="Calibri"/>
                 <w:color w:val="000000"/>
               </w:rPr>
-              <w:t>øsningen</w:t>
-            </w:r>
-            <w:r>
-              <w:rPr>
-                <w:rFonts w:cs="Calibri"/>
-                <w:color w:val="000000"/>
-              </w:rPr>
-              <w:t xml:space="preserve"> </w:t>
-            </w:r>
-            <w:r>
-              <w:rPr>
-                <w:rFonts w:cs="Calibri"/>
-                <w:color w:val="000000"/>
-              </w:rPr>
-              <w:t>designes og implementeres på en måde</w:t>
+              <w:t xml:space="preserve">øsningen designes og implementeres på en måde</w:t>
             </w:r>
             <w:r>
               <w:t>, så nye aktører (besætningsejere, myndigheder, hobbydyrsejere etc.) kan tilføjes uden gennemgribende ændringer.</w:t>
@@ -8190,43 +6026,7 @@
               <w:rPr>
                 <w:rFonts w:eastAsia="Calibri"/>
               </w:rPr>
-              <w:t>Det er et krav</w:t>
-            </w:r>
-            <w:r>
-              <w:rPr>
-                <w:rFonts w:eastAsia="Calibri"/>
-              </w:rPr>
-              <w:t>,</w:t>
-            </w:r>
-            <w:r>
-              <w:rPr>
-                <w:rFonts w:eastAsia="Calibri"/>
-              </w:rPr>
-              <w:t xml:space="preserve"> at Løsningen designes ud fra Privacy-by-design</w:t>
-            </w:r>
-            <w:r>
-              <w:rPr>
-                <w:rFonts w:eastAsia="Calibri"/>
-              </w:rPr>
-              <w:t>,</w:t>
-            </w:r>
-            <w:r>
-              <w:rPr>
-                <w:rFonts w:eastAsia="Calibri"/>
-              </w:rPr>
-              <w:t xml:space="preserve"> Privacy-by-default</w:t>
-            </w:r>
-            <w:r>
-              <w:rPr>
-                <w:rFonts w:eastAsia="Calibri"/>
-              </w:rPr>
-              <w:t xml:space="preserve"> og security-by-default </w:t>
-            </w:r>
-            <w:r>
-              <w:rPr>
-                <w:rFonts w:eastAsia="Calibri"/>
-              </w:rPr>
-              <w:t>principper.</w:t>
+              <w:t xml:space="preserve">Det er et krav, at Løsningen designes ud fra Privacy-by-design, Privacy-by-default og security-by-default principper.</w:t>
             </w:r>
           </w:p>
           <w:p>
@@ -8300,37 +6100,7 @@
               <w:spacing w:line="276" w:lineRule="auto"/>
             </w:pPr>
             <w:r>
-              <w:t>Det er et krav, at Leverandøren implementerer Receptmodellen</w:t>
-            </w:r>
-            <w:r>
-              <w:t>,</w:t>
-            </w:r>
-            <w:r>
-              <w:t xml:space="preserve"> jf. </w:t>
-            </w:r>
-            <w:r>
-              <w:t>bilag 3</w:t>
-            </w:r>
-            <w:r>
-              <w:t>A</w:t>
-            </w:r>
-            <w:r>
-              <w:t>,</w:t>
-            </w:r>
-            <w:r>
-              <w:t xml:space="preserve"> Appendiks D</w:t>
-            </w:r>
-            <w:r>
-              <w:t>,</w:t>
-            </w:r>
-            <w:r>
-              <w:t xml:space="preserve"> </w:t>
-            </w:r>
-            <w:r>
-              <w:t>afsnit</w:t>
-            </w:r>
-            <w:r>
-              <w:t xml:space="preserve"> 6.</w:t>
+              <w:t xml:space="preserve">Det er et krav, at Leverandøren implementerer Receptmodellen, jf. bilag 3A, Appendiks D, afsnit 6.</w:t>
             </w:r>
           </w:p>
           <w:p>
@@ -8392,33 +6162,10 @@
                 <w:rFonts w:cs="Calibri"/>
                 <w:color w:val="000000"/>
               </w:rPr>
-              <w:t>Det er et krav, at DVR-Løsningen kan modtage recepter, bestillinger og udleveringer</w:t>
+              <w:t xml:space="preserve">Det er et krav, at DVR-Løsningen kan modtage recepter, bestillinger og udleveringer, jf. beskrivelserne i </w:t>
             </w:r>
             <w:r>
-              <w:rPr>
-                <w:rFonts w:cs="Calibri"/>
-                <w:color w:val="000000"/>
-              </w:rPr>
-              <w:t>,</w:t>
-            </w:r>
-            <w:r>
-              <w:rPr>
-                <w:rFonts w:cs="Calibri"/>
-                <w:color w:val="000000"/>
-              </w:rPr>
-              <w:t xml:space="preserve"> jf. beskrivelserne i </w:t>
-            </w:r>
-            <w:r>
-              <w:t>bilag 3</w:t>
-            </w:r>
-            <w:r>
-              <w:t>A</w:t>
-            </w:r>
-            <w:r>
-              <w:t>,</w:t>
-            </w:r>
-            <w:r>
-              <w:t xml:space="preserve"> Appendiks D.</w:t>
+              <w:t xml:space="preserve">bilag 3A, Appendiks D.</w:t>
             </w:r>
           </w:p>
           <w:p>
@@ -8438,25 +6185,7 @@
       <w:bookmarkStart w:id="60" w:name="_Toc240973860"/>
       <w:r>
         <w:lastRenderedPageBreak/>
-        <w:t>Krav til DVR</w:t>
-      </w:r>
-      <w:r>
-        <w:t xml:space="preserve"> </w:t>
-      </w:r>
-      <w:r>
-        <w:t>applikatio</w:t>
-      </w:r>
-      <w:r>
-        <w:t xml:space="preserve">n </w:t>
-      </w:r>
-      <w:r>
-        <w:t xml:space="preserve">- </w:t>
-      </w:r>
-      <w:r>
-        <w:t>v</w:t>
-      </w:r>
-      <w:r>
-        <w:t>alidering</w:t>
+        <w:t xml:space="preserve">Krav til DVR applikation - validering</w:t>
       </w:r>
       <w:bookmarkEnd w:id="59"/>
       <w:bookmarkEnd w:id="60"/>
@@ -8527,49 +6256,7 @@
                 <w:rFonts w:cs="Calibri"/>
                 <w:color w:val="000000"/>
               </w:rPr>
-              <w:t xml:space="preserve">Det er et krav, at </w:t>
-            </w:r>
-            <w:r>
-              <w:rPr>
-                <w:rFonts w:cs="Calibri"/>
-                <w:color w:val="000000"/>
-              </w:rPr>
-              <w:t>DVR-</w:t>
-            </w:r>
-            <w:r>
-              <w:rPr>
-                <w:rFonts w:cs="Calibri"/>
-                <w:color w:val="000000"/>
-              </w:rPr>
-              <w:t>applikationen</w:t>
-            </w:r>
-            <w:r>
-              <w:rPr>
-                <w:rFonts w:cs="Calibri"/>
-                <w:color w:val="000000"/>
-              </w:rPr>
-              <w:t xml:space="preserve"> </w:t>
-            </w:r>
-            <w:r>
-              <w:rPr>
-                <w:rFonts w:cs="Calibri"/>
-                <w:color w:val="000000"/>
-              </w:rPr>
-              <w:t xml:space="preserve">understøtter real-time validering af </w:t>
-            </w:r>
-            <w:r>
-              <w:rPr>
-                <w:rFonts w:cs="Calibri"/>
-                <w:color w:val="000000"/>
-              </w:rPr>
-              <w:t>data i receptmodellen</w:t>
-            </w:r>
-            <w:r>
-              <w:rPr>
-                <w:rFonts w:cs="Calibri"/>
-                <w:color w:val="000000"/>
-              </w:rPr>
-              <w:t>.</w:t>
+              <w:t xml:space="preserve">Det er et krav, at DVR-applikationen understøtter real-time validering af data i receptmodellen.</w:t>
             </w:r>
           </w:p>
           <w:p>
@@ -8630,133 +6317,7 @@
                 <w:rFonts w:cs="Calibri"/>
                 <w:color w:val="000000"/>
               </w:rPr>
-              <w:t xml:space="preserve">Det er et krav, at </w:t>
-            </w:r>
-            <w:r>
-              <w:rPr>
-                <w:rFonts w:cs="Calibri"/>
-                <w:color w:val="000000"/>
-              </w:rPr>
-              <w:t>DVR-</w:t>
-            </w:r>
-            <w:r>
-              <w:rPr>
-                <w:rFonts w:cs="Calibri"/>
-                <w:color w:val="000000"/>
-              </w:rPr>
-              <w:t>applikationen</w:t>
-            </w:r>
-            <w:r>
-              <w:rPr>
-                <w:rFonts w:cs="Calibri"/>
-                <w:color w:val="000000"/>
-              </w:rPr>
-              <w:t xml:space="preserve"> </w:t>
-            </w:r>
-            <w:r>
-              <w:rPr>
-                <w:rFonts w:cs="Calibri"/>
-                <w:color w:val="000000"/>
-              </w:rPr>
-              <w:t>ved oprettelse, annullering og genåbning af recept v</w:t>
-            </w:r>
-            <w:r>
-              <w:rPr>
-                <w:rFonts w:cs="Calibri"/>
-                <w:color w:val="000000"/>
-              </w:rPr>
-              <w:t xml:space="preserve">aliderer </w:t>
-            </w:r>
-            <w:r>
-              <w:rPr>
-                <w:rFonts w:cs="Calibri"/>
-                <w:color w:val="000000"/>
-              </w:rPr>
-              <w:t>at dyrlægen har en gyldig autorisation og ordinationsret</w:t>
-            </w:r>
-            <w:r>
-              <w:rPr>
-                <w:rFonts w:cs="Calibri"/>
-                <w:color w:val="000000"/>
-              </w:rPr>
-              <w:t>,</w:t>
-            </w:r>
-            <w:r>
-              <w:rPr>
-                <w:rFonts w:cs="Calibri"/>
-                <w:color w:val="000000"/>
-              </w:rPr>
-              <w:t xml:space="preserve"> </w:t>
-            </w:r>
-            <w:r>
-              <w:rPr>
-                <w:rFonts w:cs="Calibri"/>
-                <w:color w:val="000000"/>
-              </w:rPr>
-              <w:t xml:space="preserve">og </w:t>
-            </w:r>
-            <w:r>
-              <w:rPr>
-                <w:rFonts w:cs="Calibri"/>
-                <w:color w:val="000000"/>
-              </w:rPr>
-              <w:t xml:space="preserve">at et </w:t>
-            </w:r>
-            <w:r>
-              <w:rPr>
-                <w:rFonts w:cs="Calibri"/>
-                <w:color w:val="000000"/>
-              </w:rPr>
-              <w:t>evt.</w:t>
-            </w:r>
-            <w:r>
-              <w:rPr>
-                <w:rFonts w:cs="Calibri"/>
-                <w:color w:val="000000"/>
-              </w:rPr>
-              <w:t xml:space="preserve"> </w:t>
-            </w:r>
-            <w:r>
-              <w:rPr>
-                <w:rFonts w:cs="Calibri"/>
-                <w:color w:val="000000"/>
-              </w:rPr>
-              <w:t>dyrlæge</w:t>
-            </w:r>
-            <w:r>
-              <w:rPr>
-                <w:rFonts w:cs="Calibri"/>
-                <w:color w:val="000000"/>
-              </w:rPr>
-              <w:t>praksis</w:t>
-            </w:r>
-            <w:r>
-              <w:rPr>
-                <w:rFonts w:cs="Calibri"/>
-                <w:color w:val="000000"/>
-              </w:rPr>
-              <w:t>nummer</w:t>
-            </w:r>
-            <w:r>
-              <w:rPr>
-                <w:rFonts w:cs="Calibri"/>
-                <w:color w:val="000000"/>
-              </w:rPr>
-              <w:t xml:space="preserve"> </w:t>
-            </w:r>
-            <w:r>
-              <w:rPr>
-                <w:rFonts w:cs="Calibri"/>
-                <w:color w:val="000000"/>
-              </w:rPr>
-              <w:t>er gyldigt.</w:t>
-            </w:r>
-            <w:r>
-              <w:rPr>
-                <w:rFonts w:cs="Calibri"/>
-                <w:color w:val="000000"/>
-              </w:rPr>
-              <w:t xml:space="preserve"> </w:t>
+              <w:t xml:space="preserve">Det er et krav, at DVR-applikationen ved oprettelse, annullering og genåbning af recept validerer at dyrlægen har en gyldig autorisation og ordinationsret, og at et evt. dyrlægepraksisnummer er gyldigt. </w:t>
             </w:r>
           </w:p>
           <w:p>
@@ -8780,19 +6341,7 @@
       <w:bookmarkStart w:id="63" w:name="_Toc240973861"/>
       <w:bookmarkEnd w:id="61"/>
       <w:r>
-        <w:t xml:space="preserve">Krav til DVR </w:t>
-      </w:r>
-      <w:r>
-        <w:t xml:space="preserve">applikation </w:t>
-      </w:r>
-      <w:r>
-        <w:t xml:space="preserve">- </w:t>
-      </w:r>
-      <w:r>
-        <w:t>r</w:t>
-      </w:r>
-      <w:r>
-        <w:t>eceptudstedelse</w:t>
+        <w:t xml:space="preserve">Krav til DVR applikation - receptudstedelse</w:t>
       </w:r>
       <w:bookmarkEnd w:id="62"/>
       <w:bookmarkEnd w:id="63"/>
@@ -8849,65 +6398,10 @@
                 <w:rFonts w:cs="Calibri"/>
                 <w:color w:val="000000"/>
               </w:rPr>
-              <w:t xml:space="preserve">[K] Det er et krav, at </w:t>
+              <w:t xml:space="preserve">[K] Det er et krav, at DVR-løsningen</w:t>
             </w:r>
             <w:r>
-              <w:rPr>
-                <w:rFonts w:cs="Calibri"/>
-                <w:color w:val="000000"/>
-              </w:rPr>
-              <w:t>DVR-løsningen</w:t>
-            </w:r>
-            <w:r>
-              <w:t xml:space="preserve"> </w:t>
-            </w:r>
-            <w:r>
-              <w:t>understøtte</w:t>
-            </w:r>
-            <w:r>
-              <w:t>r</w:t>
-            </w:r>
-            <w:r>
-              <w:t>,</w:t>
-            </w:r>
-            <w:r>
-              <w:t xml:space="preserve"> at apoteker og §39 </w:t>
-            </w:r>
-            <w:r>
-              <w:t>vet-</w:t>
-            </w:r>
-            <w:r>
-              <w:t xml:space="preserve">forhandlere kan oprette en recept </w:t>
-            </w:r>
-            <w:r>
-              <w:t xml:space="preserve">digitalt </w:t>
-            </w:r>
-            <w:r>
-              <w:t xml:space="preserve">på vegne af en dyrlæge fra et andet </w:t>
-            </w:r>
-            <w:r>
-              <w:t>EU-land</w:t>
-            </w:r>
-            <w:r>
-              <w:t xml:space="preserve"> end Danmark</w:t>
-            </w:r>
-            <w:r>
-              <w:t xml:space="preserve"> ud fra en fysisk udstedt papirrecept. </w:t>
-            </w:r>
-            <w:r>
-              <w:t>Oprettelsen sker i Apoteker og §39 vet</w:t>
-            </w:r>
-            <w:r>
-              <w:t>-</w:t>
-            </w:r>
-            <w:r>
-              <w:t xml:space="preserve">forhandlerens eget </w:t>
-            </w:r>
-            <w:r>
-              <w:t>anvender</w:t>
-            </w:r>
-            <w:r>
-              <w:t xml:space="preserve">system.  </w:t>
+              <w:t xml:space="preserve"> understøtter, at apoteker og §39 vet-forhandlere kan oprette en recept digitalt på vegne af en dyrlæge fra et andet EU-land end Danmark ud fra en fysisk udstedt papirrecept. Oprettelsen sker i Apoteker og §39 vet-forhandlerens eget anvendersystem.  </w:t>
             </w:r>
           </w:p>
           <w:p>
@@ -8966,34 +6460,8 @@
               </w:rPr>
               <w:t xml:space="preserve">Det er et krav, at DVR-løsningen opretter </w:t>
             </w:r>
-            <w:proofErr w:type="spellStart"/>
             <w:r>
-              <w:t>Receptid</w:t>
-            </w:r>
-            <w:proofErr w:type="spellEnd"/>
-            <w:r>
-              <w:t xml:space="preserve"> når recepten oprettes, jf. bilag 3</w:t>
-            </w:r>
-            <w:r>
-              <w:t>A</w:t>
-            </w:r>
-            <w:r>
-              <w:t xml:space="preserve">, Appendiks D, </w:t>
-            </w:r>
-            <w:r>
-              <w:t>afsnit</w:t>
-            </w:r>
-            <w:r>
-              <w:t xml:space="preserve"> 8.</w:t>
-            </w:r>
-            <w:r>
-              <w:t xml:space="preserve"> Recept</w:t>
-            </w:r>
-            <w:r>
-              <w:t>id’et</w:t>
-            </w:r>
-            <w:r>
-              <w:t xml:space="preserve"> skal være menneskeligt læsbart.</w:t>
+              <w:t xml:space="preserve">Receptid når recepten oprettes, jf. bilag 3A, Appendiks D, afsnit 8. Receptid’et skal være menneskeligt læsbart.</w:t>
             </w:r>
           </w:p>
           <w:p>
@@ -9050,29 +6518,10 @@
                 <w:rFonts w:cs="Calibri"/>
                 <w:color w:val="000000"/>
               </w:rPr>
-              <w:t xml:space="preserve">Det er et krav, at DVR-løsningen </w:t>
+              <w:t xml:space="preserve">Det er et krav, at DVR-løsningen sætter oprettelsesdato </w:t>
             </w:r>
             <w:r>
-              <w:rPr>
-                <w:rFonts w:cs="Calibri"/>
-                <w:color w:val="000000"/>
-              </w:rPr>
-              <w:t xml:space="preserve">sætter oprettelsesdato </w:t>
-            </w:r>
-            <w:r>
-              <w:t xml:space="preserve">når recepten oprettes, jf. bilag 3A, Appendiks D, </w:t>
-            </w:r>
-            <w:r>
-              <w:t>afsnit</w:t>
-            </w:r>
-            <w:r>
-              <w:t xml:space="preserve"> </w:t>
-            </w:r>
-            <w:r>
-              <w:t>6.1.1</w:t>
-            </w:r>
-            <w:r>
-              <w:t>.</w:t>
+              <w:t xml:space="preserve">når recepten oprettes, jf. bilag 3A, Appendiks D, afsnit 6.1.1.</w:t>
             </w:r>
           </w:p>
           <w:p>
@@ -9094,19 +6543,7 @@
       <w:bookmarkStart w:id="64" w:name="_Toc224889750"/>
       <w:bookmarkStart w:id="65" w:name="_Toc240973862"/>
       <w:r>
-        <w:t>Krav til DVR</w:t>
-      </w:r>
-      <w:r>
-        <w:t xml:space="preserve"> applikation</w:t>
-      </w:r>
-      <w:r>
-        <w:t xml:space="preserve"> - </w:t>
-      </w:r>
-      <w:r>
-        <w:t>b</w:t>
-      </w:r>
-      <w:r>
-        <w:t>estilling</w:t>
+        <w:t xml:space="preserve">Krav til DVR applikation - bestilling</w:t>
       </w:r>
       <w:bookmarkEnd w:id="64"/>
       <w:bookmarkEnd w:id="65"/>
@@ -9181,22 +6618,7 @@
               <w:t xml:space="preserve">Det er et krav, at DVR-løsningen opretter </w:t>
             </w:r>
             <w:r>
-              <w:t>Bestillingsid</w:t>
-            </w:r>
-            <w:r>
-              <w:t xml:space="preserve"> når bestillingen oprettes, jf. bilag 3</w:t>
-            </w:r>
-            <w:r>
-              <w:t>A</w:t>
-            </w:r>
-            <w:r>
-              <w:t xml:space="preserve">, Appendiks D, </w:t>
-            </w:r>
-            <w:r>
-              <w:t>afsnit</w:t>
-            </w:r>
-            <w:r>
-              <w:t xml:space="preserve"> 8.</w:t>
+              <w:t xml:space="preserve">Bestillingsid når bestillingen oprettes, jf. bilag 3A, Appendiks D, afsnit 8.</w:t>
             </w:r>
           </w:p>
           <w:p>
@@ -9217,19 +6639,7 @@
       <w:bookmarkStart w:id="66" w:name="_Toc224889751"/>
       <w:bookmarkStart w:id="67" w:name="_Toc240973863"/>
       <w:r>
-        <w:t xml:space="preserve">Krav til DVR </w:t>
-      </w:r>
-      <w:r>
-        <w:t xml:space="preserve">applikation </w:t>
-      </w:r>
-      <w:r>
-        <w:t xml:space="preserve">- </w:t>
-      </w:r>
-      <w:r>
-        <w:t>u</w:t>
-      </w:r>
-      <w:r>
-        <w:t>dlevering</w:t>
+        <w:t xml:space="preserve">Krav til DVR applikation - udlevering</w:t>
       </w:r>
       <w:bookmarkEnd w:id="66"/>
       <w:bookmarkEnd w:id="67"/>
@@ -9296,32 +6706,10 @@
                 <w:rFonts w:cs="Calibri"/>
                 <w:color w:val="000000"/>
               </w:rPr>
-              <w:t xml:space="preserve">Det er et krav, at DVR-løsningen </w:t>
+              <w:t xml:space="preserve">Det er et krav, at DVR-løsningen opretter </w:t>
             </w:r>
             <w:r>
-              <w:rPr>
-                <w:rFonts w:cs="Calibri"/>
-                <w:color w:val="000000"/>
-              </w:rPr>
-              <w:t xml:space="preserve">opretter </w:t>
-            </w:r>
-            <w:r>
-              <w:t>Udleveringsid når udleveringen effektueres</w:t>
-            </w:r>
-            <w:r>
-              <w:t>, jf. bilag 3</w:t>
-            </w:r>
-            <w:r>
-              <w:t>A</w:t>
-            </w:r>
-            <w:r>
-              <w:t xml:space="preserve">, Appendiks D, </w:t>
-            </w:r>
-            <w:r>
-              <w:t>afsnit</w:t>
-            </w:r>
-            <w:r>
-              <w:t xml:space="preserve"> 8.</w:t>
+              <w:t xml:space="preserve">Udleveringsid når udleveringen effektueres, jf. bilag 3A, Appendiks D, afsnit 8.</w:t>
             </w:r>
           </w:p>
           <w:p>
@@ -9413,56 +6801,10 @@
                 <w:rFonts w:cs="Calibri"/>
                 <w:color w:val="000000"/>
               </w:rPr>
-              <w:t xml:space="preserve">Det er et krav, at DVR-løsningen </w:t>
+              <w:t xml:space="preserve">Det er et krav, at DVR-løsningen udvikler og </w:t>
             </w:r>
             <w:r>
-              <w:rPr>
-                <w:rFonts w:cs="Calibri"/>
-                <w:color w:val="000000"/>
-              </w:rPr>
-              <w:t xml:space="preserve">udvikler og </w:t>
-            </w:r>
-            <w:r>
-              <w:t>implementere</w:t>
-            </w:r>
-            <w:r>
-              <w:t>r</w:t>
-            </w:r>
-            <w:r>
-              <w:t xml:space="preserve"> </w:t>
-            </w:r>
-            <w:r>
-              <w:t>DVR services</w:t>
-            </w:r>
-            <w:r>
-              <w:t>,</w:t>
-            </w:r>
-            <w:r>
-              <w:t xml:space="preserve"> jf. </w:t>
-            </w:r>
-            <w:r>
-              <w:t>bilag 3</w:t>
-            </w:r>
-            <w:r>
-              <w:t>A</w:t>
-            </w:r>
-            <w:r>
-              <w:t>,</w:t>
-            </w:r>
-            <w:r>
-              <w:t xml:space="preserve"> Appendiks D</w:t>
-            </w:r>
-            <w:r>
-              <w:t>,</w:t>
-            </w:r>
-            <w:r>
-              <w:t xml:space="preserve"> </w:t>
-            </w:r>
-            <w:r>
-              <w:t>afsnit</w:t>
-            </w:r>
-            <w:r>
-              <w:t xml:space="preserve"> 8.</w:t>
+              <w:t xml:space="preserve">implementerer DVR services, jf. bilag 3A, Appendiks D, afsnit 8.</w:t>
             </w:r>
           </w:p>
           <w:p>
@@ -9639,97 +6981,20 @@
               <w:t>rav, at</w:t>
             </w:r>
             <w:r>
-              <w:t xml:space="preserve"> apotekssystemer og §39 vet-forhandlersystemer skal kunne kalde alle DVR services</w:t>
+              <w:t xml:space="preserve"> apotekssystemer og §39 vet-forhandlersystemer skal kunne kalde alle DVR services, </w:t>
             </w:r>
             <w:r>
-              <w:t>,</w:t>
+              <w:rPr>
+                <w:rFonts w:eastAsia="Calibri"/>
+              </w:rPr>
+              <w:t xml:space="preserve">jf. bilag 3A Appendiks D,</w:t>
             </w:r>
             <w:r>
-              <w:t xml:space="preserve"> </w:t>
-            </w:r>
-            <w:r>
-              <w:rPr>
-                <w:rFonts w:eastAsia="Calibri"/>
-              </w:rPr>
-              <w:t xml:space="preserve">jf. </w:t>
-            </w:r>
-            <w:r>
-              <w:rPr>
-                <w:rFonts w:eastAsia="Calibri"/>
-              </w:rPr>
-              <w:t>bilag 3</w:t>
-            </w:r>
-            <w:r>
-              <w:rPr>
-                <w:rFonts w:eastAsia="Calibri"/>
-              </w:rPr>
-              <w:t>A</w:t>
-            </w:r>
-            <w:r>
-              <w:rPr>
-                <w:rFonts w:eastAsia="Calibri"/>
-              </w:rPr>
-              <w:t xml:space="preserve"> </w:t>
-            </w:r>
-            <w:r>
-              <w:rPr>
-                <w:rFonts w:eastAsia="Calibri"/>
-              </w:rPr>
-              <w:t>A</w:t>
-            </w:r>
-            <w:r>
-              <w:rPr>
-                <w:rFonts w:eastAsia="Calibri"/>
-              </w:rPr>
-              <w:t>ppendiks D</w:t>
-            </w:r>
-            <w:r>
-              <w:rPr>
-                <w:rFonts w:eastAsia="Calibri"/>
-              </w:rPr>
-              <w:t>,</w:t>
-            </w:r>
-            <w:r>
               <w:rPr>
                 <w:rFonts w:cs="Calibri"/>
                 <w:color w:val="000000"/>
               </w:rPr>
-              <w:t xml:space="preserve"> </w:t>
-            </w:r>
-            <w:r>
-              <w:rPr>
-                <w:rFonts w:cs="Calibri"/>
-                <w:color w:val="000000"/>
-              </w:rPr>
-              <w:t>afsnit</w:t>
-            </w:r>
-            <w:r>
-              <w:rPr>
-                <w:rFonts w:cs="Calibri"/>
-                <w:color w:val="000000"/>
-              </w:rPr>
-              <w:t xml:space="preserve"> </w:t>
-            </w:r>
-            <w:r>
-              <w:rPr>
-                <w:rFonts w:cs="Calibri"/>
-                <w:color w:val="000000"/>
-              </w:rPr>
-              <w:t>8</w:t>
-            </w:r>
-            <w:r>
-              <w:rPr>
-                <w:rFonts w:cs="Calibri"/>
-                <w:color w:val="000000"/>
-              </w:rPr>
-              <w:t>.</w:t>
-            </w:r>
-            <w:r>
-              <w:rPr>
-                <w:rFonts w:cs="Calibri"/>
-                <w:color w:val="000000"/>
-              </w:rPr>
-              <w:t xml:space="preserve"> Styring skal ske via en konfigurationsfil.</w:t>
+              <w:t xml:space="preserve"> afsnit 8. Styring skal ske via en konfigurationsfil.</w:t>
             </w:r>
           </w:p>
           <w:p>
@@ -9796,31 +7061,10 @@
               <w:rPr>
                 <w:rFonts w:eastAsia="Calibri"/>
               </w:rPr>
-              <w:t xml:space="preserve"> </w:t>
+              <w:t xml:space="preserve"> d</w:t>
             </w:r>
             <w:r>
-              <w:rPr>
-                <w:rFonts w:eastAsia="Calibri"/>
-              </w:rPr>
-              <w:t>d</w:t>
-            </w:r>
-            <w:r>
-              <w:t xml:space="preserve">yrelægesystemer </w:t>
-            </w:r>
-            <w:r>
-              <w:t>og DVR online</w:t>
-            </w:r>
-            <w:r>
-              <w:t xml:space="preserve"> </w:t>
-            </w:r>
-            <w:r>
-              <w:t>kan kalde alle services</w:t>
-            </w:r>
-            <w:r>
-              <w:t>,</w:t>
-            </w:r>
-            <w:r>
-              <w:t xml:space="preserve"> </w:t>
+              <w:t xml:space="preserve">yrelægesystemer og DVR online kan kalde alle services, </w:t>
             </w:r>
             <w:r>
               <w:rPr>
@@ -9829,53 +7073,17 @@
               <w:t xml:space="preserve">jf. </w:t>
             </w:r>
             <w:r>
-              <w:t>bilag 3A</w:t>
+              <w:t xml:space="preserve">bilag 3A, Appendiks D, afsnit</w:t>
             </w:r>
             <w:r>
-              <w:t>,</w:t>
+              <w:rPr>
+                <w:rFonts w:cs="Calibri"/>
+                <w:color w:val="000000"/>
+              </w:rPr>
+              <w:t xml:space="preserve"> 8,</w:t>
             </w:r>
             <w:r>
-              <w:t xml:space="preserve"> </w:t>
-            </w:r>
-            <w:r>
-              <w:t>A</w:t>
-            </w:r>
-            <w:r>
-              <w:t>ppendiks D</w:t>
-            </w:r>
-            <w:r>
-              <w:t>,</w:t>
-            </w:r>
-            <w:r>
-              <w:t xml:space="preserve"> </w:t>
-            </w:r>
-            <w:r>
-              <w:t>afsnit</w:t>
-            </w:r>
-            <w:r>
-              <w:rPr>
-                <w:rFonts w:cs="Calibri"/>
-                <w:color w:val="000000"/>
-              </w:rPr>
-              <w:t xml:space="preserve"> 8</w:t>
-            </w:r>
-            <w:r>
-              <w:rPr>
-                <w:rFonts w:cs="Calibri"/>
-                <w:color w:val="000000"/>
-              </w:rPr>
-              <w:t>,</w:t>
-            </w:r>
-            <w:r>
-              <w:t xml:space="preserve"> </w:t>
-            </w:r>
-            <w:r>
-              <w:t>bortset fra</w:t>
-            </w:r>
-            <w:r>
-              <w:t xml:space="preserve">: </w:t>
-            </w:r>
-            <w:r>
+              <w:t xml:space="preserve"> bortset fra: </w:t>
               <w:br/>
             </w:r>
           </w:p>
@@ -9976,13 +7184,7 @@
     <w:p/>
     <w:p>
       <w:r>
-        <w:t>For at kunne understøtte både tilsyn, overvågning og ledelsesrapportering er der behov for</w:t>
-      </w:r>
-      <w:r>
-        <w:t xml:space="preserve"> </w:t>
-      </w:r>
-      <w:r>
-        <w:t>rapportering.</w:t>
+        <w:t xml:space="preserve">For at kunne understøtte både tilsyn, overvågning og ledelsesrapportering er der behov for rapportering.</w:t>
       </w:r>
     </w:p>
     <w:p/>
@@ -10043,19 +7245,7 @@
               <w:spacing w:line="276" w:lineRule="auto"/>
             </w:pPr>
             <w:r>
-              <w:t xml:space="preserve">[K] Det er et krav, at rapportering skal kunne følge op på anvendelsen af </w:t>
-            </w:r>
-            <w:r>
-              <w:t>Løsningen</w:t>
-            </w:r>
-            <w:r>
-              <w:t>.</w:t>
-            </w:r>
-            <w:r>
-              <w:t xml:space="preserve"> Der</w:t>
-            </w:r>
-            <w:r>
-              <w:t xml:space="preserve"> skal kunne udtrækkes:</w:t>
+              <w:t xml:space="preserve">[K] Det er et krav, at rapportering skal kunne følge op på anvendelsen af Løsningen. Der skal kunne udtrækkes:</w:t>
             </w:r>
           </w:p>
           <w:p>
@@ -10072,31 +7262,7 @@
               <w:spacing w:line="276" w:lineRule="auto"/>
             </w:pPr>
             <w:r>
-              <w:t xml:space="preserve">Antallet af </w:t>
-            </w:r>
-            <w:r>
-              <w:t xml:space="preserve">oprettede </w:t>
-            </w:r>
-            <w:r>
-              <w:t xml:space="preserve">recepter </w:t>
-            </w:r>
-            <w:r>
-              <w:t>for det seneste døgn</w:t>
-            </w:r>
-            <w:r>
-              <w:t xml:space="preserve"> (fra kl. 00 – 24)</w:t>
-            </w:r>
-            <w:r>
-              <w:t xml:space="preserve"> og samlet antal recepter</w:t>
-            </w:r>
-            <w:r>
-              <w:t xml:space="preserve"> totalt</w:t>
-            </w:r>
-            <w:r>
-              <w:t xml:space="preserve"> i Løsningen</w:t>
-            </w:r>
-            <w:r>
-              <w:t>.</w:t>
+              <w:t xml:space="preserve">Antallet af oprettede recepter for det seneste døgn (fra kl. 00 – 24) og samlet antal recepter totalt i Løsningen.</w:t>
             </w:r>
           </w:p>
           <w:p>
@@ -10108,61 +7274,13 @@
               </w:numPr>
             </w:pPr>
             <w:r>
-              <w:t xml:space="preserve">Antallet af recepter </w:t>
+              <w:t xml:space="preserve">Antallet af recepter oprettet via DVR online for det seneste døgn (fra kl. 00 – 24) og samlet antal recepter oprettet via DVR online totalt i Løsningen. </w:t>
             </w:r>
+          </w:p>
+          <w:p/>
+          <w:p>
             <w:r>
-              <w:t>oprettet via</w:t>
-            </w:r>
-            <w:r>
-              <w:t xml:space="preserve"> DVR online</w:t>
-            </w:r>
-            <w:r>
-              <w:t xml:space="preserve"> </w:t>
-            </w:r>
-            <w:r>
-              <w:t>for det seneste døgn (fra kl. 00 – 24)</w:t>
-            </w:r>
-            <w:r>
-              <w:t xml:space="preserve"> og samlet antal recepter </w:t>
-            </w:r>
-            <w:r>
-              <w:t>oprettet</w:t>
-            </w:r>
-            <w:r>
-              <w:t xml:space="preserve"> </w:t>
-            </w:r>
-            <w:r>
-              <w:t>via</w:t>
-            </w:r>
-            <w:r>
-              <w:t xml:space="preserve"> </w:t>
-            </w:r>
-            <w:r>
-              <w:t xml:space="preserve">DVR online </w:t>
-            </w:r>
-            <w:r>
-              <w:t>totalt</w:t>
-            </w:r>
-            <w:r>
-              <w:t xml:space="preserve"> i Løsningen. </w:t>
-            </w:r>
-          </w:p>
-          <w:p/>
-          <w:p>
-            <w:r>
-              <w:t xml:space="preserve">Dataudtrækket sendes på e-mail </w:t>
-            </w:r>
-            <w:r>
-              <w:t xml:space="preserve">en gang i døgnet </w:t>
-            </w:r>
-            <w:r>
-              <w:t xml:space="preserve">til en postkasse hos </w:t>
-            </w:r>
-            <w:r>
-              <w:t>Lægemiddelstyrelsen,</w:t>
-            </w:r>
-            <w:r>
-              <w:t xml:space="preserve"> som fastlægges i forbindelse med afklaringsfasen.</w:t>
+              <w:t xml:space="preserve">Dataudtrækket sendes på e-mail en gang i døgnet til en postkasse hos Lægemiddelstyrelsen, som fastlægges i forbindelse med afklaringsfasen.</w:t>
             </w:r>
           </w:p>
           <w:p/>
@@ -10208,10 +7326,7 @@
               <w:spacing w:line="276" w:lineRule="auto"/>
             </w:pPr>
             <w:r>
-              <w:t>[K] Det er et krav, at DVR-løsningen skal etablere et API til brug for dataudtræk</w:t>
-            </w:r>
-            <w:r>
-              <w:t xml:space="preserve">. Det skal være muligt at udtrække alle data til overførsel til Lægemiddelstyrelsens Dataplatform som anvendes til rapportering, analyse og distribution af data. </w:t>
+              <w:t xml:space="preserve">[K] Det er et krav, at DVR-løsningen skal etablere et API til brug for dataudtræk. Det skal være muligt at udtrække alle data til overførsel til Lægemiddelstyrelsens Dataplatform som anvendes til rapportering, analyse og distribution af data. </w:t>
             </w:r>
           </w:p>
           <w:p>
@@ -10241,6 +7356,19 @@
         <w:t>online</w:t>
       </w:r>
       <w:bookmarkEnd w:id="75"/>
+    </w:p>
+    <w:p>
+      <w:pPr>
+        <w:spacing w:line="276" w:lineRule="auto"/>
+        <w:rPr>
+          <w:ins w:id="1112" w:author="Claude" w:date="2026-09-29T12:00:00Z"/>
+        </w:rPr>
+      </w:pPr>
+      <w:ins w:id="1113" w:author="Claude" w:date="2026-09-29T12:00:00Z">
+        <w:r>
+          <w:t xml:space="preserve">Kravene i dette afsnit er omfattet af Optionen, jf. Kontraktens punkt 6.2, og prissættes særskilt i bilag 12, Appendiks A, punkt 8. Kravene besvares i Kravmatrixen på samme måde som Kravspecifikationens øvrige krav, uanset om Kunden udnytter Optionen.</w:t>
+        </w:r>
+      </w:ins>
     </w:p>
     <w:p/>
     <w:tbl>
@@ -10299,34 +7427,33 @@
             <w:r>
               <w:t xml:space="preserve"> </w:t>
             </w:r>
+            <w:del w:id="1114" w:author="Claude" w:date="2026-09-29T12:00:00Z">
+              <w:r>
+                <w:rPr>
+                  <w:rFonts w:cs="Calibri"/>
+                  <w:color w:val="000000"/>
+                </w:rPr>
+                <w:delText xml:space="preserve">Det er et krav, at </w:delText>
+              </w:r>
+            </w:del>
+            <w:ins w:id="1115" w:author="Claude" w:date="2026-09-29T12:00:00Z">
+              <w:r>
+                <w:rPr>
+                  <w:rFonts w:cs="Calibri"/>
+                  <w:color w:val="000000"/>
+                </w:rPr>
+                <w:t xml:space="preserve">Det er et krav, at Optionen omfatter, at </w:t>
+              </w:r>
+            </w:ins>
             <w:r>
               <w:rPr>
                 <w:rFonts w:cs="Calibri"/>
                 <w:color w:val="000000"/>
               </w:rPr>
-              <w:t>Det er et krav, at der udvikles en DVR online</w:t>
+              <w:t xml:space="preserve">der udvikles en DVR online,</w:t>
             </w:r>
             <w:r>
-              <w:rPr>
-                <w:rFonts w:cs="Calibri"/>
-                <w:color w:val="000000"/>
-              </w:rPr>
-              <w:t>,</w:t>
-            </w:r>
-            <w:r>
-              <w:t xml:space="preserve"> som </w:t>
-            </w:r>
-            <w:r>
-              <w:t xml:space="preserve">autoriserede </w:t>
-            </w:r>
-            <w:r>
-              <w:t>dyrlæger</w:t>
-            </w:r>
-            <w:r>
-              <w:t xml:space="preserve"> med ordinationsret</w:t>
-            </w:r>
-            <w:r>
-              <w:t xml:space="preserve"> kan anvende til at udstede recepter fra.  </w:t>
+              <w:t xml:space="preserve"> som autoriserede dyrlæger med ordinationsret kan anvende til at udstede recepter fra.  </w:t>
             </w:r>
           </w:p>
           <w:p>
@@ -10369,8 +7496,18 @@
               <w:spacing w:line="276" w:lineRule="auto"/>
             </w:pPr>
             <w:r>
-              <w:t xml:space="preserve">[K] Det er et krav, at </w:t>
+              <w:t xml:space="preserve">[K] </w:t>
             </w:r>
+            <w:del w:id="1116" w:author="Claude" w:date="2026-09-29T12:00:00Z">
+              <w:r>
+                <w:delText xml:space="preserve">Det er et krav, at </w:delText>
+              </w:r>
+            </w:del>
+            <w:ins w:id="1117" w:author="Claude" w:date="2026-09-29T12:00:00Z">
+              <w:r>
+                <w:t xml:space="preserve">Det er et krav, at Optionen omfatter, at </w:t>
+              </w:r>
+            </w:ins>
             <w:r>
               <w:rPr>
                 <w:rFonts w:cs="Calibri"/>
@@ -10379,46 +7516,7 @@
               <w:t>DVR online</w:t>
             </w:r>
             <w:r>
-              <w:t xml:space="preserve"> </w:t>
-            </w:r>
-            <w:r>
-              <w:t>skal understøtte, at autoriserede dyrlæger kan oprette, fremsøge</w:t>
-            </w:r>
-            <w:r>
-              <w:t>, vise</w:t>
-            </w:r>
-            <w:r>
-              <w:t>, genordinere, genåbne og annullere</w:t>
-            </w:r>
-            <w:r>
-              <w:t xml:space="preserve"> recepter digitalt</w:t>
-            </w:r>
-            <w:r>
-              <w:t>,</w:t>
-            </w:r>
-            <w:r>
-              <w:t xml:space="preserve"> jf</w:t>
-            </w:r>
-            <w:r>
-              <w:t xml:space="preserve">. </w:t>
-            </w:r>
-            <w:r>
-              <w:t>Bilag 3</w:t>
-            </w:r>
-            <w:r>
-              <w:t>A</w:t>
-            </w:r>
-            <w:r>
-              <w:t>,</w:t>
-            </w:r>
-            <w:r>
-              <w:t xml:space="preserve"> </w:t>
-            </w:r>
-            <w:r>
-              <w:t>A</w:t>
-            </w:r>
-            <w:r>
-              <w:t>ppendiks C.</w:t>
+              <w:t xml:space="preserve"> skal understøtte, at autoriserede dyrlæger kan oprette, fremsøge, vise, genordinere, genåbne og annullere recepter digitalt, jf. Bilag 3A, Appendiks C.</w:t>
             </w:r>
           </w:p>
           <w:p>
@@ -10467,8 +7565,24 @@
               <w:rPr>
                 <w:rFonts w:eastAsia="Calibri"/>
               </w:rPr>
-              <w:t xml:space="preserve">[K] Det er et krav, at </w:t>
+              <w:t xml:space="preserve">[K] </w:t>
             </w:r>
+            <w:del w:id="1118" w:author="Claude" w:date="2026-09-29T12:00:00Z">
+              <w:r>
+                <w:rPr>
+                  <w:rFonts w:eastAsia="Calibri"/>
+                </w:rPr>
+                <w:delText xml:space="preserve">Det er et krav, at </w:delText>
+              </w:r>
+            </w:del>
+            <w:ins w:id="1119" w:author="Claude" w:date="2026-09-29T12:00:00Z">
+              <w:r>
+                <w:rPr>
+                  <w:rFonts w:eastAsia="Calibri"/>
+                </w:rPr>
+                <w:t xml:space="preserve">Det er et krav, at Optionen omfatter, at </w:t>
+              </w:r>
+            </w:ins>
             <w:r>
               <w:rPr>
                 <w:rFonts w:cs="Calibri"/>
@@ -10483,31 +7597,13 @@
               <w:rPr>
                 <w:rFonts w:eastAsia="Calibri"/>
               </w:rPr>
-              <w:t>understøtter</w:t>
+              <w:t xml:space="preserve">understøtter, at der kun kan foretages login via </w:t>
             </w:r>
             <w:r>
               <w:rPr>
-                <w:rFonts w:eastAsia="Calibri"/>
-              </w:rPr>
-              <w:t>,</w:t>
-            </w:r>
-            <w:r>
-              <w:rPr>
-                <w:rFonts w:eastAsia="Calibri"/>
-              </w:rPr>
-              <w:t xml:space="preserve"> at der kun kan foretages login via </w:t>
-            </w:r>
-            <w:r>
-              <w:rPr>
                 <w:rFonts w:cs="Calibri"/>
               </w:rPr>
-              <w:t>MitID</w:t>
-            </w:r>
-            <w:r>
-              <w:rPr>
-                <w:rFonts w:cs="Calibri"/>
-              </w:rPr>
-              <w:t>.</w:t>
+              <w:t>MitID.</w:t>
             </w:r>
           </w:p>
           <w:p>
@@ -10555,7 +7651,29 @@
               <w:rPr>
                 <w:rFonts w:asciiTheme="minorHAnsi" w:eastAsia="Verdana" w:hAnsiTheme="minorHAnsi" w:cs="Verdana"/>
               </w:rPr>
-              <w:t xml:space="preserve">[K] Det er et krav, at autentifikationsdata fra MitID beriges med dyrlægens autorisationsnummer ved brug af Dyrlæger stamdataservice, som anvendes til at autorisere dyrlæger i Løsningen. </w:t>
+              <w:t xml:space="preserve">[K] </w:t>
+            </w:r>
+            <w:del w:id="1120" w:author="Claude" w:date="2026-09-29T12:00:00Z">
+              <w:r>
+                <w:rPr>
+                  <w:rFonts w:asciiTheme="minorHAnsi" w:eastAsia="Verdana" w:hAnsiTheme="minorHAnsi" w:cs="Verdana"/>
+                </w:rPr>
+                <w:delText xml:space="preserve">Det er et krav, at </w:delText>
+              </w:r>
+            </w:del>
+            <w:ins w:id="1121" w:author="Claude" w:date="2026-09-29T12:00:00Z">
+              <w:r>
+                <w:rPr>
+                  <w:rFonts w:asciiTheme="minorHAnsi" w:eastAsia="Verdana" w:hAnsiTheme="minorHAnsi" w:cs="Verdana"/>
+                </w:rPr>
+                <w:t xml:space="preserve">Det er et krav, at Optionen omfatter, at </w:t>
+              </w:r>
+            </w:ins>
+            <w:r>
+              <w:rPr>
+                <w:rFonts w:asciiTheme="minorHAnsi" w:eastAsia="Verdana" w:hAnsiTheme="minorHAnsi" w:cs="Verdana"/>
+              </w:rPr>
+              <w:t xml:space="preserve">autentifikationsdata fra MitID beriges med dyrlægens autorisationsnummer ved brug af Dyrlæger stamdataservice, som anvendes til at autorisere dyrlæger i Løsningen. </w:t>
             </w:r>
           </w:p>
           <w:p>
@@ -10603,19 +7721,29 @@
               <w:rPr>
                 <w:rFonts w:eastAsia="Calibri"/>
               </w:rPr>
-              <w:t xml:space="preserve">[K] Det er et krav, at DVR Online kan tilgås fra </w:t>
+              <w:t xml:space="preserve">[K] </w:t>
             </w:r>
+            <w:del w:id="1122" w:author="Claude" w:date="2026-09-29T12:00:00Z">
+              <w:r>
+                <w:rPr>
+                  <w:rFonts w:eastAsia="Calibri"/>
+                </w:rPr>
+                <w:delText xml:space="preserve">Det er et krav, at </w:delText>
+              </w:r>
+            </w:del>
+            <w:ins w:id="1123" w:author="Claude" w:date="2026-09-29T12:00:00Z">
+              <w:r>
+                <w:rPr>
+                  <w:rFonts w:eastAsia="Calibri"/>
+                </w:rPr>
+                <w:t xml:space="preserve">Det er et krav, at Optionen omfatter, at </w:t>
+              </w:r>
+            </w:ins>
             <w:r>
               <w:rPr>
                 <w:rFonts w:eastAsia="Calibri"/>
               </w:rPr>
-              <w:t>web-adresse anvist af lægemiddelstyrelsen.</w:t>
-            </w:r>
-            <w:r>
-              <w:rPr>
-                <w:rFonts w:eastAsia="Calibri"/>
-              </w:rPr>
-              <w:t xml:space="preserve">  </w:t>
+              <w:t xml:space="preserve">DVR Online kan tilgås fra web-adresse anvist af lægemiddelstyrelsen.  </w:t>
             </w:r>
           </w:p>
           <w:p>
@@ -10660,55 +7788,26 @@
               <w:rPr>
                 <w:rFonts w:eastAsia="Calibri"/>
               </w:rPr>
-              <w:t xml:space="preserve">[K] Det er et krav, at </w:t>
+              <w:t xml:space="preserve">[K] </w:t>
             </w:r>
+            <w:del w:id="1124" w:author="Claude" w:date="2026-09-29T12:00:00Z">
+              <w:r>
+                <w:rPr>
+                  <w:rFonts w:eastAsia="Calibri"/>
+                </w:rPr>
+                <w:delText xml:space="preserve">Det er et krav, at </w:delText>
+              </w:r>
+            </w:del>
+            <w:ins w:id="1125" w:author="Claude" w:date="2026-09-29T12:00:00Z">
+              <w:r>
+                <w:rPr>
+                  <w:rFonts w:eastAsia="Calibri"/>
+                </w:rPr>
+                <w:t xml:space="preserve">Det er et krav, at Optionen omfatter, at </w:t>
+              </w:r>
+            </w:ins>
             <w:r>
-              <w:t>der udarbejdes UX design</w:t>
-            </w:r>
-            <w:r>
-              <w:t>,</w:t>
-            </w:r>
-            <w:r>
-              <w:t xml:space="preserve"> således at de nødvendige handlinger kan udføres mest effektivt og målrettes dyrlægen</w:t>
-            </w:r>
-            <w:r>
-              <w:t>. E</w:t>
-            </w:r>
-            <w:r>
-              <w:t>t</w:t>
-            </w:r>
-            <w:r>
-              <w:t xml:space="preserve"> </w:t>
-            </w:r>
-            <w:r>
-              <w:t>UX-design</w:t>
-            </w:r>
-            <w:r>
-              <w:t xml:space="preserve"> skal efterleve </w:t>
-            </w:r>
-            <w:r>
-              <w:t xml:space="preserve">beskrivelsen i </w:t>
-            </w:r>
-            <w:r>
-              <w:t>bilag 3</w:t>
-            </w:r>
-            <w:r>
-              <w:t>A</w:t>
-            </w:r>
-            <w:r>
-              <w:t>,</w:t>
-            </w:r>
-            <w:r>
-              <w:t xml:space="preserve"> </w:t>
-            </w:r>
-            <w:r>
-              <w:t>A</w:t>
-            </w:r>
-            <w:r>
-              <w:t>ppendiks C</w:t>
-            </w:r>
-            <w:r>
-              <w:t>.</w:t>
+              <w:t xml:space="preserve">der udarbejdes UX design, således at de nødvendige handlinger kan udføres mest effektivt og målrettes dyrlægen. Et UX-design skal efterleve beskrivelsen i bilag 3A, Appendiks C.</w:t>
             </w:r>
           </w:p>
           <w:p>
@@ -10753,8 +7852,24 @@
               <w:rPr>
                 <w:rFonts w:eastAsia="Calibri"/>
               </w:rPr>
-              <w:t xml:space="preserve">[K] Det er et krav, at </w:t>
+              <w:t xml:space="preserve">[K] </w:t>
             </w:r>
+            <w:del w:id="1126" w:author="Claude" w:date="2026-09-29T12:00:00Z">
+              <w:r>
+                <w:rPr>
+                  <w:rFonts w:eastAsia="Calibri"/>
+                </w:rPr>
+                <w:delText xml:space="preserve">Det er et krav, at </w:delText>
+              </w:r>
+            </w:del>
+            <w:ins w:id="1127" w:author="Claude" w:date="2026-09-29T12:00:00Z">
+              <w:r>
+                <w:rPr>
+                  <w:rFonts w:eastAsia="Calibri"/>
+                </w:rPr>
+                <w:t xml:space="preserve">Det er et krav, at Optionen omfatter, at </w:t>
+              </w:r>
+            </w:ins>
             <w:r>
               <w:rPr>
                 <w:rFonts w:cs="Calibri"/>
@@ -10769,25 +7884,7 @@
               <w:rPr>
                 <w:rFonts w:eastAsia="Calibri"/>
               </w:rPr>
-              <w:t>understøtter</w:t>
-            </w:r>
-            <w:r>
-              <w:rPr>
-                <w:rFonts w:eastAsia="Calibri"/>
-              </w:rPr>
-              <w:t>,</w:t>
-            </w:r>
-            <w:r>
-              <w:rPr>
-                <w:rFonts w:eastAsia="Calibri"/>
-              </w:rPr>
-              <w:t xml:space="preserve"> at dyrlægen får mulighed for at fremsøge SPC i forbindelse med </w:t>
-            </w:r>
-            <w:r>
-              <w:rPr>
-                <w:rFonts w:eastAsia="Calibri"/>
-              </w:rPr>
-              <w:t>udstedelse af recepten.</w:t>
+              <w:t xml:space="preserve">understøtter, at dyrlægen får mulighed for at fremsøge SPC i forbindelse med udstedelse af recepten.</w:t>
             </w:r>
           </w:p>
           <w:p>
@@ -10835,24 +7932,32 @@
               <w:rPr>
                 <w:rFonts w:eastAsia="Calibri"/>
               </w:rPr>
-              <w:t xml:space="preserve">[K] Det er et krav, at der indsættes et link </w:t>
+              <w:t xml:space="preserve">[K] </w:t>
+            </w:r>
+            <w:del w:id="1128" w:author="Claude" w:date="2026-09-29T12:00:00Z">
+              <w:r>
+                <w:rPr>
+                  <w:rFonts w:eastAsia="Calibri"/>
+                </w:rPr>
+                <w:delText xml:space="preserve">Det er et krav, at </w:delText>
+              </w:r>
+            </w:del>
+            <w:ins w:id="1129" w:author="Claude" w:date="2026-09-29T12:00:00Z">
+              <w:r>
+                <w:rPr>
+                  <w:rFonts w:eastAsia="Calibri"/>
+                </w:rPr>
+                <w:t xml:space="preserve">Det er et krav, at Optionen omfatter, at </w:t>
+              </w:r>
+            </w:ins>
+            <w:r>
+              <w:rPr>
+                <w:rFonts w:eastAsia="Calibri"/>
+              </w:rPr>
+              <w:t xml:space="preserve">der indsættes et link </w:t>
             </w:r>
             <w:r>
-              <w:t>til Vetstat</w:t>
-            </w:r>
-            <w:r>
-              <w:t>,</w:t>
-            </w:r>
-            <w:r>
-              <w:t xml:space="preserve"> så dyrlægen hurtigt </w:t>
-            </w:r>
-            <w:r>
-              <w:t xml:space="preserve">kan </w:t>
-            </w:r>
-            <w:r>
-              <w:t>opdatere oplysningerne i Vetstat, hvis de ikke er tidssvarende.</w:t>
-            </w:r>
-            <w:r>
+              <w:t xml:space="preserve">til Vetstat, så dyrlægen hurtigt kan opdatere oplysningerne i Vetstat, hvis de ikke er tidssvarende.</w:t>
               <w:br/>
             </w:r>
           </w:p>
@@ -10893,8 +7998,24 @@
               <w:rPr>
                 <w:rFonts w:eastAsia="Calibri"/>
               </w:rPr>
-              <w:t xml:space="preserve">[K] Det er et krav, at </w:t>
+              <w:t xml:space="preserve">[K] </w:t>
             </w:r>
+            <w:del w:id="1130" w:author="Claude" w:date="2026-09-29T12:00:00Z">
+              <w:r>
+                <w:rPr>
+                  <w:rFonts w:eastAsia="Calibri"/>
+                </w:rPr>
+                <w:delText xml:space="preserve">Det er et krav, at </w:delText>
+              </w:r>
+            </w:del>
+            <w:ins w:id="1131" w:author="Claude" w:date="2026-09-29T12:00:00Z">
+              <w:r>
+                <w:rPr>
+                  <w:rFonts w:eastAsia="Calibri"/>
+                </w:rPr>
+                <w:t xml:space="preserve">Det er et krav, at Optionen omfatter, at </w:t>
+              </w:r>
+            </w:ins>
             <w:r>
               <w:rPr>
                 <w:rFonts w:cs="Calibri"/>
@@ -10909,45 +8030,10 @@
               <w:rPr>
                 <w:rFonts w:eastAsia="Calibri"/>
               </w:rPr>
-              <w:t>skal lade flest mulige receptoplysninger baseres på valg ud fra stamdatalister for derved at reducere mængden af fritekst</w:t>
+              <w:t xml:space="preserve">skal lade flest mulige receptoplysninger baseres på valg ud fra stamdatalister for derved at reducere mængden af fritekst, </w:t>
             </w:r>
             <w:r>
-              <w:rPr>
-                <w:rFonts w:eastAsia="Calibri"/>
-              </w:rPr>
-              <w:t>,</w:t>
-            </w:r>
-            <w:r>
-              <w:rPr>
-                <w:rFonts w:eastAsia="Calibri"/>
-              </w:rPr>
-              <w:t xml:space="preserve"> </w:t>
-            </w:r>
-            <w:r>
-              <w:t xml:space="preserve">jf. beskrivelsen i </w:t>
-            </w:r>
-            <w:r>
-              <w:t>bilag 3</w:t>
-            </w:r>
-            <w:r>
-              <w:t>A</w:t>
-            </w:r>
-            <w:r>
-              <w:t>,</w:t>
-            </w:r>
-            <w:r>
-              <w:t xml:space="preserve"> </w:t>
-            </w:r>
-            <w:r>
-              <w:t>A</w:t>
-            </w:r>
-            <w:r>
-              <w:t>ppendiks C</w:t>
-            </w:r>
-            <w:r>
-              <w:t>.</w:t>
-            </w:r>
-            <w:r>
+              <w:t xml:space="preserve">jf. beskrivelsen i bilag 3A, Appendiks C.</w:t>
               <w:br/>
             </w:r>
           </w:p>
@@ -10988,13 +8074,29 @@
               <w:rPr>
                 <w:rFonts w:eastAsia="Calibri"/>
               </w:rPr>
-              <w:t xml:space="preserve">[K] Det er et krav, at </w:t>
+              <w:t xml:space="preserve">[K] </w:t>
             </w:r>
+            <w:del w:id="1132" w:author="Claude" w:date="2026-09-29T12:00:00Z">
+              <w:r>
+                <w:rPr>
+                  <w:rFonts w:eastAsia="Calibri"/>
+                </w:rPr>
+                <w:delText xml:space="preserve">Det er et krav, at </w:delText>
+              </w:r>
+            </w:del>
+            <w:ins w:id="1133" w:author="Claude" w:date="2026-09-29T12:00:00Z">
+              <w:r>
+                <w:rPr>
+                  <w:rFonts w:eastAsia="Calibri"/>
+                </w:rPr>
+                <w:t xml:space="preserve">Det er et krav, at Optionen omfatter, at </w:t>
+              </w:r>
+            </w:ins>
             <w:r>
               <w:rPr>
                 <w:rFonts w:eastAsia="Calibri"/>
               </w:rPr>
-              <w:t>så meget validering som muligt skal ske i brugergrænsefladen på feltniveau.</w:t>
+              <w:t xml:space="preserve">så meget validering som muligt skal ske i brugergrænsefladen på feltniveau.</w:t>
             </w:r>
           </w:p>
           <w:p>
@@ -11042,8 +8144,24 @@
               <w:rPr>
                 <w:rFonts w:eastAsia="Calibri"/>
               </w:rPr>
-              <w:t xml:space="preserve">[K] Det er et krav, at </w:t>
+              <w:t xml:space="preserve">[K] </w:t>
             </w:r>
+            <w:del w:id="1134" w:author="Claude" w:date="2026-09-29T12:00:00Z">
+              <w:r>
+                <w:rPr>
+                  <w:rFonts w:eastAsia="Calibri"/>
+                </w:rPr>
+                <w:delText xml:space="preserve">Det er et krav, at </w:delText>
+              </w:r>
+            </w:del>
+            <w:ins w:id="1135" w:author="Claude" w:date="2026-09-29T12:00:00Z">
+              <w:r>
+                <w:rPr>
+                  <w:rFonts w:eastAsia="Calibri"/>
+                </w:rPr>
+                <w:t xml:space="preserve">Det er et krav, at Optionen omfatter, at </w:t>
+              </w:r>
+            </w:ins>
             <w:r>
               <w:rPr>
                 <w:rFonts w:cs="Calibri"/>
@@ -11107,10 +8225,29 @@
               <w:rPr>
                 <w:rFonts w:asciiTheme="minorHAnsi" w:eastAsia="Verdana" w:hAnsiTheme="minorHAnsi" w:cs="Verdana"/>
               </w:rPr>
-              <w:t xml:space="preserve"> Det er et krav, at</w:t>
+              <w:t xml:space="preserve"> </w:t>
             </w:r>
+            <w:del w:id="1136" w:author="Claude" w:date="2026-09-29T12:00:00Z">
+              <w:r>
+                <w:rPr>
+                  <w:rFonts w:asciiTheme="minorHAnsi" w:eastAsia="Verdana" w:hAnsiTheme="minorHAnsi" w:cs="Verdana"/>
+                </w:rPr>
+                <w:delText xml:space="preserve">Det er et krav, at</w:delText>
+              </w:r>
+              <w:r>
+                <w:delText xml:space="preserve"> </w:delText>
+              </w:r>
+            </w:del>
+            <w:ins w:id="1137" w:author="Claude" w:date="2026-09-29T12:00:00Z">
+              <w:r>
+                <w:rPr>
+                  <w:rFonts w:asciiTheme="minorHAnsi" w:eastAsia="Verdana" w:hAnsiTheme="minorHAnsi" w:cs="Verdana"/>
+                </w:rPr>
+                <w:t xml:space="preserve">Det er et krav, at Optionen omfatter, at </w:t>
+              </w:r>
+            </w:ins>
             <w:r>
-              <w:t xml:space="preserve"> samtlige dele af </w:t>
+              <w:t xml:space="preserve">samtlige dele af </w:t>
             </w:r>
             <w:r>
               <w:rPr>
@@ -11120,13 +8257,7 @@
               <w:t>DVR online</w:t>
             </w:r>
             <w:r>
-              <w:t xml:space="preserve"> </w:t>
-            </w:r>
-            <w:r>
-              <w:t>brugergrænseflade skal</w:t>
-            </w:r>
-            <w:r>
-              <w:t xml:space="preserve"> være på dansk.</w:t>
+              <w:t xml:space="preserve"> brugergrænseflade skal være på dansk.</w:t>
             </w:r>
           </w:p>
           <w:p>
@@ -11174,73 +8305,35 @@
               <w:rPr>
                 <w:rFonts w:eastAsia="Calibri"/>
               </w:rPr>
-              <w:t>[K] Det er et krav,</w:t>
+              <w:t xml:space="preserve">[K] </w:t>
             </w:r>
+            <w:del w:id="1138" w:author="Claude" w:date="2026-09-29T12:00:00Z">
+              <w:r>
+                <w:rPr>
+                  <w:rFonts w:eastAsia="Calibri"/>
+                </w:rPr>
+                <w:delText xml:space="preserve">Det er et krav,</w:delText>
+              </w:r>
+              <w:r>
+                <w:rPr>
+                  <w:rFonts w:eastAsia="Times New Roman"/>
+                </w:rPr>
+                <w:delText xml:space="preserve"> at </w:delText>
+              </w:r>
+            </w:del>
+            <w:ins w:id="1139" w:author="Claude" w:date="2026-09-29T12:00:00Z">
+              <w:r>
+                <w:rPr>
+                  <w:rFonts w:eastAsia="Calibri"/>
+                </w:rPr>
+                <w:t xml:space="preserve">Det er et krav, at Optionen omfatter, at </w:t>
+              </w:r>
+            </w:ins>
             <w:r>
               <w:rPr>
                 <w:rFonts w:eastAsia="Times New Roman"/>
               </w:rPr>
-              <w:t xml:space="preserve"> at alle</w:t>
-            </w:r>
-            <w:r>
-              <w:rPr>
-                <w:rFonts w:eastAsia="Times New Roman"/>
-              </w:rPr>
-              <w:t>,</w:t>
-            </w:r>
-            <w:r>
-              <w:rPr>
-                <w:rFonts w:eastAsia="Times New Roman"/>
-              </w:rPr>
-              <w:t xml:space="preserve"> der forsøger at logge på</w:t>
-            </w:r>
-            <w:r>
-              <w:rPr>
-                <w:rFonts w:eastAsia="Times New Roman"/>
-              </w:rPr>
-              <w:t>,</w:t>
-            </w:r>
-            <w:r>
-              <w:rPr>
-                <w:rFonts w:eastAsia="Times New Roman"/>
-              </w:rPr>
-              <w:t xml:space="preserve"> som ikke har en dyrlægeautorisation og ordinationsret på tidspunktet</w:t>
-            </w:r>
-            <w:r>
-              <w:rPr>
-                <w:rFonts w:eastAsia="Times New Roman"/>
-              </w:rPr>
-              <w:t>,</w:t>
-            </w:r>
-            <w:r>
-              <w:rPr>
-                <w:rFonts w:eastAsia="Times New Roman"/>
-              </w:rPr>
-              <w:t xml:space="preserve"> de logger på, skal afvises med besked om</w:t>
-            </w:r>
-            <w:r>
-              <w:rPr>
-                <w:rFonts w:eastAsia="Times New Roman"/>
-              </w:rPr>
-              <w:t>,</w:t>
-            </w:r>
-            <w:r>
-              <w:rPr>
-                <w:rFonts w:eastAsia="Times New Roman"/>
-              </w:rPr>
-              <w:t xml:space="preserve"> at det kun er dyrlæger med en gyldig autorisation og ordinationsret</w:t>
-            </w:r>
-            <w:r>
-              <w:rPr>
-                <w:rFonts w:eastAsia="Times New Roman"/>
-              </w:rPr>
-              <w:t>,</w:t>
-            </w:r>
-            <w:r>
-              <w:rPr>
-                <w:rFonts w:eastAsia="Times New Roman"/>
-              </w:rPr>
-              <w:t xml:space="preserve"> der kan logge på. </w:t>
+              <w:t xml:space="preserve">alle, der forsøger at logge på, som ikke har en dyrlægeautorisation og ordinationsret på tidspunktet, de logger på, skal afvises med besked om, at det kun er dyrlæger med en gyldig autorisation og ordinationsret, der kan logge på. </w:t>
             </w:r>
           </w:p>
           <w:p>
@@ -11290,28 +8383,32 @@
                 <w:rFonts w:cs="Calibri"/>
                 <w:color w:val="000000"/>
               </w:rPr>
-              <w:t xml:space="preserve">[K] Det er et krav, at </w:t>
+              <w:t xml:space="preserve">[K] </w:t>
             </w:r>
+            <w:del w:id="1140" w:author="Claude" w:date="2026-09-29T12:00:00Z">
+              <w:r>
+                <w:rPr>
+                  <w:rFonts w:cs="Calibri"/>
+                  <w:color w:val="000000"/>
+                </w:rPr>
+                <w:delText xml:space="preserve">Det er et krav, at </w:delText>
+              </w:r>
+            </w:del>
+            <w:ins w:id="1141" w:author="Claude" w:date="2026-09-29T12:00:00Z">
+              <w:r>
+                <w:rPr>
+                  <w:rFonts w:cs="Calibri"/>
+                  <w:color w:val="000000"/>
+                </w:rPr>
+                <w:t xml:space="preserve">Det er et krav, at Optionen omfatter, at </w:t>
+              </w:r>
+            </w:ins>
             <w:r>
               <w:rPr>
                 <w:rFonts w:cs="Calibri"/>
                 <w:color w:val="000000"/>
               </w:rPr>
-              <w:t xml:space="preserve">DVR online </w:t>
-            </w:r>
-            <w:r>
-              <w:rPr>
-                <w:rFonts w:cs="Calibri"/>
-                <w:color w:val="000000"/>
-              </w:rPr>
-              <w:t xml:space="preserve">tilbyder indbygget hjælp, fx </w:t>
-            </w:r>
-            <w:r>
-              <w:rPr>
-                <w:rFonts w:cs="Calibri"/>
-                <w:color w:val="000000"/>
-              </w:rPr>
-              <w:t>mouseover.</w:t>
+              <w:t xml:space="preserve">DVR online tilbyder indbygget hjælp, fx mouseover.</w:t>
             </w:r>
           </w:p>
           <w:p>
@@ -11412,100 +8509,31 @@
                 <w:rFonts w:cs="Calibri"/>
                 <w:color w:val="000000"/>
               </w:rPr>
-              <w:t xml:space="preserve">Det er et krav, at alle </w:t>
+              <w:t xml:space="preserve">Det er et krav, at alle data på recepter, bestillinger og udleveringer slettes x antal år efter ’at en recept er oprettet’. </w:t>
             </w:r>
-            <w:r>
+          </w:p>
+          <w:p>
+            <w:pPr>
+              <w:spacing w:line="276" w:lineRule="auto"/>
               <w:rPr>
                 <w:rFonts w:cs="Calibri"/>
                 <w:color w:val="000000"/>
               </w:rPr>
-              <w:t xml:space="preserve">data på </w:t>
-            </w:r>
+            </w:pPr>
+          </w:p>
+          <w:p>
+            <w:pPr>
+              <w:spacing w:line="276" w:lineRule="auto"/>
+              <w:rPr>
+                <w:rFonts w:cs="Calibri"/>
+              </w:rPr>
+            </w:pPr>
             <w:r>
               <w:rPr>
                 <w:rFonts w:cs="Calibri"/>
                 <w:color w:val="000000"/>
               </w:rPr>
-              <w:t>recept</w:t>
-            </w:r>
-            <w:r>
-              <w:rPr>
-                <w:rFonts w:cs="Calibri"/>
-                <w:color w:val="000000"/>
-              </w:rPr>
-              <w:t>er, bestillinger og udleveringer</w:t>
-            </w:r>
-            <w:r>
-              <w:rPr>
-                <w:rFonts w:cs="Calibri"/>
-                <w:color w:val="000000"/>
-              </w:rPr>
-              <w:t xml:space="preserve"> slettes </w:t>
-            </w:r>
-            <w:r>
-              <w:rPr>
-                <w:rFonts w:cs="Calibri"/>
-                <w:color w:val="000000"/>
-              </w:rPr>
-              <w:t>x antal</w:t>
-            </w:r>
-            <w:r>
-              <w:rPr>
-                <w:rFonts w:cs="Calibri"/>
-                <w:color w:val="000000"/>
-              </w:rPr>
-              <w:t xml:space="preserve"> år efter ’at en recept er oprettet</w:t>
-            </w:r>
-            <w:r>
-              <w:rPr>
-                <w:rFonts w:cs="Calibri"/>
-                <w:color w:val="000000"/>
-              </w:rPr>
-              <w:t>’</w:t>
-            </w:r>
-            <w:r>
-              <w:rPr>
-                <w:rFonts w:cs="Calibri"/>
-                <w:color w:val="000000"/>
-              </w:rPr>
-              <w:t>.</w:t>
-            </w:r>
-            <w:r>
-              <w:rPr>
-                <w:rFonts w:cs="Calibri"/>
-                <w:color w:val="000000"/>
-              </w:rPr>
-              <w:t xml:space="preserve"> </w:t>
-            </w:r>
-          </w:p>
-          <w:p>
-            <w:pPr>
-              <w:spacing w:line="276" w:lineRule="auto"/>
-              <w:rPr>
-                <w:rFonts w:cs="Calibri"/>
-                <w:color w:val="000000"/>
-              </w:rPr>
-            </w:pPr>
-          </w:p>
-          <w:p>
-            <w:pPr>
-              <w:spacing w:line="276" w:lineRule="auto"/>
-              <w:rPr>
-                <w:rFonts w:cs="Calibri"/>
-              </w:rPr>
-            </w:pPr>
-            <w:r>
-              <w:rPr>
-                <w:rFonts w:cs="Calibri"/>
-                <w:color w:val="000000"/>
-              </w:rPr>
               <w:t>Værdien antal år skal være konfigurerbar.</w:t>
-            </w:r>
-            <w:r>
-              <w:rPr>
-                <w:rFonts w:cs="Calibri"/>
-                <w:color w:val="000000"/>
-              </w:rPr>
               <w:br/>
             </w:r>
           </w:p>
@@ -11527,10 +8555,7 @@
       <w:bookmarkEnd w:id="53"/>
       <w:bookmarkEnd w:id="54"/>
       <w:r>
-        <w:t>K</w:t>
-      </w:r>
-      <w:r>
-        <w:t>rav til udvikling af stamdataløsningen</w:t>
+        <w:t>Krav til udvikling af stamdataløsningen</w:t>
       </w:r>
       <w:bookmarkEnd w:id="78"/>
       <w:bookmarkEnd w:id="79"/>
@@ -11607,46 +8632,10 @@
               <w:rPr>
                 <w:rFonts w:eastAsia="Calibri"/>
               </w:rPr>
-              <w:t xml:space="preserve">Det er et krav, at </w:t>
+              <w:t xml:space="preserve">Det er et krav, at Stamdataløsningen designes v</w:t>
             </w:r>
             <w:r>
-              <w:rPr>
-                <w:rFonts w:eastAsia="Calibri"/>
-              </w:rPr>
-              <w:t>Stamdatal</w:t>
-            </w:r>
-            <w:r>
-              <w:rPr>
-                <w:rFonts w:eastAsia="Calibri"/>
-              </w:rPr>
-              <w:t xml:space="preserve">øsningen designes </w:t>
-            </w:r>
-            <w:r>
-              <w:rPr>
-                <w:rFonts w:eastAsia="Calibri"/>
-              </w:rPr>
-              <w:t>v</w:t>
-            </w:r>
-            <w:r>
-              <w:t xml:space="preserve">ed at </w:t>
-            </w:r>
-            <w:r>
-              <w:t>op</w:t>
-            </w:r>
-            <w:r>
-              <w:t>splitte i stamdataindlæsere, stamdatadatabase og udstilling af stamdata via stamdata services</w:t>
-            </w:r>
-            <w:r>
-              <w:t xml:space="preserve">, så </w:t>
-            </w:r>
-            <w:r>
-              <w:t xml:space="preserve">der </w:t>
-            </w:r>
-            <w:r>
-              <w:t xml:space="preserve">sker </w:t>
-            </w:r>
-            <w:r>
-              <w:t xml:space="preserve">en afkobling mellem en generel udstilling af stamdata og komponenterne, som skal forstå forretningsdata. </w:t>
+              <w:t xml:space="preserve">ed at opsplitte i stamdataindlæsere, stamdatadatabase og udstilling af stamdata via stamdata services, så der sker en afkobling mellem en generel udstilling af stamdata og komponenterne, som skal forstå forretningsdata. </w:t>
             </w:r>
           </w:p>
           <w:p/>
@@ -11660,10 +8649,7 @@
       <w:bookmarkStart w:id="87" w:name="_Toc224889759"/>
       <w:bookmarkStart w:id="88" w:name="_Toc240973871"/>
       <w:r>
-        <w:t>Krav til stamdatai</w:t>
-      </w:r>
-      <w:r>
-        <w:t>ndlæsere</w:t>
+        <w:t>Krav til stamdataindlæsere</w:t>
       </w:r>
       <w:bookmarkEnd w:id="87"/>
       <w:bookmarkEnd w:id="88"/>
@@ -11714,34 +8700,7 @@
           </w:tcPr>
           <w:p>
             <w:r>
-              <w:t xml:space="preserve">[K] </w:t>
-            </w:r>
-            <w:r>
-              <w:t xml:space="preserve">Det er et krav, at Leverandøren implementerer den endelige løsning til stamdataindlæsere, der besluttes i forbindelse med afklaringsfasen, </w:t>
-            </w:r>
-            <w:r>
-              <w:t>og som</w:t>
-            </w:r>
-            <w:r>
-              <w:t xml:space="preserve"> tager udgangspunkt </w:t>
-            </w:r>
-            <w:r>
-              <w:t xml:space="preserve">i </w:t>
-            </w:r>
-            <w:r>
-              <w:t>bilag 3A</w:t>
-            </w:r>
-            <w:r>
-              <w:t>,</w:t>
-            </w:r>
-            <w:r>
-              <w:t xml:space="preserve"> Appendiks </w:t>
-            </w:r>
-            <w:r>
-              <w:t>B</w:t>
-            </w:r>
-            <w:r>
-              <w:t>.</w:t>
+              <w:t xml:space="preserve">[K] Det er et krav, at Leverandøren implementerer den endelige løsning til stamdataindlæsere, der besluttes i forbindelse med afklaringsfasen, og som tager udgangspunkt i bilag 3A, Appendiks B.</w:t>
             </w:r>
           </w:p>
           <w:p/>
@@ -11774,46 +8733,7 @@
           </w:tcPr>
           <w:p>
             <w:r>
-              <w:t xml:space="preserve">[K] Det er et krav, at </w:t>
-            </w:r>
-            <w:r>
-              <w:t xml:space="preserve">indlæsning af stamdata fra </w:t>
-            </w:r>
-            <w:r>
-              <w:t xml:space="preserve">stamdatakilder </w:t>
-            </w:r>
-            <w:r>
-              <w:t xml:space="preserve">til </w:t>
-            </w:r>
-            <w:r>
-              <w:t>stamdatadatabasen</w:t>
-            </w:r>
-            <w:r>
-              <w:t>,</w:t>
-            </w:r>
-            <w:r>
-              <w:t xml:space="preserve"> implementeres i overensstemmelse med Referencearkitekturen for indlæsning af stamdata på den Nationale Service Platform (NSP)</w:t>
-            </w:r>
-            <w:r>
-              <w:t>,</w:t>
-            </w:r>
-            <w:r>
-              <w:t xml:space="preserve"> jf. </w:t>
-            </w:r>
-            <w:r>
-              <w:t>bilag 3A</w:t>
-            </w:r>
-            <w:r>
-              <w:t>,</w:t>
-            </w:r>
-            <w:r>
-              <w:t xml:space="preserve"> Appendiks </w:t>
-            </w:r>
-            <w:r>
-              <w:t>E</w:t>
-            </w:r>
-            <w:r>
-              <w:t>.</w:t>
+              <w:t xml:space="preserve">[K] Det er et krav, at indlæsning af stamdata fra stamdatakilder til stamdatadatabasen, implementeres i overensstemmelse med Referencearkitekturen for indlæsning af stamdata på den Nationale Service Platform (NSP), jf. bilag 3A, Appendiks E.</w:t>
             </w:r>
           </w:p>
           <w:p/>
@@ -11846,58 +8766,7 @@
           </w:tcPr>
           <w:p>
             <w:r>
-              <w:t>[K] Det er et krav, at stamdata</w:t>
-            </w:r>
-            <w:r>
-              <w:t>indlæsere</w:t>
-            </w:r>
-            <w:r>
-              <w:t xml:space="preserve"> henter eller modtager stamdata fra datakilden. </w:t>
-            </w:r>
-            <w:r>
-              <w:t>Stamdataindlæsere</w:t>
-            </w:r>
-            <w:r>
-              <w:t xml:space="preserve"> skal tjekke</w:t>
-            </w:r>
-            <w:r>
-              <w:t>,</w:t>
-            </w:r>
-            <w:r>
-              <w:t xml:space="preserve"> at data er korrekte i det omfang</w:t>
-            </w:r>
-            <w:r>
-              <w:t>,</w:t>
-            </w:r>
-            <w:r>
-              <w:t xml:space="preserve"> det er muligt, lave eventuelle transformationer (til fx korrekte datatyper) og placere data i et stamdatasæt jf. </w:t>
-            </w:r>
-            <w:r>
-              <w:t>bilag 3A</w:t>
-            </w:r>
-            <w:r>
-              <w:t>,</w:t>
-            </w:r>
-            <w:r>
-              <w:t xml:space="preserve"> </w:t>
-            </w:r>
-            <w:r>
-              <w:t xml:space="preserve">Appendiks </w:t>
-            </w:r>
-            <w:r>
-              <w:t>B</w:t>
-            </w:r>
-            <w:r>
-              <w:t>,</w:t>
-            </w:r>
-            <w:r>
-              <w:t xml:space="preserve"> </w:t>
-            </w:r>
-            <w:r>
-              <w:t>afsnit</w:t>
-            </w:r>
-            <w:r>
-              <w:t xml:space="preserve"> 2.</w:t>
+              <w:t xml:space="preserve">[K] Det er et krav, at stamdataindlæsere henter eller modtager stamdata fra datakilden. Stamdataindlæsere skal tjekke, at data er korrekte i det omfang, det er muligt, lave eventuelle transformationer (til fx korrekte datatyper) og placere data i et stamdatasæt jf. bilag 3A, Appendiks B, afsnit 2.</w:t>
             </w:r>
           </w:p>
           <w:p/>
@@ -12012,37 +8881,7 @@
           </w:tcPr>
           <w:p>
             <w:r>
-              <w:t>Det er et krav, at Leverandøren implementerer den endelige løsning til stamdatamodellen</w:t>
-            </w:r>
-            <w:r>
-              <w:t>,</w:t>
-            </w:r>
-            <w:r>
-              <w:t xml:space="preserve"> som </w:t>
-            </w:r>
-            <w:r>
-              <w:t xml:space="preserve">tager udgangspunkt </w:t>
-            </w:r>
-            <w:r>
-              <w:t xml:space="preserve">i </w:t>
-            </w:r>
-            <w:r>
-              <w:t>bilag 3A</w:t>
-            </w:r>
-            <w:r>
-              <w:t xml:space="preserve"> Appendiks D</w:t>
-            </w:r>
-            <w:r>
-              <w:t>,</w:t>
-            </w:r>
-            <w:r>
-              <w:t xml:space="preserve"> </w:t>
-            </w:r>
-            <w:r>
-              <w:t>afsnit</w:t>
-            </w:r>
-            <w:r>
-              <w:t xml:space="preserve"> 3.</w:t>
+              <w:t xml:space="preserve">Det er et krav, at Leverandøren implementerer den endelige løsning til stamdatamodellen, som tager udgangspunkt i bilag 3A Appendiks D, afsnit 3.</w:t>
             </w:r>
           </w:p>
           <w:p>
@@ -12086,34 +8925,10 @@
               <w:rPr>
                 <w:rFonts w:asciiTheme="minorHAnsi" w:eastAsia="Verdana" w:hAnsiTheme="minorHAnsi" w:cs="Verdana"/>
               </w:rPr>
-              <w:t xml:space="preserve"> Det er et krav, at </w:t>
+              <w:t xml:space="preserve"> Det er et krav, at Løsningen k</w:t>
             </w:r>
             <w:r>
-              <w:rPr>
-                <w:rFonts w:asciiTheme="minorHAnsi" w:eastAsia="Verdana" w:hAnsiTheme="minorHAnsi" w:cs="Verdana"/>
-              </w:rPr>
-              <w:t>Løsningen</w:t>
-            </w:r>
-            <w:r>
-              <w:rPr>
-                <w:rFonts w:asciiTheme="minorHAnsi" w:eastAsia="Verdana" w:hAnsiTheme="minorHAnsi" w:cs="Verdana"/>
-              </w:rPr>
-              <w:t xml:space="preserve"> k</w:t>
-            </w:r>
-            <w:r>
-              <w:t xml:space="preserve">an udvides til at </w:t>
-            </w:r>
-            <w:r>
-              <w:t>indeholde</w:t>
-            </w:r>
-            <w:r>
-              <w:t xml:space="preserve"> nye </w:t>
-            </w:r>
-            <w:r>
-              <w:t>stamdatasæt</w:t>
-            </w:r>
-            <w:r>
-              <w:t>.</w:t>
+              <w:t xml:space="preserve">an udvides til at indeholde nye stamdatasæt.</w:t>
             </w:r>
           </w:p>
         </w:tc>
@@ -12184,31 +8999,7 @@
               <w:spacing w:line="276" w:lineRule="auto"/>
             </w:pPr>
             <w:r>
-              <w:t xml:space="preserve">[K] Det er et krav, at </w:t>
-            </w:r>
-            <w:r>
-              <w:t>Leverandøren</w:t>
-            </w:r>
-            <w:r>
-              <w:t xml:space="preserve"> designe</w:t>
-            </w:r>
-            <w:r>
-              <w:t>r</w:t>
-            </w:r>
-            <w:r>
-              <w:t xml:space="preserve"> og dokumentere</w:t>
-            </w:r>
-            <w:r>
-              <w:t>r</w:t>
-            </w:r>
-            <w:r>
-              <w:t xml:space="preserve"> en snitflade til stamdataservices</w:t>
-            </w:r>
-            <w:r>
-              <w:t>.</w:t>
-            </w:r>
-            <w:r>
-              <w:t xml:space="preserve"> </w:t>
+              <w:t xml:space="preserve">[K] Det er et krav, at Leverandøren designer og dokumenterer en snitflade til stamdataservices. </w:t>
             </w:r>
           </w:p>
           <w:p>
@@ -12248,28 +9039,7 @@
           </w:tcPr>
           <w:p>
             <w:r>
-              <w:t xml:space="preserve">[K] Det er et krav, at Leverandøren implementerer den endelige løsning til stamdataservices, som tager udgangspunkt </w:t>
-            </w:r>
-            <w:r>
-              <w:t>bilag 3A</w:t>
-            </w:r>
-            <w:r>
-              <w:t>,</w:t>
-            </w:r>
-            <w:r>
-              <w:t xml:space="preserve"> Appendiks D</w:t>
-            </w:r>
-            <w:r>
-              <w:t>,</w:t>
-            </w:r>
-            <w:r>
-              <w:t xml:space="preserve"> </w:t>
-            </w:r>
-            <w:r>
-              <w:t>afsnit</w:t>
-            </w:r>
-            <w:r>
-              <w:t xml:space="preserve"> 5.</w:t>
+              <w:t xml:space="preserve">[K] Det er et krav, at Leverandøren implementerer den endelige løsning til stamdataservices, som tager udgangspunkt bilag 3A, Appendiks D, afsnit 5.</w:t>
             </w:r>
           </w:p>
           <w:p>
@@ -12355,63 +9125,7 @@
                 <w:rFonts w:cs="Calibri"/>
                 <w:color w:val="000000"/>
               </w:rPr>
-              <w:t>[K] Det er et krav</w:t>
-            </w:r>
-            <w:r>
-              <w:rPr>
-                <w:rFonts w:cs="Calibri"/>
-                <w:color w:val="000000"/>
-              </w:rPr>
-              <w:t>,</w:t>
-            </w:r>
-            <w:r>
-              <w:rPr>
-                <w:rFonts w:cs="Calibri"/>
-                <w:color w:val="000000"/>
-              </w:rPr>
-              <w:t xml:space="preserve"> at følgende services</w:t>
-            </w:r>
-            <w:r>
-              <w:rPr>
-                <w:rFonts w:cs="Calibri"/>
-                <w:color w:val="000000"/>
-              </w:rPr>
-              <w:t>,</w:t>
-            </w:r>
-            <w:r>
-              <w:rPr>
-                <w:rFonts w:cs="Calibri"/>
-                <w:color w:val="000000"/>
-              </w:rPr>
-              <w:t xml:space="preserve"> som udstilles til brug for Dyrlægesystemer og §39-vetforhandler systemer</w:t>
-            </w:r>
-            <w:r>
-              <w:rPr>
-                <w:rFonts w:cs="Calibri"/>
-                <w:color w:val="000000"/>
-              </w:rPr>
-              <w:t>,</w:t>
-            </w:r>
-            <w:r>
-              <w:rPr>
-                <w:rFonts w:cs="Calibri"/>
-                <w:color w:val="000000"/>
-              </w:rPr>
-              <w:t xml:space="preserve"> implementeres baseret på HL7 FIHR standarden</w:t>
-            </w:r>
-            <w:r>
-              <w:rPr>
-                <w:rFonts w:cs="Calibri"/>
-                <w:color w:val="000000"/>
-              </w:rPr>
-              <w:t xml:space="preserve"> eller tilsvarende</w:t>
-            </w:r>
-            <w:r>
-              <w:rPr>
-                <w:rFonts w:cs="Calibri"/>
-                <w:color w:val="000000"/>
-              </w:rPr>
-              <w:t xml:space="preserve">: </w:t>
+              <w:t xml:space="preserve">[K] Det er et krav, at følgende services, som udstilles til brug for Dyrlægesystemer og §39-vetforhandler systemer, implementeres baseret på HL7 FIHR standarden eller tilsvarende: </w:t>
             </w:r>
           </w:p>
           <w:p>
@@ -12462,14 +9176,7 @@
                 <w:rFonts w:cs="Calibri"/>
                 <w:color w:val="000000"/>
               </w:rPr>
-              <w:t>Medicinpriser</w:t>
-            </w:r>
-            <w:r>
-              <w:rPr>
-                <w:rFonts w:cs="Calibri"/>
-                <w:color w:val="000000"/>
-              </w:rPr>
-              <w:t xml:space="preserve"> stamdataservice </w:t>
+              <w:t xml:space="preserve">Medicinpriser stamdataservice </w:t>
             </w:r>
           </w:p>
           <w:p>
@@ -12520,85 +9227,11 @@
                 <w:rFonts w:cs="Calibri"/>
                 <w:color w:val="000000"/>
               </w:rPr>
-              <w:t>[K] Det er et krav</w:t>
-            </w:r>
-            <w:r>
-              <w:rPr>
-                <w:rFonts w:cs="Calibri"/>
-                <w:color w:val="000000"/>
-              </w:rPr>
-              <w:t>,</w:t>
-            </w:r>
-            <w:r>
-              <w:rPr>
-                <w:rFonts w:cs="Calibri"/>
-                <w:color w:val="000000"/>
-              </w:rPr>
-              <w:t xml:space="preserve"> at DVR services og stamdata services</w:t>
-            </w:r>
-            <w:r>
-              <w:rPr>
-                <w:rFonts w:cs="Calibri"/>
-                <w:color w:val="000000"/>
-              </w:rPr>
-              <w:t>,</w:t>
-            </w:r>
-            <w:r>
-              <w:rPr>
-                <w:rFonts w:cs="Calibri"/>
-                <w:color w:val="000000"/>
-              </w:rPr>
-              <w:t xml:space="preserve"> som udstilles til brug for Dyrlægesystemer og §39-vetforhandler systemer</w:t>
-            </w:r>
-            <w:r>
-              <w:rPr>
-                <w:rFonts w:cs="Calibri"/>
-                <w:color w:val="000000"/>
-              </w:rPr>
-              <w:t>,</w:t>
-            </w:r>
-            <w:r>
-              <w:rPr>
-                <w:rFonts w:cs="Calibri"/>
-                <w:color w:val="000000"/>
-              </w:rPr>
-              <w:t xml:space="preserve"> implementeres som RESTful webservices</w:t>
-            </w:r>
-            <w:r>
-              <w:rPr>
-                <w:rFonts w:cs="Calibri"/>
-                <w:color w:val="000000"/>
-              </w:rPr>
-              <w:t>,</w:t>
-            </w:r>
-            <w:r>
-              <w:rPr>
-                <w:rFonts w:cs="Calibri"/>
-                <w:color w:val="000000"/>
-              </w:rPr>
-              <w:t xml:space="preserve"> og at alle request</w:t>
-            </w:r>
-            <w:r>
-              <w:rPr>
-                <w:rFonts w:cs="Calibri"/>
-                <w:color w:val="000000"/>
-              </w:rPr>
+              <w:t xml:space="preserve">[K] Det er et krav, at DVR services og stamdata services, som udstilles til brug for Dyrlægesystemer og §39-vetforhandler systemer, implementeres som RESTful webservices, og at alle request</w:t>
               <w:noBreakHyphen/>
               <w:t xml:space="preserve"> og response</w:t>
-            </w:r>
-            <w:r>
-              <w:rPr>
-                <w:rFonts w:cs="Calibri"/>
-                <w:color w:val="000000"/>
-              </w:rPr>
               <w:noBreakHyphen/>
               <w:t>payloads leveres i JSON</w:t>
-            </w:r>
-            <w:r>
-              <w:rPr>
-                <w:rFonts w:cs="Calibri"/>
-                <w:color w:val="000000"/>
-              </w:rPr>
               <w:noBreakHyphen/>
               <w:t>format.</w:t>
             </w:r>
@@ -12646,22 +9279,10 @@
               <w:rPr>
                 <w:rFonts w:eastAsia="Calibri"/>
               </w:rPr>
-              <w:t xml:space="preserve">[K] Det er et krav, at, </w:t>
+              <w:t xml:space="preserve">[K] Det er et krav, at, DVR s</w:t>
             </w:r>
             <w:r>
-              <w:rPr>
-                <w:rFonts w:eastAsia="Calibri"/>
-              </w:rPr>
-              <w:t>DVR s</w:t>
-            </w:r>
-            <w:r>
-              <w:t>ervices</w:t>
-            </w:r>
-            <w:r>
-              <w:t xml:space="preserve"> og stamdata services</w:t>
-            </w:r>
-            <w:r>
-              <w:t xml:space="preserve"> til dyrlægesystemer og §39 vet-forhandlersystemer udstilles på internettet.</w:t>
+              <w:t xml:space="preserve">ervices og stamdata services til dyrlægesystemer og §39 vet-forhandlersystemer udstilles på internettet.</w:t>
             </w:r>
           </w:p>
           <w:p>
@@ -12713,21 +9334,7 @@
                 <w:rFonts w:cs="Calibri"/>
                 <w:color w:val="000000"/>
               </w:rPr>
-              <w:t>[K] Det er et krav</w:t>
-            </w:r>
-            <w:r>
-              <w:rPr>
-                <w:rFonts w:cs="Calibri"/>
-                <w:color w:val="000000"/>
-              </w:rPr>
-              <w:t>,</w:t>
-            </w:r>
-            <w:r>
-              <w:rPr>
-                <w:rFonts w:cs="Calibri"/>
-                <w:color w:val="000000"/>
-              </w:rPr>
-              <w:t xml:space="preserve"> at</w:t>
+              <w:t xml:space="preserve">[K] Det er et krav, at</w:t>
             </w:r>
             <w:r>
               <w:rPr>
@@ -12740,63 +9347,7 @@
                 <w:rFonts w:cs="Calibri"/>
                 <w:color w:val="000000"/>
               </w:rPr>
-              <w:t>services</w:t>
-            </w:r>
-            <w:r>
-              <w:rPr>
-                <w:rFonts w:cs="Calibri"/>
-                <w:color w:val="000000"/>
-              </w:rPr>
-              <w:t xml:space="preserve">, </w:t>
-            </w:r>
-            <w:r>
-              <w:rPr>
-                <w:rFonts w:cs="Calibri"/>
-                <w:color w:val="000000"/>
-              </w:rPr>
-              <w:t xml:space="preserve">som udstilles </w:t>
-            </w:r>
-            <w:r>
-              <w:rPr>
-                <w:rFonts w:cs="Calibri"/>
-                <w:color w:val="000000"/>
-              </w:rPr>
-              <w:t>til brug for apotekssystemer, både teknisk og funktionelt</w:t>
-            </w:r>
-            <w:r>
-              <w:rPr>
-                <w:rFonts w:cs="Calibri"/>
-                <w:color w:val="000000"/>
-              </w:rPr>
-              <w:t xml:space="preserve"> skal</w:t>
-            </w:r>
-            <w:r>
-              <w:rPr>
-                <w:rFonts w:cs="Calibri"/>
-                <w:color w:val="000000"/>
-              </w:rPr>
-              <w:t xml:space="preserve"> svare til den receptfunktionalitet, som disse systemer anvender på FMK. D</w:t>
-            </w:r>
-            <w:r>
-              <w:rPr>
-                <w:rFonts w:cs="Calibri"/>
-                <w:color w:val="000000"/>
-              </w:rPr>
-              <w:t>et vil sige</w:t>
-            </w:r>
-            <w:r>
-              <w:rPr>
-                <w:rFonts w:cs="Calibri"/>
-                <w:color w:val="000000"/>
-              </w:rPr>
-              <w:t>. at services udstilles på Sundhedsdatanettet via Den Gode Webservice-standarden</w:t>
-            </w:r>
-            <w:r>
-              <w:rPr>
-                <w:rFonts w:cs="Calibri"/>
-                <w:color w:val="000000"/>
-              </w:rPr>
-              <w:t xml:space="preserve"> baseret på HL7 version3.</w:t>
+              <w:t xml:space="preserve">services, som udstilles til brug for apotekssystemer, både teknisk og funktionelt skal svare til den receptfunktionalitet, som disse systemer anvender på FMK. Det vil sige. at services udstilles på Sundhedsdatanettet via Den Gode Webservice-standarden baseret på HL7 version3.</w:t>
             </w:r>
           </w:p>
           <w:p>
@@ -12848,138 +9399,13 @@
                 <w:rFonts w:cs="Calibri"/>
                 <w:color w:val="000000"/>
               </w:rPr>
-              <w:t>[K] Det er et krav</w:t>
-            </w:r>
-            <w:r>
-              <w:rPr>
-                <w:rFonts w:cs="Calibri"/>
-                <w:color w:val="000000"/>
-              </w:rPr>
-              <w:t>,</w:t>
-            </w:r>
-            <w:r>
-              <w:rPr>
-                <w:rFonts w:cs="Calibri"/>
-                <w:color w:val="000000"/>
-              </w:rPr>
-              <w:t xml:space="preserve"> at </w:t>
-            </w:r>
-            <w:r>
-              <w:rPr>
-                <w:rFonts w:cs="Calibri"/>
-                <w:color w:val="000000"/>
-              </w:rPr>
-              <w:t xml:space="preserve">følgende </w:t>
-            </w:r>
-            <w:r>
-              <w:rPr>
-                <w:rFonts w:cs="Calibri"/>
-                <w:color w:val="000000"/>
-              </w:rPr>
-              <w:t>stamdata</w:t>
-            </w:r>
-            <w:r>
-              <w:rPr>
-                <w:rFonts w:cs="Calibri"/>
-                <w:color w:val="000000"/>
-              </w:rPr>
-              <w:t xml:space="preserve"> </w:t>
-            </w:r>
-            <w:r>
-              <w:rPr>
-                <w:rFonts w:cs="Calibri"/>
-                <w:color w:val="000000"/>
-              </w:rPr>
-              <w:t xml:space="preserve">services </w:t>
-            </w:r>
-            <w:r>
-              <w:rPr>
-                <w:rFonts w:cs="Calibri"/>
-                <w:color w:val="000000"/>
-              </w:rPr>
-              <w:t xml:space="preserve">målrettet apotekssystemerne </w:t>
-            </w:r>
-            <w:r>
-              <w:rPr>
-                <w:rFonts w:cs="Calibri"/>
-                <w:color w:val="000000"/>
-              </w:rPr>
-              <w:t xml:space="preserve">implementeres som RESTful webservices baseret på </w:t>
-            </w:r>
-            <w:proofErr w:type="spellStart"/>
-            <w:r>
-              <w:rPr>
-                <w:rFonts w:cs="Calibri"/>
-                <w:color w:val="000000"/>
-              </w:rPr>
-              <w:t>http</w:t>
-            </w:r>
-            <w:r>
-              <w:rPr>
-                <w:rFonts w:cs="Calibri"/>
-                <w:color w:val="000000"/>
-              </w:rPr>
-              <w:t>s</w:t>
-            </w:r>
-            <w:proofErr w:type="spellEnd"/>
-            <w:r>
-              <w:rPr>
-                <w:rFonts w:cs="Calibri"/>
-                <w:color w:val="000000"/>
-              </w:rPr>
-              <w:t xml:space="preserve"> </w:t>
-            </w:r>
-            <w:r>
-              <w:rPr>
-                <w:rFonts w:cs="Calibri"/>
-                <w:color w:val="000000"/>
-              </w:rPr>
-              <w:t>standardmetoder</w:t>
-            </w:r>
-            <w:r>
-              <w:rPr>
-                <w:rFonts w:cs="Calibri"/>
-                <w:color w:val="000000"/>
-              </w:rPr>
-              <w:t>,</w:t>
-            </w:r>
-            <w:r>
-              <w:rPr>
-                <w:rFonts w:cs="Calibri"/>
-                <w:color w:val="000000"/>
-              </w:rPr>
-              <w:t xml:space="preserve"> og alle request</w:t>
-            </w:r>
-            <w:r>
-              <w:rPr>
-                <w:rFonts w:cs="Calibri"/>
-                <w:color w:val="000000"/>
-              </w:rPr>
+              <w:t xml:space="preserve">[K] Det er et krav, at følgende stamdata services målrettet apotekssystemerne implementeres som RESTful webservices baseret på https standardmetoder, og alle request</w:t>
               <w:noBreakHyphen/>
               <w:t xml:space="preserve"> og response</w:t>
-            </w:r>
-            <w:r>
-              <w:rPr>
-                <w:rFonts w:cs="Calibri"/>
-                <w:color w:val="000000"/>
-              </w:rPr>
               <w:noBreakHyphen/>
               <w:t>payloads skal leveres i JSON</w:t>
-            </w:r>
-            <w:r>
-              <w:rPr>
-                <w:rFonts w:cs="Calibri"/>
-                <w:color w:val="000000"/>
-              </w:rPr>
               <w:noBreakHyphen/>
-              <w:t>format</w:t>
-            </w:r>
-            <w:r>
-              <w:rPr>
-                <w:rFonts w:cs="Calibri"/>
-                <w:color w:val="000000"/>
-              </w:rPr>
-              <w:t>:</w:t>
+              <w:t>format:</w:t>
             </w:r>
           </w:p>
           <w:p>
@@ -13102,49 +9528,7 @@
                 <w:rFonts w:cs="Calibri"/>
                 <w:color w:val="000000"/>
               </w:rPr>
-              <w:t>[K] Det er et krav</w:t>
-            </w:r>
-            <w:r>
-              <w:rPr>
-                <w:rFonts w:cs="Calibri"/>
-                <w:color w:val="000000"/>
-              </w:rPr>
-              <w:t>,</w:t>
-            </w:r>
-            <w:r>
-              <w:rPr>
-                <w:rFonts w:cs="Calibri"/>
-                <w:color w:val="000000"/>
-              </w:rPr>
-              <w:t xml:space="preserve"> at alle REST snitflader udvikles </w:t>
-            </w:r>
-            <w:r>
-              <w:rPr>
-                <w:rFonts w:cs="Calibri"/>
-                <w:color w:val="000000"/>
-              </w:rPr>
-              <w:t>i overensstemmelse med</w:t>
-            </w:r>
-            <w:r>
-              <w:rPr>
-                <w:rFonts w:cs="Calibri"/>
-                <w:color w:val="000000"/>
-              </w:rPr>
-              <w:t xml:space="preserve"> standarden OpenAPI 3.0+</w:t>
-            </w:r>
-            <w:r>
-              <w:rPr>
-                <w:rFonts w:cs="Calibri"/>
-                <w:color w:val="000000"/>
-              </w:rPr>
-              <w:t xml:space="preserve"> eller tilsvarende</w:t>
-            </w:r>
-            <w:r>
-              <w:rPr>
-                <w:rFonts w:cs="Calibri"/>
-                <w:color w:val="000000"/>
-              </w:rPr>
-              <w:t>.</w:t>
+              <w:t xml:space="preserve">[K] Det er et krav, at alle REST snitflader udvikles i overensstemmelse med standarden OpenAPI 3.0+ eller tilsvarende.</w:t>
             </w:r>
           </w:p>
           <w:p>
@@ -13216,21 +9600,7 @@
                 <w:rFonts w:cs="Calibri"/>
                 <w:color w:val="000000"/>
               </w:rPr>
-              <w:t>[K] Det er et krav</w:t>
-            </w:r>
-            <w:r>
-              <w:rPr>
-                <w:rFonts w:cs="Calibri"/>
-                <w:color w:val="000000"/>
-              </w:rPr>
-              <w:t>,</w:t>
-            </w:r>
-            <w:r>
-              <w:rPr>
-                <w:rFonts w:cs="Calibri"/>
-                <w:color w:val="000000"/>
-              </w:rPr>
-              <w:t xml:space="preserve"> at alle REST snitflader beskyttes mod uautoriseret adgang ved anvendelse af OpenID Connect (OIDC) eller tilsvarende.</w:t>
+              <w:t xml:space="preserve">[K] Det er et krav, at alle REST snitflader beskyttes mod uautoriseret adgang ved anvendelse af OpenID Connect (OIDC) eller tilsvarende.</w:t>
             </w:r>
             <w:r>
               <w:br/>
@@ -13323,13 +9693,7 @@
       <w:bookmarkStart w:id="95" w:name="_Toc224889766"/>
       <w:bookmarkStart w:id="96" w:name="_Toc240973875"/>
       <w:r>
-        <w:t>Generelle tekniske</w:t>
-      </w:r>
-      <w:r>
-        <w:t xml:space="preserve"> og sikkerhedsmæssige</w:t>
-      </w:r>
-      <w:r>
-        <w:t xml:space="preserve"> krav</w:t>
+        <w:t xml:space="preserve">Generelle tekniske og sikkerhedsmæssige krav</w:t>
       </w:r>
       <w:bookmarkEnd w:id="82"/>
       <w:bookmarkEnd w:id="83"/>
@@ -13347,17 +9711,11 @@
       <w:bookmarkStart w:id="97" w:name="_Toc224889767"/>
       <w:bookmarkStart w:id="98" w:name="_Toc240973876"/>
       <w:r>
-        <w:t>Sikkerhed</w:t>
-      </w:r>
-      <w:r>
-        <w:t xml:space="preserve"> og </w:t>
+        <w:t xml:space="preserve">Sikkerhed og </w:t>
       </w:r>
       <w:bookmarkEnd w:id="97"/>
       <w:r>
-        <w:t>audit</w:t>
-      </w:r>
-      <w:r>
-        <w:t>logning</w:t>
+        <w:t>auditlogning</w:t>
       </w:r>
       <w:bookmarkEnd w:id="98"/>
     </w:p>
@@ -13433,49 +9791,7 @@
                 <w:rFonts w:cs="Calibri"/>
                 <w:color w:val="000000"/>
               </w:rPr>
-              <w:t xml:space="preserve">[K] </w:t>
-            </w:r>
-            <w:r>
-              <w:rPr>
-                <w:rFonts w:cs="Calibri"/>
-                <w:color w:val="000000"/>
-              </w:rPr>
-              <w:t>Det er et krav, at Løsning</w:t>
-            </w:r>
-            <w:r>
-              <w:rPr>
-                <w:rFonts w:cs="Calibri"/>
-                <w:color w:val="000000"/>
-              </w:rPr>
-              <w:t>en</w:t>
-            </w:r>
-            <w:r>
-              <w:rPr>
-                <w:rFonts w:cs="Calibri"/>
-                <w:color w:val="000000"/>
-              </w:rPr>
-              <w:t xml:space="preserve"> implementeres og konfigureres, så al kommunikation er krypteret via TLS version 1.2 eller nyere</w:t>
-            </w:r>
-            <w:r>
-              <w:rPr>
-                <w:rFonts w:cs="Calibri"/>
-                <w:color w:val="000000"/>
-              </w:rPr>
-              <w:t xml:space="preserve"> eller </w:t>
-            </w:r>
-            <w:r>
-              <w:rPr>
-                <w:rFonts w:cs="Calibri"/>
-                <w:color w:val="000000"/>
-              </w:rPr>
-              <w:t>tilsvarende</w:t>
-            </w:r>
-            <w:r>
-              <w:rPr>
-                <w:rFonts w:cs="Calibri"/>
-                <w:color w:val="000000"/>
-              </w:rPr>
-              <w:t>.</w:t>
+              <w:t xml:space="preserve">[K] Det er et krav, at Løsningen implementeres og konfigureres, så al kommunikation er krypteret via TLS version 1.2 eller nyere eller tilsvarende.</w:t>
             </w:r>
           </w:p>
           <w:p>
@@ -13537,34 +9853,7 @@
               <w:t xml:space="preserve">[K] Det er et krav, at </w:t>
             </w:r>
             <w:r>
-              <w:t>Løsningen</w:t>
-            </w:r>
-            <w:r>
-              <w:t xml:space="preserve"> </w:t>
-            </w:r>
-            <w:r>
-              <w:t>l</w:t>
-            </w:r>
-            <w:r>
-              <w:t xml:space="preserve">ogger alle transaktioner mellem </w:t>
-            </w:r>
-            <w:r>
-              <w:t>Løsningen</w:t>
-            </w:r>
-            <w:r>
-              <w:t xml:space="preserve"> og eksterne </w:t>
-            </w:r>
-            <w:r>
-              <w:t>anvender</w:t>
-            </w:r>
-            <w:r>
-              <w:t xml:space="preserve">systemer </w:t>
-            </w:r>
-            <w:r>
-              <w:t>og DVR online</w:t>
-            </w:r>
-            <w:r>
-              <w:t xml:space="preserve"> med revisionsspor.</w:t>
+              <w:t xml:space="preserve">Løsningen logger alle transaktioner mellem Løsningen og eksterne anvendersystemer og DVR online med revisionsspor.</w:t>
             </w:r>
           </w:p>
           <w:p>
@@ -13624,56 +9913,11 @@
               <w:rPr>
                 <w:rFonts w:asciiTheme="minorHAnsi" w:eastAsia="Verdana" w:hAnsiTheme="minorHAnsi" w:cs="Verdana"/>
               </w:rPr>
-              <w:t xml:space="preserve">[K] </w:t>
-            </w:r>
-            <w:r>
-              <w:rPr>
-                <w:rFonts w:asciiTheme="minorHAnsi" w:eastAsia="Verdana" w:hAnsiTheme="minorHAnsi" w:cs="Verdana"/>
-              </w:rPr>
-              <w:t>Det er et krav, at autentifikation af de eksterne anvendersystemers og DVR onlines kald til de services</w:t>
-            </w:r>
-            <w:r>
-              <w:rPr>
-                <w:rFonts w:asciiTheme="minorHAnsi" w:eastAsia="Verdana" w:hAnsiTheme="minorHAnsi" w:cs="Verdana"/>
-              </w:rPr>
-              <w:t>,</w:t>
-            </w:r>
-            <w:r>
-              <w:rPr>
-                <w:rFonts w:asciiTheme="minorHAnsi" w:eastAsia="Verdana" w:hAnsiTheme="minorHAnsi" w:cs="Verdana"/>
-              </w:rPr>
-              <w:t xml:space="preserve"> Løsningen udstiller</w:t>
-            </w:r>
-            <w:r>
-              <w:rPr>
-                <w:rFonts w:asciiTheme="minorHAnsi" w:eastAsia="Verdana" w:hAnsiTheme="minorHAnsi" w:cs="Verdana"/>
-              </w:rPr>
-              <w:t>,</w:t>
-            </w:r>
-            <w:r>
-              <w:rPr>
-                <w:rFonts w:asciiTheme="minorHAnsi" w:eastAsia="Verdana" w:hAnsiTheme="minorHAnsi" w:cs="Verdana"/>
-              </w:rPr>
-              <w:t xml:space="preserve"> skal ske som system</w:t>
-            </w:r>
-            <w:r>
-              <w:rPr>
-                <w:rFonts w:asciiTheme="minorHAnsi" w:eastAsia="Verdana" w:hAnsiTheme="minorHAnsi" w:cs="Verdana"/>
-              </w:rPr>
+              <w:t xml:space="preserve">[K] Det er et krav, at autentifikation af de eksterne anvendersystemers og DVR onlines kald til de services, Løsningen udstiller, skal ske som system</w:t>
               <w:noBreakHyphen/>
               <w:t>til</w:t>
-            </w:r>
-            <w:r>
-              <w:rPr>
-                <w:rFonts w:asciiTheme="minorHAnsi" w:eastAsia="Verdana" w:hAnsiTheme="minorHAnsi" w:cs="Verdana"/>
-              </w:rPr>
               <w:noBreakHyphen/>
               <w:t>system</w:t>
-            </w:r>
-            <w:r>
-              <w:rPr>
-                <w:rFonts w:asciiTheme="minorHAnsi" w:eastAsia="Verdana" w:hAnsiTheme="minorHAnsi" w:cs="Verdana"/>
-              </w:rPr>
               <w:noBreakHyphen/>
               <w:t xml:space="preserve">autentifikation i overensstemmelse med fællesoffentlige arkitektur- og sikkerhedsprincipper. </w:t>
             </w:r>
@@ -13696,25 +9940,8 @@
                 <w:rFonts w:asciiTheme="minorHAnsi" w:eastAsia="Verdana" w:hAnsiTheme="minorHAnsi" w:cs="Verdana"/>
               </w:rPr>
               <w:t>Autentifikation og adgang skal baseres på en entydig kombination af virksomhed (identificeret ved CVR</w:t>
-            </w:r>
-            <w:r>
-              <w:rPr>
-                <w:rFonts w:asciiTheme="minorHAnsi" w:eastAsia="Verdana" w:hAnsiTheme="minorHAnsi" w:cs="Verdana"/>
-              </w:rPr>
               <w:noBreakHyphen/>
-              <w:t>nummer), system og systemversion. Denne kombination udgør den autentifikationsmæssige identitet.</w:t>
-            </w:r>
-            <w:r>
-              <w:rPr>
-                <w:rFonts w:asciiTheme="minorHAnsi" w:eastAsia="Verdana" w:hAnsiTheme="minorHAnsi" w:cs="Verdana"/>
-              </w:rPr>
-              <w:t xml:space="preserve"> </w:t>
-            </w:r>
-            <w:r>
-              <w:rPr>
-                <w:rFonts w:asciiTheme="minorHAnsi" w:eastAsia="Verdana" w:hAnsiTheme="minorHAnsi" w:cs="Verdana"/>
-              </w:rPr>
-              <w:t xml:space="preserve">Autentifikationen skal være certifikatbaseret. </w:t>
+              <w:t xml:space="preserve">nummer), system og systemversion. Denne kombination udgør den autentifikationsmæssige identitet. Autentifikationen skal være certifikatbaseret. </w:t>
             </w:r>
           </w:p>
           <w:p>
@@ -13773,61 +10000,7 @@
               <w:rPr>
                 <w:rFonts w:asciiTheme="minorHAnsi" w:eastAsia="Verdana" w:hAnsiTheme="minorHAnsi" w:cs="Verdana"/>
               </w:rPr>
-              <w:t xml:space="preserve">[K] Det er et krav, at en bruger kun autoriseres til at tilgå </w:t>
-            </w:r>
-            <w:r>
-              <w:rPr>
-                <w:rFonts w:asciiTheme="minorHAnsi" w:eastAsia="Verdana" w:hAnsiTheme="minorHAnsi" w:cs="Verdana"/>
-              </w:rPr>
-              <w:t>Løsningen</w:t>
-            </w:r>
-            <w:r>
-              <w:rPr>
-                <w:rFonts w:asciiTheme="minorHAnsi" w:eastAsia="Verdana" w:hAnsiTheme="minorHAnsi" w:cs="Verdana"/>
-              </w:rPr>
-              <w:t>,</w:t>
-            </w:r>
-            <w:r>
-              <w:rPr>
-                <w:rFonts w:asciiTheme="minorHAnsi" w:eastAsia="Verdana" w:hAnsiTheme="minorHAnsi" w:cs="Verdana"/>
-              </w:rPr>
-              <w:t xml:space="preserve"> når vedkommende både kommer fra et anvendersystem</w:t>
-            </w:r>
-            <w:r>
-              <w:rPr>
-                <w:rFonts w:asciiTheme="minorHAnsi" w:eastAsia="Verdana" w:hAnsiTheme="minorHAnsi" w:cs="Verdana"/>
-              </w:rPr>
-              <w:t>,</w:t>
-            </w:r>
-            <w:r>
-              <w:rPr>
-                <w:rFonts w:asciiTheme="minorHAnsi" w:eastAsia="Verdana" w:hAnsiTheme="minorHAnsi" w:cs="Verdana"/>
-              </w:rPr>
-              <w:t xml:space="preserve"> der er autentificeret og whitelistet</w:t>
-            </w:r>
-            <w:r>
-              <w:rPr>
-                <w:rFonts w:asciiTheme="minorHAnsi" w:eastAsia="Verdana" w:hAnsiTheme="minorHAnsi" w:cs="Verdana"/>
-              </w:rPr>
-              <w:t>,</w:t>
-            </w:r>
-            <w:r>
-              <w:rPr>
-                <w:rFonts w:asciiTheme="minorHAnsi" w:eastAsia="Verdana" w:hAnsiTheme="minorHAnsi" w:cs="Verdana"/>
-              </w:rPr>
-              <w:t xml:space="preserve"> og </w:t>
-            </w:r>
-            <w:r>
-              <w:rPr>
-                <w:rFonts w:asciiTheme="minorHAnsi" w:eastAsia="Verdana" w:hAnsiTheme="minorHAnsi" w:cs="Verdana"/>
-              </w:rPr>
-              <w:t>når</w:t>
-            </w:r>
-            <w:r>
-              <w:rPr>
-                <w:rFonts w:asciiTheme="minorHAnsi" w:eastAsia="Verdana" w:hAnsiTheme="minorHAnsi" w:cs="Verdana"/>
-              </w:rPr>
-              <w:t xml:space="preserve"> vedkommende har en gyldig dyrlægeautorisation og har ordinationsret. </w:t>
+              <w:t xml:space="preserve">[K] Det er et krav, at en bruger kun autoriseres til at tilgå Løsningen, når vedkommende både kommer fra et anvendersystem, der er autentificeret og whitelistet, og når vedkommende har en gyldig dyrlægeautorisation og har ordinationsret. </w:t>
             </w:r>
           </w:p>
           <w:p>
@@ -13841,60 +10014,7 @@
                 <w:rFonts w:asciiTheme="minorHAnsi" w:eastAsia="Verdana" w:hAnsiTheme="minorHAnsi" w:cs="Verdana"/>
               </w:rPr>
               <w:br/>
-            </w:r>
-            <w:r>
-              <w:rPr>
-                <w:rFonts w:asciiTheme="minorHAnsi" w:eastAsia="Verdana" w:hAnsiTheme="minorHAnsi" w:cs="Verdana"/>
-              </w:rPr>
-              <w:t>E</w:t>
-            </w:r>
-            <w:r>
-              <w:rPr>
-                <w:rFonts w:asciiTheme="minorHAnsi" w:eastAsia="Verdana" w:hAnsiTheme="minorHAnsi" w:cs="Verdana"/>
-              </w:rPr>
-              <w:t xml:space="preserve">n bruger med gyldig dyrlægeautorisation og ordinationsret skal kun autoriseres til at tilgå </w:t>
-            </w:r>
-            <w:r>
-              <w:rPr>
-                <w:rFonts w:asciiTheme="minorHAnsi" w:eastAsia="Verdana" w:hAnsiTheme="minorHAnsi" w:cs="Verdana"/>
-              </w:rPr>
-              <w:t>Løsningen</w:t>
-            </w:r>
-            <w:r>
-              <w:rPr>
-                <w:rFonts w:asciiTheme="minorHAnsi" w:eastAsia="Verdana" w:hAnsiTheme="minorHAnsi" w:cs="Verdana"/>
-              </w:rPr>
-              <w:t>,</w:t>
-            </w:r>
-            <w:r>
-              <w:rPr>
-                <w:rFonts w:asciiTheme="minorHAnsi" w:eastAsia="Verdana" w:hAnsiTheme="minorHAnsi" w:cs="Verdana"/>
-              </w:rPr>
-              <w:t xml:space="preserve"> når det system</w:t>
-            </w:r>
-            <w:r>
-              <w:rPr>
-                <w:rFonts w:asciiTheme="minorHAnsi" w:eastAsia="Verdana" w:hAnsiTheme="minorHAnsi" w:cs="Verdana"/>
-              </w:rPr>
-              <w:t>,</w:t>
-            </w:r>
-            <w:r>
-              <w:rPr>
-                <w:rFonts w:asciiTheme="minorHAnsi" w:eastAsia="Verdana" w:hAnsiTheme="minorHAnsi" w:cs="Verdana"/>
-              </w:rPr>
-              <w:t xml:space="preserve"> vedkommende er logget på ved kald til </w:t>
-            </w:r>
-            <w:r>
-              <w:rPr>
-                <w:rFonts w:asciiTheme="minorHAnsi" w:eastAsia="Verdana" w:hAnsiTheme="minorHAnsi" w:cs="Verdana"/>
-              </w:rPr>
-              <w:t>Løsningen</w:t>
-            </w:r>
-            <w:r>
-              <w:rPr>
-                <w:rFonts w:asciiTheme="minorHAnsi" w:eastAsia="Verdana" w:hAnsiTheme="minorHAnsi" w:cs="Verdana"/>
-              </w:rPr>
-              <w:t>, er whitelistet.</w:t>
+              <w:t xml:space="preserve">En bruger med gyldig dyrlægeautorisation og ordinationsret skal kun autoriseres til at tilgå Løsningen, når det system, vedkommende er logget på ved kald til Løsningen, er whitelistet.</w:t>
             </w:r>
           </w:p>
           <w:p>
@@ -13952,19 +10072,7 @@
               <w:rPr>
                 <w:rFonts w:asciiTheme="minorHAnsi" w:eastAsia="Verdana" w:hAnsiTheme="minorHAnsi" w:cs="Verdana"/>
               </w:rPr>
-              <w:t xml:space="preserve">[K] Det er et krav, at Løsningen ved oprettelse af en recept på et apotek </w:t>
-            </w:r>
-            <w:r>
-              <w:rPr>
-                <w:rFonts w:asciiTheme="minorHAnsi" w:eastAsia="Verdana" w:hAnsiTheme="minorHAnsi" w:cs="Verdana"/>
-              </w:rPr>
-              <w:t>sikrer, at</w:t>
-            </w:r>
-            <w:r>
-              <w:rPr>
-                <w:rFonts w:asciiTheme="minorHAnsi" w:eastAsia="Verdana" w:hAnsiTheme="minorHAnsi" w:cs="Verdana"/>
-              </w:rPr>
-              <w:t xml:space="preserve"> apoteket har en gældende apoteksbevilling via Apotek stamdatasættet. </w:t>
+              <w:t xml:space="preserve">[K] Det er et krav, at Løsningen ved oprettelse af en recept på et apotek sikrer, at apoteket har en gældende apoteksbevilling via Apotek stamdatasættet. </w:t>
             </w:r>
           </w:p>
           <w:p>
@@ -14023,31 +10131,7 @@
               <w:rPr>
                 <w:rFonts w:asciiTheme="minorHAnsi" w:eastAsia="Verdana" w:hAnsiTheme="minorHAnsi" w:cs="Verdana"/>
               </w:rPr>
-              <w:t>[K] Det er et krav, at Løsningen ved oprettelse af en recept hos en §39 vet-forhandler sikrer</w:t>
-            </w:r>
-            <w:r>
-              <w:rPr>
-                <w:rFonts w:asciiTheme="minorHAnsi" w:eastAsia="Verdana" w:hAnsiTheme="minorHAnsi" w:cs="Verdana"/>
-              </w:rPr>
-              <w:t>,</w:t>
-            </w:r>
-            <w:r>
-              <w:rPr>
-                <w:rFonts w:asciiTheme="minorHAnsi" w:eastAsia="Verdana" w:hAnsiTheme="minorHAnsi" w:cs="Verdana"/>
-              </w:rPr>
-              <w:t xml:space="preserve"> at §39 vet-forhandleren har en gældende §39 vet-forhandlertilladelse via §39 vet-forhandlere </w:t>
-            </w:r>
-            <w:r>
-              <w:rPr>
-                <w:rFonts w:asciiTheme="minorHAnsi" w:eastAsia="Verdana" w:hAnsiTheme="minorHAnsi" w:cs="Verdana"/>
-              </w:rPr>
-              <w:t>s</w:t>
-            </w:r>
-            <w:r>
-              <w:rPr>
-                <w:rFonts w:asciiTheme="minorHAnsi" w:eastAsia="Verdana" w:hAnsiTheme="minorHAnsi" w:cs="Verdana"/>
-              </w:rPr>
-              <w:t xml:space="preserve">tamdatasættet. </w:t>
+              <w:t xml:space="preserve">[K] Det er et krav, at Løsningen ved oprettelse af en recept hos en §39 vet-forhandler sikrer, at §39 vet-forhandleren har en gældende §39 vet-forhandlertilladelse via §39 vet-forhandlere stamdatasættet. </w:t>
             </w:r>
           </w:p>
           <w:p>
@@ -14166,22 +10250,7 @@
               <w:t xml:space="preserve">[K] Det er et krav, at </w:t>
             </w:r>
             <w:r>
-              <w:t>Løsningen</w:t>
-            </w:r>
-            <w:r>
-              <w:t xml:space="preserve"> </w:t>
-            </w:r>
-            <w:r>
-              <w:t xml:space="preserve">garanterer sikker transmission af data (TLS, kryptering, certifikater). </w:t>
-            </w:r>
-            <w:r>
-              <w:t>Der skal anvendes HTTPS protokollen</w:t>
-            </w:r>
-            <w:r>
-              <w:t xml:space="preserve"> eller tilsvarende</w:t>
-            </w:r>
-            <w:r>
-              <w:t>.</w:t>
+              <w:t xml:space="preserve">Løsningen garanterer sikker transmission af data (TLS, kryptering, certifikater). Der skal anvendes HTTPS protokollen eller tilsvarende.</w:t>
             </w:r>
           </w:p>
           <w:p>
@@ -14251,49 +10320,7 @@
               <w:rPr>
                 <w:rFonts w:eastAsia="Calibri"/>
               </w:rPr>
-              <w:t>Det er et krav</w:t>
-            </w:r>
-            <w:r>
-              <w:rPr>
-                <w:rFonts w:eastAsia="Calibri"/>
-              </w:rPr>
-              <w:t>,</w:t>
-            </w:r>
-            <w:r>
-              <w:rPr>
-                <w:rFonts w:eastAsia="Calibri"/>
-              </w:rPr>
-              <w:t xml:space="preserve"> at</w:t>
-            </w:r>
-            <w:r>
-              <w:rPr>
-                <w:rFonts w:eastAsia="Calibri"/>
-              </w:rPr>
-              <w:t xml:space="preserve"> brugere, services og systemkomponenter kun tildeles den minimale adgang</w:t>
-            </w:r>
-            <w:r>
-              <w:rPr>
-                <w:rFonts w:eastAsia="Calibri"/>
-              </w:rPr>
-              <w:t xml:space="preserve"> (least privilege)</w:t>
-            </w:r>
-            <w:r>
-              <w:rPr>
-                <w:rFonts w:eastAsia="Calibri"/>
-              </w:rPr>
-              <w:t>,</w:t>
-            </w:r>
-            <w:r>
-              <w:rPr>
-                <w:rFonts w:eastAsia="Calibri"/>
-              </w:rPr>
-              <w:t xml:space="preserve"> de behøver for at udføre deres opgaver.</w:t>
-            </w:r>
-            <w:r>
-              <w:rPr>
-                <w:rFonts w:eastAsia="Calibri"/>
-              </w:rPr>
-              <w:t xml:space="preserve"> </w:t>
+              <w:t xml:space="preserve">Det er et krav, at brugere, services og systemkomponenter kun tildeles den minimale adgang (least privilege), de behøver for at udføre deres opgaver. </w:t>
             </w:r>
           </w:p>
           <w:p>
@@ -14366,12 +10393,6 @@
                 <w:color w:val="000000"/>
               </w:rPr>
               <w:t>Det er et krav, at der føres uforanderlig auditlog over sikkerheds</w:t>
-            </w:r>
-            <w:r>
-              <w:rPr>
-                <w:rFonts w:cs="Calibri"/>
-                <w:color w:val="000000"/>
-              </w:rPr>
               <w:noBreakHyphen/>
               <w:t xml:space="preserve"> og forvaltningsrelevante hændelser. Auditlogs skal sikre fuld sporbarhed af autentifikation, autorisation, dataadgang, konfigurationsændringer og administrative handlinger. Loggene skal beskyttes mod manipulation, understøtte revision og tilsyn og leve op til krav om dataminimering og opbevaring.</w:t>
             </w:r>
@@ -14444,67 +10465,7 @@
               <w:rPr>
                 <w:rFonts w:eastAsia="Calibri"/>
               </w:rPr>
-              <w:t>Det er et krav</w:t>
-            </w:r>
-            <w:r>
-              <w:rPr>
-                <w:rFonts w:eastAsia="Calibri"/>
-              </w:rPr>
-              <w:t>,</w:t>
-            </w:r>
-            <w:r>
-              <w:rPr>
-                <w:rFonts w:eastAsia="Calibri"/>
-              </w:rPr>
-              <w:t xml:space="preserve"> at der ved </w:t>
-            </w:r>
-            <w:r>
-              <w:rPr>
-                <w:rFonts w:eastAsia="Calibri"/>
-              </w:rPr>
-              <w:t>logning</w:t>
-            </w:r>
-            <w:r>
-              <w:rPr>
-                <w:rFonts w:eastAsia="Calibri"/>
-              </w:rPr>
-              <w:t xml:space="preserve"> af </w:t>
-            </w:r>
-            <w:r>
-              <w:rPr>
-                <w:rFonts w:eastAsia="Calibri"/>
-              </w:rPr>
-              <w:t>transaktioner</w:t>
-            </w:r>
-            <w:r>
-              <w:rPr>
-                <w:rFonts w:eastAsia="Calibri"/>
-              </w:rPr>
-              <w:t xml:space="preserve"> fra </w:t>
-            </w:r>
-            <w:r>
-              <w:rPr>
-                <w:rFonts w:eastAsia="Calibri"/>
-              </w:rPr>
-              <w:t>apotekssystemer</w:t>
-            </w:r>
-            <w:r>
-              <w:rPr>
-                <w:rFonts w:eastAsia="Calibri"/>
-              </w:rPr>
-              <w:t xml:space="preserve"> logges følgende</w:t>
-            </w:r>
-            <w:r>
-              <w:rPr>
-                <w:rFonts w:eastAsia="Calibri"/>
-              </w:rPr>
-              <w:t xml:space="preserve"> i auditloggen</w:t>
-            </w:r>
-            <w:r>
-              <w:rPr>
-                <w:rFonts w:eastAsia="Calibri"/>
-              </w:rPr>
-              <w:t>:</w:t>
+              <w:t xml:space="preserve">Det er et krav, at der ved logning af transaktioner fra apotekssystemer logges følgende i auditloggen:</w:t>
             </w:r>
           </w:p>
           <w:p>
@@ -14597,28 +10558,7 @@
                 <w:rFonts w:cs="Calibri"/>
                 <w:color w:val="000000"/>
               </w:rPr>
-              <w:t>Apotek</w:t>
-            </w:r>
-            <w:r>
-              <w:rPr>
-                <w:rFonts w:cs="Calibri"/>
-                <w:color w:val="000000"/>
-              </w:rPr>
-              <w:t>et</w:t>
-            </w:r>
-            <w:r>
-              <w:rPr>
-                <w:rFonts w:cs="Calibri"/>
-                <w:color w:val="000000"/>
-              </w:rPr>
-              <w:t>s</w:t>
-            </w:r>
-            <w:r>
-              <w:rPr>
-                <w:rFonts w:cs="Calibri"/>
-                <w:color w:val="000000"/>
-              </w:rPr>
-              <w:t xml:space="preserve"> navn</w:t>
+              <w:t xml:space="preserve">Apotekets navn</w:t>
             </w:r>
           </w:p>
           <w:p>
@@ -14704,85 +10644,7 @@
               <w:rPr>
                 <w:rFonts w:eastAsia="Calibri"/>
               </w:rPr>
-              <w:t>Det er et krav</w:t>
-            </w:r>
-            <w:r>
-              <w:rPr>
-                <w:rFonts w:eastAsia="Calibri"/>
-              </w:rPr>
-              <w:t>,</w:t>
-            </w:r>
-            <w:r>
-              <w:rPr>
-                <w:rFonts w:eastAsia="Calibri"/>
-              </w:rPr>
-              <w:t xml:space="preserve"> at der ved </w:t>
-            </w:r>
-            <w:r>
-              <w:rPr>
-                <w:rFonts w:eastAsia="Calibri"/>
-              </w:rPr>
-              <w:t>logning</w:t>
-            </w:r>
-            <w:r>
-              <w:rPr>
-                <w:rFonts w:eastAsia="Calibri"/>
-              </w:rPr>
-              <w:t xml:space="preserve"> af </w:t>
-            </w:r>
-            <w:r>
-              <w:rPr>
-                <w:rFonts w:eastAsia="Calibri"/>
-              </w:rPr>
-              <w:t>transaktioner</w:t>
-            </w:r>
-            <w:r>
-              <w:rPr>
-                <w:rFonts w:eastAsia="Calibri"/>
-              </w:rPr>
-              <w:t xml:space="preserve"> fra </w:t>
-            </w:r>
-            <w:r>
-              <w:rPr>
-                <w:rFonts w:eastAsia="Calibri"/>
-              </w:rPr>
-              <w:t xml:space="preserve">§39 </w:t>
-            </w:r>
-            <w:r>
-              <w:rPr>
-                <w:rFonts w:eastAsia="Calibri"/>
-              </w:rPr>
-              <w:t>vet-</w:t>
-            </w:r>
-            <w:r>
-              <w:rPr>
-                <w:rFonts w:eastAsia="Calibri"/>
-              </w:rPr>
-              <w:t xml:space="preserve">forhandlersystemer </w:t>
-            </w:r>
-            <w:r>
-              <w:rPr>
-                <w:rFonts w:eastAsia="Calibri"/>
-              </w:rPr>
-              <w:t>logges følgende</w:t>
-            </w:r>
-            <w:r>
-              <w:rPr>
-                <w:rFonts w:eastAsia="Calibri"/>
-              </w:rPr>
-              <w:t xml:space="preserve"> </w:t>
-            </w:r>
-            <w:r>
-              <w:rPr>
-                <w:rFonts w:eastAsia="Calibri"/>
-              </w:rPr>
-              <w:t>i auditloggen</w:t>
-            </w:r>
-            <w:r>
-              <w:rPr>
-                <w:rFonts w:eastAsia="Calibri"/>
-              </w:rPr>
-              <w:t>:</w:t>
+              <w:t xml:space="preserve">Det er et krav, at der ved logning af transaktioner fra §39 vet-forhandlersystemer logges følgende i auditloggen:</w:t>
             </w:r>
           </w:p>
           <w:p>
@@ -14946,79 +10808,7 @@
               <w:rPr>
                 <w:rFonts w:eastAsia="Calibri"/>
               </w:rPr>
-              <w:t>Det er et krav</w:t>
-            </w:r>
-            <w:r>
-              <w:rPr>
-                <w:rFonts w:eastAsia="Calibri"/>
-              </w:rPr>
-              <w:t>,</w:t>
-            </w:r>
-            <w:r>
-              <w:rPr>
-                <w:rFonts w:eastAsia="Calibri"/>
-              </w:rPr>
-              <w:t xml:space="preserve"> at der ved </w:t>
-            </w:r>
-            <w:r>
-              <w:rPr>
-                <w:rFonts w:eastAsia="Calibri"/>
-              </w:rPr>
-              <w:t>logning</w:t>
-            </w:r>
-            <w:r>
-              <w:rPr>
-                <w:rFonts w:eastAsia="Calibri"/>
-              </w:rPr>
-              <w:t xml:space="preserve"> af </w:t>
-            </w:r>
-            <w:r>
-              <w:rPr>
-                <w:rFonts w:eastAsia="Calibri"/>
-              </w:rPr>
-              <w:t>transaktioner</w:t>
-            </w:r>
-            <w:r>
-              <w:rPr>
-                <w:rFonts w:eastAsia="Calibri"/>
-              </w:rPr>
-              <w:t xml:space="preserve"> fra </w:t>
-            </w:r>
-            <w:r>
-              <w:rPr>
-                <w:rFonts w:eastAsia="Calibri"/>
-              </w:rPr>
-              <w:t>dyrlægesystemer</w:t>
-            </w:r>
-            <w:r>
-              <w:rPr>
-                <w:rFonts w:eastAsia="Calibri"/>
-              </w:rPr>
-              <w:t xml:space="preserve"> </w:t>
-            </w:r>
-            <w:r>
-              <w:rPr>
-                <w:rFonts w:eastAsia="Calibri"/>
-              </w:rPr>
-              <w:t xml:space="preserve">og DVR online </w:t>
-            </w:r>
-            <w:r>
-              <w:rPr>
-                <w:rFonts w:eastAsia="Calibri"/>
-              </w:rPr>
-              <w:t>logges følgende</w:t>
-            </w:r>
-            <w:r>
-              <w:rPr>
-                <w:rFonts w:eastAsia="Calibri"/>
-              </w:rPr>
-              <w:t xml:space="preserve"> i auditloggen</w:t>
-            </w:r>
-            <w:r>
-              <w:rPr>
-                <w:rFonts w:eastAsia="Calibri"/>
-              </w:rPr>
-              <w:t>:</w:t>
+              <w:t xml:space="preserve">Det er et krav, at der ved logning af transaktioner fra dyrlægesystemer og DVR online logges følgende i auditloggen:</w:t>
             </w:r>
           </w:p>
           <w:p>
@@ -15333,16 +11123,7 @@
               <w:spacing w:line="276" w:lineRule="auto"/>
             </w:pPr>
             <w:r>
-              <w:t>En privatperson</w:t>
-            </w:r>
-            <w:r>
-              <w:t xml:space="preserve"> der har fået </w:t>
-            </w:r>
-            <w:r>
-              <w:t>apoteks</w:t>
-            </w:r>
-            <w:r>
-              <w:t>bevilling fra Lægemiddelstyrelsen til at drive apotek et bestemt sted</w:t>
+              <w:t xml:space="preserve">En privatperson der har fået apoteksbevilling fra Lægemiddelstyrelsen til at drive apotek et bestemt sted</w:t>
             </w:r>
           </w:p>
         </w:tc>
@@ -15389,19 +11170,7 @@
               <w:rPr>
                 <w:highlight w:val="white"/>
               </w:rPr>
-              <w:t>e</w:t>
-            </w:r>
-            <w:r>
-              <w:rPr>
-                <w:highlight w:val="white"/>
-              </w:rPr>
-              <w:t>,</w:t>
-            </w:r>
-            <w:r>
-              <w:rPr>
-                <w:highlight w:val="white"/>
-              </w:rPr>
-              <w:t xml:space="preserve"> der identificerer et lægemiddel i ATC-klassifikationen ved hjælp af lægemidlets aktive stof og terapeutiske virkning</w:t>
+              <w:t xml:space="preserve">e, der identificerer et lægemiddel i ATC-klassifikationen ved hjælp af lægemidlets aktive stof og terapeutiske virkning</w:t>
             </w:r>
             <w:r>
               <w:t>.</w:t>
@@ -15502,13 +11271,7 @@
               <w:spacing w:line="276" w:lineRule="auto"/>
             </w:pPr>
             <w:r>
-              <w:t xml:space="preserve">Når en dyrlæge af en eller flere årsager er frakendt retten til </w:t>
-            </w:r>
-            <w:r>
-              <w:t xml:space="preserve">fx at må udstede bestemte lægemidler på recept. </w:t>
-            </w:r>
-            <w:r>
-              <w:t xml:space="preserve"> </w:t>
+              <w:t xml:space="preserve">Når en dyrlæge af en eller flere årsager er frakendt retten til fx at må udstede bestemte lægemidler på recept.  </w:t>
             </w:r>
           </w:p>
           <w:p>
@@ -15552,10 +11315,7 @@
               <w:spacing w:line="276" w:lineRule="auto"/>
             </w:pPr>
             <w:r>
-              <w:t>Formel tilladelse eller fuldmagt til at udføre visse handlinger</w:t>
-            </w:r>
-            <w:r>
-              <w:t>.</w:t>
+              <w:t>Formel tilladelse eller fuldmagt til at udføre visse handlinger.</w:t>
             </w:r>
           </w:p>
           <w:p>
@@ -15662,21 +11422,7 @@
                 <w:iCs/>
                 <w:lang w:eastAsia="da-DK"/>
               </w:rPr>
-              <w:t>Dyr på en virksomhed, som er af samme dyreart, som anvendes til samme formål, og som har samme besætning</w:t>
-            </w:r>
-            <w:r>
-              <w:rPr>
-                <w:iCs/>
-                <w:lang w:eastAsia="da-DK"/>
-              </w:rPr>
-              <w:t>s</w:t>
-            </w:r>
-            <w:r>
-              <w:rPr>
-                <w:iCs/>
-                <w:lang w:eastAsia="da-DK"/>
-              </w:rPr>
-              <w:t>ejer.</w:t>
+              <w:t>Dyr på en virksomhed, som er af samme dyreart, som anvendes til samme formål, og som har samme besætningsejer.</w:t>
             </w:r>
           </w:p>
           <w:p>
@@ -15765,21 +11511,7 @@
                 <w:b/>
                 <w:bCs/>
               </w:rPr>
-              <w:t>Apotek</w:t>
-            </w:r>
-            <w:r>
-              <w:rPr>
-                <w:b/>
-                <w:bCs/>
-              </w:rPr>
-              <w:t>s</w:t>
-            </w:r>
-            <w:r>
-              <w:rPr>
-                <w:b/>
-                <w:bCs/>
-              </w:rPr>
-              <w:t>bevilling</w:t>
+              <w:t>Apoteksbevilling</w:t>
             </w:r>
           </w:p>
         </w:tc>
@@ -15901,13 +11633,7 @@
               <w:spacing w:line="276" w:lineRule="auto"/>
             </w:pPr>
             <w:r>
-              <w:t xml:space="preserve">Det </w:t>
-            </w:r>
-            <w:r>
-              <w:t>s</w:t>
-            </w:r>
-            <w:r>
-              <w:t>ystem, der er omfattet af nærværende kontrakt. Her kaldet Løsningen.</w:t>
+              <w:t xml:space="preserve">Det system, der er omfattet af nærværende kontrakt. Her kaldet Løsningen.</w:t>
             </w:r>
           </w:p>
           <w:p>
@@ -15954,13 +11680,7 @@
               <w:spacing w:line="276" w:lineRule="auto"/>
             </w:pPr>
             <w:r>
-              <w:t xml:space="preserve">Den Gode Webservice (DGWS) er MedComs standard, udviklet af MedCom for Sundhedsdatastyrelsen til en serviceorienteret IT-arkitektur. Standarden er baseret på webservices via SOAP og XML, og definerer en webserviceprofil for sundhedsvæsenet, </w:t>
-            </w:r>
-            <w:r>
-              <w:t>inklusiv</w:t>
-            </w:r>
-            <w:r>
-              <w:t xml:space="preserve"> håndtering af sikkerhed. </w:t>
+              <w:t xml:space="preserve">Den Gode Webservice (DGWS) er MedComs standard, udviklet af MedCom for Sundhedsdatastyrelsen til en serviceorienteret IT-arkitektur. Standarden er baseret på webservices via SOAP og XML, og definerer en webserviceprofil for sundhedsvæsenet, inklusiv håndtering af sikkerhed. </w:t>
             </w:r>
           </w:p>
           <w:p>
@@ -15973,29 +11693,9 @@
               <w:spacing w:line="276" w:lineRule="auto"/>
             </w:pPr>
             <w:r>
-              <w:t xml:space="preserve">Services specificeres via WSDL, og ud over de grundlæggende principper og best practices for webservices, er det </w:t>
-            </w:r>
-            <w:r>
-              <w:t>Løsningens</w:t>
-            </w:r>
-            <w:r>
-              <w:t xml:space="preserve"> </w:t>
-            </w:r>
-            <w:r>
+              <w:t xml:space="preserve">Services specificeres via WSDL, og ud over de grundlæggende principper og best practices for webservices, er det Løsningens </w:t>
               <w:lastRenderedPageBreak/>
-              <w:t>WSDL</w:t>
-            </w:r>
-            <w:r>
-              <w:t>,</w:t>
-            </w:r>
-            <w:r>
-              <w:t xml:space="preserve"> der definerer servicekald og indhold i XML’en</w:t>
-            </w:r>
-            <w:r>
-              <w:t>, som anvendes af Apotekssystemerne.</w:t>
-            </w:r>
-            <w:r>
-              <w:t xml:space="preserve"> </w:t>
+              <w:t xml:space="preserve">WSDL, der definerer servicekald og indhold i XML’en, som anvendes af Apotekssystemerne. </w:t>
             </w:r>
           </w:p>
           <w:p>
@@ -16008,19 +11708,7 @@
               <w:spacing w:line="276" w:lineRule="auto"/>
             </w:pPr>
             <w:r>
-              <w:t>De fleste nationale services</w:t>
-            </w:r>
-            <w:r>
-              <w:t>,</w:t>
-            </w:r>
-            <w:r>
-              <w:t xml:space="preserve"> der udstilles på sundhedsdatanettet</w:t>
-            </w:r>
-            <w:r>
-              <w:t>,</w:t>
-            </w:r>
-            <w:r>
-              <w:t xml:space="preserve"> er baseret på DGWS, f.eks. Fælles Medicinkort, Det Danske Vaccinationsregister, Det Centrale Tilskudsregister (CTR) m.v. Services på den Nationale Serviceplatform (NSP) udstilles via DGWS, og NSP’en stiller sikkerhedskomponenter og stamdata til rådighed på sundhedsdatanettet. </w:t>
+              <w:t xml:space="preserve">De fleste nationale services, der udstilles på sundhedsdatanettet, er baseret på DGWS, f.eks. Fælles Medicinkort, Det Danske Vaccinationsregister, Det Centrale Tilskudsregister (CTR) m.v. Services på den Nationale Serviceplatform (NSP) udstilles via DGWS, og NSP’en stiller sikkerhedskomponenter og stamdata til rådighed på sundhedsdatanettet. </w:t>
             </w:r>
           </w:p>
           <w:p>
@@ -16033,13 +11721,7 @@
               <w:spacing w:line="276" w:lineRule="auto"/>
             </w:pPr>
             <w:r>
-              <w:t>Se også</w:t>
-            </w:r>
-            <w:r>
-              <w:t>:</w:t>
-            </w:r>
-            <w:r>
-              <w:t xml:space="preserve"> </w:t>
+              <w:t xml:space="preserve">Se også: </w:t>
             </w:r>
             <w:hyperlink r:id="rId23" w:history="1">
               <w:r>
@@ -16101,25 +11783,7 @@
               <w:rPr>
                 <w:lang w:eastAsia="da-DK"/>
               </w:rPr>
-              <w:t>Register</w:t>
-            </w:r>
-            <w:r>
-              <w:rPr>
-                <w:lang w:eastAsia="da-DK"/>
-              </w:rPr>
-              <w:t>,</w:t>
-            </w:r>
-            <w:r>
-              <w:rPr>
-                <w:lang w:eastAsia="da-DK"/>
-              </w:rPr>
-              <w:t xml:space="preserve"> hvori alle autoriserede dyrlæger og dyrlægepraksisser skal være registreret</w:t>
-            </w:r>
-            <w:r>
-              <w:rPr>
-                <w:lang w:eastAsia="da-DK"/>
-              </w:rPr>
-              <w:t>.</w:t>
+              <w:t xml:space="preserve">Register, hvori alle autoriserede dyrlæger og dyrlægepraksisser skal være registreret.</w:t>
             </w:r>
           </w:p>
           <w:p>
@@ -16170,25 +11834,7 @@
               <w:spacing w:line="276" w:lineRule="auto"/>
             </w:pPr>
             <w:r>
-              <w:t>Den aktivitet</w:t>
-            </w:r>
-            <w:r>
-              <w:t>,</w:t>
-            </w:r>
-            <w:r>
-              <w:t xml:space="preserve"> hvor en medarbejder på et apotek eller hos en §39 vet-forhandler</w:t>
-            </w:r>
-            <w:r>
-              <w:t>,</w:t>
-            </w:r>
-            <w:r>
-              <w:t xml:space="preserve"> foretager </w:t>
-            </w:r>
-            <w:r>
-              <w:t>ekspedition</w:t>
-            </w:r>
-            <w:r>
-              <w:t xml:space="preserve"> på baggrund af en recept.</w:t>
+              <w:t xml:space="preserve">Den aktivitet, hvor en medarbejder på et apotek eller hos en §39 vet-forhandler, foretager ekspedition på baggrund af en recept.</w:t>
             </w:r>
           </w:p>
           <w:p>
@@ -16426,19 +12072,7 @@
               <w:rPr>
                 <w:lang w:eastAsia="da-DK"/>
               </w:rPr>
-              <w:t>Dyr</w:t>
-            </w:r>
-            <w:r>
-              <w:rPr>
-                <w:lang w:eastAsia="da-DK"/>
-              </w:rPr>
-              <w:t>,</w:t>
-            </w:r>
-            <w:r>
-              <w:rPr>
-                <w:lang w:eastAsia="da-DK"/>
-              </w:rPr>
-              <w:t xml:space="preserve"> der ikke holdes som produktionsdyr.</w:t>
+              <w:t xml:space="preserve">Dyr, der ikke holdes som produktionsdyr.</w:t>
             </w:r>
           </w:p>
           <w:p>
@@ -16623,13 +12257,7 @@
               <w:spacing w:after="200" w:line="276" w:lineRule="auto"/>
             </w:pPr>
             <w:r>
-              <w:t>Stof af biologisk eller kemisk oprindelse, der anvendes til</w:t>
-            </w:r>
-            <w:r>
-              <w:t>:</w:t>
-            </w:r>
-            <w:r>
-              <w:t xml:space="preserve"> </w:t>
+              <w:t xml:space="preserve">Stof af biologisk eller kemisk oprindelse, der anvendes til: </w:t>
             </w:r>
           </w:p>
           <w:p>
@@ -16730,10 +12358,7 @@
               <w:spacing w:line="276" w:lineRule="auto"/>
             </w:pPr>
             <w:r>
-              <w:t>Lægemidler, der tilberedes på et apotek til det det enkelte dyr eller besætning efter recept fra eller en dyrlæge</w:t>
-            </w:r>
-            <w:r>
-              <w:t>.</w:t>
+              <w:t>Lægemidler, der tilberedes på et apotek til det det enkelte dyr eller besætning efter recept fra eller en dyrlæge.</w:t>
             </w:r>
           </w:p>
           <w:p>
@@ -16821,10 +12446,7 @@
               <w:spacing w:line="276" w:lineRule="auto"/>
             </w:pPr>
             <w:r>
-              <w:t>En platform, som udbyder forretningsservices og datasamlinger til brug for systemer inden for sundheds domænet</w:t>
-            </w:r>
-            <w:r>
-              <w:t>.</w:t>
+              <w:t>En platform, som udbyder forretningsservices og datasamlinger til brug for systemer inden for sundheds domænet.</w:t>
             </w:r>
           </w:p>
           <w:p>
@@ -16930,25 +12552,7 @@
                 <w:sz w:val="18"/>
                 <w:szCs w:val="18"/>
               </w:rPr>
-              <w:t xml:space="preserve">En artsafhængig, </w:t>
-            </w:r>
-            <w:r>
-              <w:rPr>
-                <w:rFonts w:asciiTheme="minorHAnsi" w:hAnsiTheme="minorHAnsi" w:cstheme="minorHAnsi"/>
-                <w:bCs/>
-                <w:sz w:val="18"/>
-                <w:szCs w:val="18"/>
-              </w:rPr>
-              <w:t>2</w:t>
-            </w:r>
-            <w:r>
-              <w:rPr>
-                <w:rFonts w:asciiTheme="minorHAnsi" w:hAnsiTheme="minorHAnsi" w:cstheme="minorHAnsi"/>
-                <w:bCs/>
-                <w:sz w:val="18"/>
-                <w:szCs w:val="18"/>
-              </w:rPr>
-              <w:t>-cifret kode, der for visse dyrearter angiver formålet eller typen af en veterinær ordination. Koden anvendes som obligatorisk indberetningsoplysning i veterinær lægemiddelstatistik (VetStat) for at klassificere ordinationens karakter.</w:t>
+              <w:t xml:space="preserve">En artsafhængig, 2-cifret kode, der for visse dyrearter angiver formålet eller typen af en veterinær ordination. Koden anvendes som obligatorisk indberetningsoplysning i veterinær lægemiddelstatistik (VetStat) for at klassificere ordinationens karakter.</w:t>
             </w:r>
           </w:p>
           <w:p>
@@ -16956,6 +12560,64 @@
               <w:spacing w:line="276" w:lineRule="auto"/>
               <w:ind w:firstLine="1304"/>
             </w:pPr>
+          </w:p>
+        </w:tc>
+      </w:tr>
+      <w:tr>
+        <w:trPr>
+          <w:trHeight w:val="300"/>
+          <w:ins w:id="1142" w:author="Claude" w:date="2026-09-29T12:00:00Z"/>
+        </w:trPr>
+        <w:tc>
+          <w:tcPr>
+            <w:tcW w:w="2732" w:type="dxa"/>
+          </w:tcPr>
+          <w:p>
+            <w:pPr>
+              <w:spacing w:line="276" w:lineRule="auto"/>
+              <w:rPr>
+                <w:ins w:id="1143" w:author="Claude" w:date="2026-09-29T12:00:00Z"/>
+                <w:b/>
+                <w:bCs/>
+              </w:rPr>
+            </w:pPr>
+            <w:ins w:id="1144" w:author="Claude" w:date="2026-09-29T12:00:00Z">
+              <w:r>
+                <w:rPr>
+                  <w:b/>
+                  <w:bCs/>
+                </w:rPr>
+                <w:t xml:space="preserve">Option</w:t>
+              </w:r>
+            </w:ins>
+          </w:p>
+        </w:tc>
+        <w:tc>
+          <w:tcPr>
+            <w:tcW w:w="6167" w:type="dxa"/>
+          </w:tcPr>
+          <w:p>
+            <w:pPr>
+              <w:pStyle w:val="NormalWeb"/>
+              <w:spacing w:line="276" w:lineRule="auto"/>
+              <w:rPr>
+                <w:ins w:id="1145" w:author="Claude" w:date="2026-09-29T12:00:00Z"/>
+                <w:rFonts w:asciiTheme="minorHAnsi" w:hAnsiTheme="minorHAnsi" w:cstheme="minorHAnsi"/>
+                <w:sz w:val="18"/>
+                <w:szCs w:val="18"/>
+              </w:rPr>
+            </w:pPr>
+            <w:ins w:id="1146" w:author="Claude" w:date="2026-09-29T12:00:00Z">
+              <w:r>
+                <w:rPr>
+                  <w:rFonts w:asciiTheme="minorHAnsi" w:hAnsiTheme="minorHAnsi" w:cstheme="minorHAnsi"/>
+                  <w:bCs/>
+                  <w:sz w:val="18"/>
+                  <w:szCs w:val="18"/>
+                </w:rPr>
+                <w:t xml:space="preserve">Kundens ret, men ikke pligt, til at bestille udvikling og levering af DVR online, jf. Kontraktens punkt 6.2 og afsnit 3.5 i denne kravspecifikation.</w:t>
+              </w:r>
+            </w:ins>
           </w:p>
         </w:tc>
       </w:tr>
@@ -17003,28 +12665,7 @@
                 <w:rFonts w:asciiTheme="minorHAnsi" w:hAnsiTheme="minorHAnsi"/>
                 <w:bCs/>
               </w:rPr>
-              <w:t>En specifik pakningsstørrelse af et givet lægemiddel</w:t>
-            </w:r>
-            <w:r>
-              <w:rPr>
-                <w:rFonts w:asciiTheme="minorHAnsi" w:hAnsiTheme="minorHAnsi"/>
-                <w:bCs/>
-              </w:rPr>
-              <w:t>,</w:t>
-            </w:r>
-            <w:r>
-              <w:rPr>
-                <w:rFonts w:asciiTheme="minorHAnsi" w:hAnsiTheme="minorHAnsi"/>
-                <w:bCs/>
-              </w:rPr>
-              <w:t xml:space="preserve"> angivet med et unikt 6 cifret varenummer</w:t>
-            </w:r>
-            <w:r>
-              <w:rPr>
-                <w:rFonts w:asciiTheme="minorHAnsi" w:hAnsiTheme="minorHAnsi"/>
-                <w:bCs/>
-              </w:rPr>
-              <w:t>.</w:t>
+              <w:t xml:space="preserve">En specifik pakningsstørrelse af et givet lægemiddel, angivet med et unikt 6 cifret varenummer.</w:t>
             </w:r>
           </w:p>
           <w:p>
@@ -17080,14 +12721,7 @@
                 <w:rFonts w:asciiTheme="minorHAnsi" w:hAnsiTheme="minorHAnsi"/>
                 <w:lang w:eastAsia="da-DK"/>
               </w:rPr>
-              <w:t>Et unikt 4-cifret nummer, som en praksis tildeles, når denne registreres i VetStat</w:t>
-            </w:r>
-            <w:r>
-              <w:rPr>
-                <w:rFonts w:asciiTheme="minorHAnsi" w:hAnsiTheme="minorHAnsi"/>
-                <w:lang w:eastAsia="da-DK"/>
-              </w:rPr>
-              <w:t>.</w:t>
+              <w:t>Et unikt 4-cifret nummer, som en praksis tildeles, når denne registreres i VetStat.</w:t>
             </w:r>
           </w:p>
           <w:p>
@@ -17146,19 +12780,7 @@
               <w:rPr>
                 <w:rFonts w:asciiTheme="minorHAnsi" w:hAnsiTheme="minorHAnsi"/>
               </w:rPr>
-              <w:t>Dokument</w:t>
-            </w:r>
-            <w:r>
-              <w:rPr>
-                <w:rFonts w:asciiTheme="minorHAnsi" w:hAnsiTheme="minorHAnsi"/>
-              </w:rPr>
-              <w:t>.</w:t>
-            </w:r>
-            <w:r>
-              <w:rPr>
-                <w:rFonts w:asciiTheme="minorHAnsi" w:hAnsiTheme="minorHAnsi"/>
-              </w:rPr>
-              <w:t xml:space="preserve"> der beskriver et bestemt lægemiddels egenskaber og de betingelser, der knytter sig til brugen af det. Det er godkendt af Lægemiddelstyrelsen og danner grundlaget for information til sundhedspersonale om, hvordan lægemidlet bruges sikkert og effektivt.</w:t>
+              <w:t xml:space="preserve">Dokument. der beskriver et bestemt lægemiddels egenskaber og de betingelser, der knytter sig til brugen af det. Det er godkendt af Lægemiddelstyrelsen og danner grundlaget for information til sundhedspersonale om, hvordan lægemidlet bruges sikkert og effektivt.</w:t>
             </w:r>
           </w:p>
           <w:p>
@@ -17239,37 +12861,7 @@
               <w:rPr>
                 <w:rFonts w:asciiTheme="minorHAnsi" w:hAnsiTheme="minorHAnsi"/>
               </w:rPr>
-              <w:t>som kød, mælk, æg, skind, uld eller pels, og som derfor typisk indgår i større besætninger. Det er FVST</w:t>
-            </w:r>
-            <w:r>
-              <w:rPr>
-                <w:rFonts w:asciiTheme="minorHAnsi" w:hAnsiTheme="minorHAnsi"/>
-              </w:rPr>
-              <w:t>,</w:t>
-            </w:r>
-            <w:r>
-              <w:rPr>
-                <w:rFonts w:asciiTheme="minorHAnsi" w:hAnsiTheme="minorHAnsi"/>
-              </w:rPr>
-              <w:t xml:space="preserve"> der definere</w:t>
-            </w:r>
-            <w:r>
-              <w:rPr>
-                <w:rFonts w:asciiTheme="minorHAnsi" w:hAnsiTheme="minorHAnsi"/>
-              </w:rPr>
-              <w:t>r,</w:t>
-            </w:r>
-            <w:r>
-              <w:rPr>
-                <w:rFonts w:asciiTheme="minorHAnsi" w:hAnsiTheme="minorHAnsi"/>
-              </w:rPr>
-              <w:t xml:space="preserve"> hvilke dyr der er produktionsdyr og som er omfattet af regler for landbrugsproduktion, dyrevelfærd og fødevaresikkerhed. Krav om CHR-nummer</w:t>
-            </w:r>
-            <w:r>
-              <w:rPr>
-                <w:rFonts w:asciiTheme="minorHAnsi" w:hAnsiTheme="minorHAnsi"/>
-              </w:rPr>
-              <w:t>.</w:t>
+              <w:t xml:space="preserve">som kød, mælk, æg, skind, uld eller pels, og som derfor typisk indgår i større besætninger. Det er FVST, der definerer, hvilke dyr der er produktionsdyr og som er omfattet af regler for landbrugsproduktion, dyrevelfærd og fødevaresikkerhed. Krav om CHR-nummer.</w:t>
             </w:r>
           </w:p>
           <w:p>
@@ -17325,35 +12917,7 @@
                 <w:rFonts w:asciiTheme="minorHAnsi" w:hAnsiTheme="minorHAnsi"/>
                 <w:highlight w:val="white"/>
               </w:rPr>
-              <w:t xml:space="preserve">Anvisning fra hertil autoriseret person til apotek eller </w:t>
-            </w:r>
-            <w:r>
-              <w:rPr>
-                <w:rFonts w:asciiTheme="minorHAnsi" w:hAnsiTheme="minorHAnsi"/>
-                <w:highlight w:val="white"/>
-              </w:rPr>
-              <w:t xml:space="preserve">§39 </w:t>
-            </w:r>
-            <w:r>
-              <w:rPr>
-                <w:rFonts w:asciiTheme="minorHAnsi" w:hAnsiTheme="minorHAnsi"/>
-                <w:highlight w:val="white"/>
-              </w:rPr>
-              <w:t>V</w:t>
-            </w:r>
-            <w:r>
-              <w:rPr>
-                <w:rFonts w:asciiTheme="minorHAnsi" w:hAnsiTheme="minorHAnsi"/>
-                <w:highlight w:val="white"/>
-              </w:rPr>
-              <w:t>et</w:t>
-            </w:r>
-            <w:r>
-              <w:rPr>
-                <w:rFonts w:asciiTheme="minorHAnsi" w:hAnsiTheme="minorHAnsi"/>
-                <w:highlight w:val="white"/>
-              </w:rPr>
-              <w:t xml:space="preserve"> forhandler af liberaliserede lægemidler om udlevering af et eller flere lægemidler</w:t>
+              <w:t xml:space="preserve">Anvisning fra hertil autoriseret person til apotek eller §39 Vet forhandler af liberaliserede lægemidler om udlevering af et eller flere lægemidler</w:t>
             </w:r>
             <w:r>
               <w:rPr>
@@ -17470,13 +13034,7 @@
               <w:rPr>
                 <w:rFonts w:asciiTheme="minorHAnsi" w:hAnsiTheme="minorHAnsi"/>
               </w:rPr>
-              <w:t>Den tid, som mindst skal forløbe mellem den sidste behandling af et dyr med et veterinærlægemiddel, indtil dette dyr må anvendes til fremstilling af fødevarer, og som ved normal forskriftsmæssig brug er nødvendig for at sikre, at sådanne fødevarer ikke indeholder restkoncentrationer i mængder, som er skadelige for folkesundheden</w:t>
-            </w:r>
-            <w:r>
-              <w:rPr>
-                <w:rFonts w:asciiTheme="minorHAnsi" w:hAnsiTheme="minorHAnsi"/>
-              </w:rPr>
-              <w:t>.</w:t>
+              <w:t>Den tid, som mindst skal forløbe mellem den sidste behandling af et dyr med et veterinærlægemiddel, indtil dette dyr må anvendes til fremstilling af fødevarer, og som ved normal forskriftsmæssig brug er nødvendig for at sikre, at sådanne fødevarer ikke indeholder restkoncentrationer i mængder, som er skadelige for folkesundheden.</w:t>
             </w:r>
           </w:p>
           <w:p>
@@ -17533,13 +13091,7 @@
               <w:rPr>
                 <w:rFonts w:asciiTheme="minorHAnsi" w:hAnsiTheme="minorHAnsi"/>
               </w:rPr>
-              <w:t xml:space="preserve">Når apotekeren tildeles en supplerende enhed </w:t>
-            </w:r>
-            <w:r>
-              <w:rPr>
-                <w:rFonts w:asciiTheme="minorHAnsi" w:hAnsiTheme="minorHAnsi"/>
-              </w:rPr>
-              <w:t xml:space="preserve">til sin Apoteksbevilling. </w:t>
+              <w:t xml:space="preserve">Når apotekeren tildeles en supplerende enhed til sin Apoteksbevilling. </w:t>
             </w:r>
           </w:p>
           <w:p>
@@ -17594,31 +13146,7 @@
               <w:rPr>
                 <w:rFonts w:asciiTheme="minorHAnsi" w:hAnsiTheme="minorHAnsi"/>
               </w:rPr>
-              <w:t>Den aktivitet</w:t>
-            </w:r>
-            <w:r>
-              <w:rPr>
-                <w:rFonts w:asciiTheme="minorHAnsi" w:hAnsiTheme="minorHAnsi"/>
-              </w:rPr>
-              <w:t>,</w:t>
-            </w:r>
-            <w:r>
-              <w:rPr>
-                <w:rFonts w:asciiTheme="minorHAnsi" w:hAnsiTheme="minorHAnsi"/>
-              </w:rPr>
-              <w:t xml:space="preserve"> hvor en medarbejder på et apotek eller hos §39 vet-forhandler udleverer et eller flere lægemidler i forlængelse af en </w:t>
-            </w:r>
-            <w:r>
-              <w:rPr>
-                <w:rFonts w:asciiTheme="minorHAnsi" w:hAnsiTheme="minorHAnsi"/>
-              </w:rPr>
-              <w:t>ekspedition</w:t>
-            </w:r>
-            <w:r>
-              <w:rPr>
-                <w:rFonts w:asciiTheme="minorHAnsi" w:hAnsiTheme="minorHAnsi"/>
-              </w:rPr>
-              <w:t xml:space="preserve"> af en recept.</w:t>
+              <w:t xml:space="preserve">Den aktivitet, hvor en medarbejder på et apotek eller hos §39 vet-forhandler udleverer et eller flere lægemidler i forlængelse af en ekspedition af en recept.</w:t>
             </w:r>
           </w:p>
           <w:p>
@@ -17722,16 +13250,7 @@
               <w:spacing w:line="276" w:lineRule="auto"/>
             </w:pPr>
             <w:r>
-              <w:t>Virksomheder</w:t>
-            </w:r>
-            <w:r>
-              <w:t>,</w:t>
-            </w:r>
-            <w:r>
-              <w:t xml:space="preserve"> der har en §39-tilladelse til at sælge og distribuere lægemidler til produktionsdyr</w:t>
-            </w:r>
-            <w:r>
-              <w:t>.</w:t>
+              <w:t xml:space="preserve">Virksomheder, der har en §39-tilladelse til at sælge og distribuere lægemidler til produktionsdyr.</w:t>
             </w:r>
           </w:p>
           <w:p>

--- a/Stjernekort/testdata/dvr/09. Bilag 03A_Kravspecifikation.docx
+++ b/Stjernekort/testdata/dvr/09. Bilag 03A_Kravspecifikation.docx
@@ -3916,7 +3916,7 @@
           <w:rPr>
             <w:b/>
           </w:rPr>
-          <w:t xml:space="preserve">DVR online udbydes som en Option, jf. Kontraktens punkt 6.2. Kravene til Optionen fremgår af afsnit 2.1, 2.3 og 3.5 og prissættes særskilt i bilag 12, Appendiks A, punkt 8.</w:t>
+          <w:t xml:space="preserve">DVR online udbydes som en Option, jf. Kontraktens punkt 6.2 og 6.3. Kravene til Optionen fremgår af afsnit 2.1, 2.3 og 3.5 og prissættes særskilt i bilag 12, Appendiks A, punkt 8.</w:t>
         </w:r>
       </w:ins>
     </w:p>
@@ -7366,7 +7366,7 @@
       </w:pPr>
       <w:ins w:id="1113" w:author="Claude" w:date="2026-09-29T12:00:00Z">
         <w:r>
-          <w:t xml:space="preserve">Kravene i dette afsnit er omfattet af Optionen, jf. Kontraktens punkt 6.2, og prissættes særskilt i bilag 12, Appendiks A, punkt 8. Kravene besvares i Kravmatrixen på samme måde som Kravspecifikationens øvrige krav, uanset om Kunden udnytter Optionen.</w:t>
+          <w:t xml:space="preserve">Kravene i dette afsnit er omfattet af Optionen, jf. Kontraktens punkt 6.2 og 6.3, og prissættes særskilt i bilag 12, Appendiks A, punkt 8. Kravene besvares i Kravmatrixen på samme måde som Kravspecifikationens øvrige krav, uanset om Kunden udnytter Optionen.</w:t>
         </w:r>
       </w:ins>
     </w:p>
@@ -12615,7 +12615,7 @@
                   <w:sz w:val="18"/>
                   <w:szCs w:val="18"/>
                 </w:rPr>
-                <w:t xml:space="preserve">Kundens ret, men ikke pligt, til at bestille udvikling og levering af DVR online, jf. Kontraktens punkt 6.2 og afsnit 3.5 i denne kravspecifikation.</w:t>
+                <w:t xml:space="preserve">Kundens ret, men ikke pligt, til at bestille udvikling og levering af DVR online, jf. Kontraktens punkt 6.2 og 6.3 samt afsnit 3.5 i denne kravspecifikation.</w:t>
               </w:r>
             </w:ins>
           </w:p>
